--- a/Received/four/4, hpca.docx
+++ b/Received/four/4, hpca.docx
@@ -4,16 +4,490 @@
   <w:body>
     <w:p>
       <w:pPr>
-        <w:pStyle w:val="Heading1"/>
-        <w:rPr>
-          <w:color w:val="000000" w:themeColor="text1"/>
-        </w:rPr>
-      </w:pPr>
-      <w:r>
-        <w:rPr>
-          <w:color w:val="000000" w:themeColor="text1"/>
-        </w:rPr>
-        <w:t>Class Four – HPCA Question Paper</w:t>
+        <w:spacing w:after="0" w:line="240" w:lineRule="auto"/>
+        <w:ind w:left="720" w:firstLine="720"/>
+        <w:rPr>
+          <w:rFonts w:ascii="Times New Roman" w:hAnsi="Times New Roman"/>
+          <w:b/>
+          <w:bCs/>
+          <w:sz w:val="36"/>
+          <w:szCs w:val="36"/>
+        </w:rPr>
+      </w:pPr>
+      <w:r>
+        <w:rPr>
+          <w:noProof/>
+        </w:rPr>
+        <mc:AlternateContent>
+          <mc:Choice Requires="wps">
+            <w:drawing>
+              <wp:anchor distT="45720" distB="45720" distL="114300" distR="114300" simplePos="0" relativeHeight="251656192" behindDoc="0" locked="0" layoutInCell="1" allowOverlap="1" wp14:anchorId="55293C82" wp14:editId="60B4F66F">
+                <wp:simplePos x="0" y="0"/>
+                <wp:positionH relativeFrom="column">
+                  <wp:align>right</wp:align>
+                </wp:positionH>
+                <wp:positionV relativeFrom="paragraph">
+                  <wp:posOffset>9525</wp:posOffset>
+                </wp:positionV>
+                <wp:extent cx="609600" cy="1404620"/>
+                <wp:effectExtent l="0" t="0" r="0" b="0"/>
+                <wp:wrapNone/>
+                <wp:docPr id="217" name="Text Box 3"/>
+                <wp:cNvGraphicFramePr>
+                  <a:graphicFrameLocks xmlns:a="http://schemas.openxmlformats.org/drawingml/2006/main"/>
+                </wp:cNvGraphicFramePr>
+                <a:graphic xmlns:a="http://schemas.openxmlformats.org/drawingml/2006/main">
+                  <a:graphicData uri="http://schemas.microsoft.com/office/word/2010/wordprocessingShape">
+                    <wps:wsp>
+                      <wps:cNvSpPr txBox="1">
+                        <a:spLocks noChangeArrowheads="1"/>
+                      </wps:cNvSpPr>
+                      <wps:spPr bwMode="auto">
+                        <a:xfrm>
+                          <a:off x="0" y="0"/>
+                          <a:ext cx="609600" cy="1404620"/>
+                        </a:xfrm>
+                        <a:prstGeom prst="rect">
+                          <a:avLst/>
+                        </a:prstGeom>
+                        <a:noFill/>
+                        <a:ln w="9525">
+                          <a:noFill/>
+                          <a:miter lim="800000"/>
+                          <a:headEnd/>
+                          <a:tailEnd/>
+                        </a:ln>
+                      </wps:spPr>
+                      <wps:txbx>
+                        <w:txbxContent>
+                          <w:p>
+                            <w:r>
+                              <w:rPr>
+                                <w:rFonts w:ascii="Times New Roman" w:hAnsi="Times New Roman"/>
+                                <w:b/>
+                                <w:bCs/>
+                                <w:sz w:val="28"/>
+                                <w:szCs w:val="28"/>
+                              </w:rPr>
+                              <w:t xml:space="preserve">D- </w:t>
+                            </w:r>
+                            <w:r>
+                              <w:rPr>
+                                <w:rFonts w:ascii="Times New Roman" w:hAnsi="Times New Roman"/>
+                                <w:b/>
+                                <w:bCs/>
+                                <w:sz w:val="28"/>
+                                <w:szCs w:val="28"/>
+                              </w:rPr>
+                              <w:t>24</w:t>
+                            </w:r>
+                          </w:p>
+                        </w:txbxContent>
+                      </wps:txbx>
+                      <wps:bodyPr rot="0" vert="horz" wrap="square" lIns="91440" tIns="45720" rIns="91440" bIns="45720" anchor="t" anchorCtr="0">
+                        <a:spAutoFit/>
+                      </wps:bodyPr>
+                    </wps:wsp>
+                  </a:graphicData>
+                </a:graphic>
+                <wp14:sizeRelH relativeFrom="margin">
+                  <wp14:pctWidth>0</wp14:pctWidth>
+                </wp14:sizeRelH>
+                <wp14:sizeRelV relativeFrom="margin">
+                  <wp14:pctHeight>20000</wp14:pctHeight>
+                </wp14:sizeRelV>
+              </wp:anchor>
+            </w:drawing>
+          </mc:Choice>
+          <mc:Fallback>
+            <w:pict>
+              <v:shapetype w14:anchorId="55293C82" id="_x0000_t202" coordsize="21600,21600" o:spt="202" path="m,l,21600r21600,l21600,xe">
+                <v:stroke joinstyle="miter"/>
+                <v:path gradientshapeok="t" o:connecttype="rect"/>
+              </v:shapetype>
+              <v:shape id="Text Box 3" o:spid="_x0000_s1026" type="#_x0000_t202" style="position:absolute;left:0;text-align:left;margin-left:-3.2pt;margin-top:.75pt;width:48pt;height:110.6pt;z-index:251656192;visibility:visible;mso-wrap-style:square;mso-width-percent:0;mso-height-percent:200;mso-wrap-distance-left:9pt;mso-wrap-distance-top:3.6pt;mso-wrap-distance-right:9pt;mso-wrap-distance-bottom:3.6pt;mso-position-horizontal:right;mso-position-horizontal-relative:text;mso-position-vertical:absolute;mso-position-vertical-relative:text;mso-width-percent:0;mso-height-percent:200;mso-width-relative:margin;mso-height-relative:margin;v-text-anchor:top" o:gfxdata="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" filled="f" stroked="f">
+                <v:textbox style="mso-fit-shape-to-text:t">
+                  <w:txbxContent>
+                    <w:p>
+                      <w:r>
+                        <w:rPr>
+                          <w:rFonts w:ascii="Times New Roman" w:hAnsi="Times New Roman"/>
+                          <w:b/>
+                          <w:bCs/>
+                          <w:sz w:val="28"/>
+                          <w:szCs w:val="28"/>
+                        </w:rPr>
+                        <w:t xml:space="preserve">D- </w:t>
+                      </w:r>
+                      <w:r>
+                        <w:rPr>
+                          <w:rFonts w:ascii="Times New Roman" w:hAnsi="Times New Roman"/>
+                          <w:b/>
+                          <w:bCs/>
+                          <w:sz w:val="28"/>
+                          <w:szCs w:val="28"/>
+                        </w:rPr>
+                        <w:t>24</w:t>
+                      </w:r>
+                    </w:p>
+                  </w:txbxContent>
+                </v:textbox>
+              </v:shape>
+            </w:pict>
+          </mc:Fallback>
+        </mc:AlternateContent>
+      </w:r>
+      <w:r>
+        <w:rPr>
+          <w:noProof/>
+        </w:rPr>
+        <w:drawing>
+          <wp:anchor distT="0" distB="0" distL="114300" distR="114300" simplePos="0" relativeHeight="251654144" behindDoc="0" locked="0" layoutInCell="1" allowOverlap="1" wp14:anchorId="57EFA597" wp14:editId="1FB082C6">
+            <wp:simplePos x="0" y="0"/>
+            <wp:positionH relativeFrom="margin">
+              <wp:align>left</wp:align>
+            </wp:positionH>
+            <wp:positionV relativeFrom="paragraph">
+              <wp:posOffset>-3810</wp:posOffset>
+            </wp:positionV>
+            <wp:extent cx="457200" cy="462915"/>
+            <wp:effectExtent l="0" t="0" r="0" b="0"/>
+            <wp:wrapNone/>
+            <wp:docPr id="64187946" name="Picture 1"/>
+            <wp:cNvGraphicFramePr>
+              <a:graphicFrameLocks xmlns:a="http://schemas.openxmlformats.org/drawingml/2006/main" noChangeAspect="1"/>
+            </wp:cNvGraphicFramePr>
+            <a:graphic xmlns:a="http://schemas.openxmlformats.org/drawingml/2006/main">
+              <a:graphicData uri="http://schemas.openxmlformats.org/drawingml/2006/picture">
+                <pic:pic xmlns:pic="http://schemas.openxmlformats.org/drawingml/2006/picture">
+                  <pic:nvPicPr>
+                    <pic:cNvPr id="0" name="Picture 1"/>
+                    <pic:cNvPicPr>
+                      <a:picLocks noChangeAspect="1" noChangeArrowheads="1"/>
+                    </pic:cNvPicPr>
+                  </pic:nvPicPr>
+                  <pic:blipFill>
+                    <a:blip r:embed="rId6">
+                      <a:extLst>
+                        <a:ext uri="{28A0092B-C50C-407E-A947-70E740481C1C}">
+                          <a14:useLocalDpi xmlns:a14="http://schemas.microsoft.com/office/drawing/2010/main" val="0"/>
+                        </a:ext>
+                      </a:extLst>
+                    </a:blip>
+                    <a:srcRect/>
+                    <a:stretch>
+                      <a:fillRect/>
+                    </a:stretch>
+                  </pic:blipFill>
+                  <pic:spPr bwMode="auto">
+                    <a:xfrm>
+                      <a:off x="0" y="0"/>
+                      <a:ext cx="457200" cy="462915"/>
+                    </a:xfrm>
+                    <a:prstGeom prst="rect">
+                      <a:avLst/>
+                    </a:prstGeom>
+                    <a:noFill/>
+                  </pic:spPr>
+                </pic:pic>
+              </a:graphicData>
+            </a:graphic>
+            <wp14:sizeRelH relativeFrom="margin">
+              <wp14:pctWidth>0</wp14:pctWidth>
+            </wp14:sizeRelH>
+            <wp14:sizeRelV relativeFrom="margin">
+              <wp14:pctHeight>0</wp14:pctHeight>
+            </wp14:sizeRelV>
+          </wp:anchor>
+        </w:drawing>
+      </w:r>
+      <w:r>
+        <w:rPr>
+          <w:rFonts w:ascii="Franklin Gothic Demi" w:hAnsi="Franklin Gothic Demi"/>
+          <w:b/>
+          <w:bCs/>
+          <w:sz w:val="36"/>
+          <w:szCs w:val="36"/>
+        </w:rPr>
+        <w:t>Green Society Public School</w:t>
+      </w:r>
+    </w:p>
+    <w:p>
+      <w:pPr>
+        <w:spacing w:after="0" w:line="240" w:lineRule="auto"/>
+        <w:jc w:val="center"/>
+        <w:rPr>
+          <w:rFonts w:ascii="Times New Roman" w:hAnsi="Times New Roman"/>
+          <w:b/>
+          <w:bCs/>
+          <w:sz w:val="20"/>
+        </w:rPr>
+      </w:pPr>
+      <w:r>
+        <w:rPr>
+          <w:rFonts w:ascii="Times New Roman" w:hAnsi="Times New Roman"/>
+          <w:b/>
+          <w:bCs/>
+          <w:sz w:val="20"/>
+        </w:rPr>
+        <w:t xml:space="preserve">Ratnanagar-7, </w:t>
+      </w:r>
+      <w:proofErr w:type="spellStart"/>
+      <w:r>
+        <w:rPr>
+          <w:rFonts w:ascii="Times New Roman" w:hAnsi="Times New Roman"/>
+          <w:b/>
+          <w:bCs/>
+          <w:sz w:val="20"/>
+        </w:rPr>
+        <w:t>Sauraha</w:t>
+      </w:r>
+      <w:proofErr w:type="spellEnd"/>
+      <w:r>
+        <w:rPr>
+          <w:rFonts w:ascii="Times New Roman" w:hAnsi="Times New Roman"/>
+          <w:b/>
+          <w:bCs/>
+          <w:sz w:val="20"/>
+        </w:rPr>
+        <w:t>, Chitwan</w:t>
+      </w:r>
+    </w:p>
+    <w:p>
+      <w:pPr>
+        <w:spacing w:after="0" w:line="240" w:lineRule="auto"/>
+        <w:ind w:left="1440"/>
+        <w:rPr>
+          <w:rFonts w:ascii="Times New Roman" w:hAnsi="Times New Roman"/>
+          <w:b/>
+          <w:bCs/>
+          <w:sz w:val="20"/>
+        </w:rPr>
+      </w:pPr>
+      <w:r>
+        <w:rPr>
+          <w:rFonts w:ascii="Times New Roman" w:hAnsi="Times New Roman"/>
+          <w:b/>
+          <w:bCs/>
+          <w:sz w:val="24"/>
+          <w:szCs w:val="24"/>
+        </w:rPr>
+        <w:t xml:space="preserve">          </w:t>
+      </w:r>
+      <w:r>
+        <w:rPr>
+          <w:rFonts w:ascii="Times New Roman" w:hAnsi="Times New Roman"/>
+          <w:b/>
+          <w:bCs/>
+          <w:sz w:val="24"/>
+          <w:szCs w:val="24"/>
+          <w:u w:val="single"/>
+        </w:rPr>
+        <w:t>Third Terminal</w:t>
+      </w:r>
+      <w:r>
+        <w:rPr>
+          <w:rFonts w:ascii="Times New Roman" w:hAnsi="Times New Roman" w:cs="Times New Roman"/>
+          <w:b/>
+          <w:bCs/>
+          <w:szCs w:val="18"/>
+          <w:u w:val="single"/>
+        </w:rPr>
+        <w:t xml:space="preserve"> Examination-2082</w:t>
+      </w:r>
+    </w:p>
+    <w:p>
+      <w:pPr>
+        <w:pBdr>
+          <w:bottom w:val="double" w:sz="6" w:space="1" w:color="auto"/>
+        </w:pBdr>
+        <w:spacing w:after="0" w:line="240" w:lineRule="auto"/>
+        <w:rPr>
+          <w:rFonts w:ascii="Times New Roman" w:hAnsi="Times New Roman"/>
+          <w:b/>
+          <w:bCs/>
+          <w:sz w:val="24"/>
+          <w:szCs w:val="24"/>
+        </w:rPr>
+      </w:pPr>
+      <w:r>
+        <w:rPr>
+          <w:rFonts w:ascii="Times New Roman" w:hAnsi="Times New Roman"/>
+          <w:b/>
+          <w:bCs/>
+          <w:sz w:val="24"/>
+          <w:szCs w:val="24"/>
+        </w:rPr>
+        <w:t>Class:</w:t>
+      </w:r>
+      <w:r>
+        <w:rPr>
+          <w:rFonts w:ascii="Times New Roman" w:hAnsi="Times New Roman"/>
+          <w:b/>
+          <w:bCs/>
+          <w:sz w:val="24"/>
+          <w:szCs w:val="24"/>
+        </w:rPr>
+        <w:tab/>
+      </w:r>
+      <w:r>
+        <w:rPr>
+          <w:rFonts w:ascii="Times New Roman" w:hAnsi="Times New Roman"/>
+          <w:b/>
+          <w:bCs/>
+          <w:sz w:val="24"/>
+          <w:szCs w:val="24"/>
+        </w:rPr>
+        <w:t>Four</w:t>
+      </w:r>
+      <w:r>
+        <w:rPr>
+          <w:rFonts w:ascii="Times New Roman" w:hAnsi="Times New Roman"/>
+          <w:b/>
+          <w:bCs/>
+          <w:sz w:val="24"/>
+          <w:szCs w:val="24"/>
+        </w:rPr>
+        <w:tab/>
+      </w:r>
+      <w:r>
+        <w:rPr>
+          <w:rFonts w:ascii="Times New Roman" w:hAnsi="Times New Roman"/>
+          <w:b/>
+          <w:bCs/>
+          <w:sz w:val="24"/>
+          <w:szCs w:val="24"/>
+        </w:rPr>
+        <w:tab/>
+        <w:t xml:space="preserve">                </w:t>
+      </w:r>
+      <w:r>
+        <w:t xml:space="preserve">  </w:t>
+      </w:r>
+      <w:r>
+        <w:rPr>
+          <w:rFonts w:ascii="Times New Roman" w:hAnsi="Times New Roman"/>
+          <w:b/>
+          <w:bCs/>
+          <w:sz w:val="24"/>
+          <w:szCs w:val="24"/>
+        </w:rPr>
+        <w:t xml:space="preserve">Time: </w:t>
+      </w:r>
+      <w:r>
+        <w:rPr>
+          <w:rFonts w:ascii="Times New Roman" w:hAnsi="Times New Roman"/>
+          <w:b/>
+          <w:bCs/>
+          <w:sz w:val="24"/>
+          <w:szCs w:val="24"/>
+        </w:rPr>
+        <w:t>1</w:t>
+      </w:r>
+      <w:r>
+        <w:rPr>
+          <w:rFonts w:ascii="Times New Roman" w:hAnsi="Times New Roman"/>
+          <w:b/>
+          <w:bCs/>
+          <w:sz w:val="24"/>
+          <w:szCs w:val="24"/>
+        </w:rPr>
+        <w:t>hr.</w:t>
+      </w:r>
+      <w:r>
+        <w:rPr>
+          <w:rFonts w:ascii="Times New Roman" w:hAnsi="Times New Roman"/>
+          <w:b/>
+          <w:bCs/>
+          <w:sz w:val="24"/>
+          <w:szCs w:val="24"/>
+        </w:rPr>
+        <w:tab/>
+      </w:r>
+      <w:r>
+        <w:rPr>
+          <w:rFonts w:ascii="Times New Roman" w:hAnsi="Times New Roman"/>
+          <w:b/>
+          <w:bCs/>
+          <w:sz w:val="24"/>
+          <w:szCs w:val="24"/>
+        </w:rPr>
+        <w:tab/>
+      </w:r>
+      <w:r>
+        <w:rPr>
+          <w:rFonts w:ascii="Times New Roman" w:hAnsi="Times New Roman"/>
+          <w:b/>
+          <w:bCs/>
+          <w:sz w:val="24"/>
+          <w:szCs w:val="24"/>
+        </w:rPr>
+        <w:tab/>
+      </w:r>
+      <w:r>
+        <w:rPr>
+          <w:rFonts w:ascii="Times New Roman" w:hAnsi="Times New Roman"/>
+          <w:b/>
+          <w:bCs/>
+          <w:sz w:val="24"/>
+          <w:szCs w:val="24"/>
+        </w:rPr>
+        <w:t xml:space="preserve">           </w:t>
+      </w:r>
+      <w:r>
+        <w:rPr>
+          <w:rFonts w:ascii="Times New Roman" w:hAnsi="Times New Roman"/>
+          <w:b/>
+          <w:bCs/>
+          <w:sz w:val="24"/>
+          <w:szCs w:val="24"/>
+        </w:rPr>
+        <w:t>F.M.:</w:t>
+      </w:r>
+      <w:r>
+        <w:rPr>
+          <w:rFonts w:ascii="Times New Roman" w:hAnsi="Times New Roman"/>
+          <w:b/>
+          <w:bCs/>
+          <w:sz w:val="24"/>
+          <w:szCs w:val="24"/>
+        </w:rPr>
+        <w:t>25</w:t>
+      </w:r>
+    </w:p>
+    <w:p>
+      <w:pPr>
+        <w:pBdr>
+          <w:bottom w:val="double" w:sz="6" w:space="1" w:color="auto"/>
+        </w:pBdr>
+        <w:spacing w:after="0" w:line="240" w:lineRule="auto"/>
+        <w:rPr>
+          <w:rFonts w:ascii="Times New Roman" w:hAnsi="Times New Roman"/>
+          <w:b/>
+          <w:bCs/>
+          <w:sz w:val="24"/>
+          <w:szCs w:val="24"/>
+        </w:rPr>
+      </w:pPr>
+      <w:r>
+        <w:rPr>
+          <w:rFonts w:ascii="Times New Roman" w:hAnsi="Times New Roman"/>
+          <w:b/>
+          <w:bCs/>
+          <w:sz w:val="24"/>
+          <w:szCs w:val="24"/>
+        </w:rPr>
+        <w:t>Sub:</w:t>
+      </w:r>
+      <w:r>
+        <w:rPr>
+          <w:rFonts w:ascii="Times New Roman" w:hAnsi="Times New Roman"/>
+          <w:b/>
+          <w:bCs/>
+          <w:sz w:val="24"/>
+          <w:szCs w:val="24"/>
+        </w:rPr>
+        <w:t xml:space="preserve"> HPCA</w:t>
       </w:r>
     </w:p>
     <w:p>
@@ -23,15 +497,18 @@
           <w:ilvl w:val="0"/>
           <w:numId w:val="10"/>
         </w:numPr>
+        <w:spacing w:before="0" w:line="240" w:lineRule="auto"/>
         <w:ind w:left="284"/>
         <w:rPr>
-          <w:color w:val="000000" w:themeColor="text1"/>
-          <w:sz w:val="28"/>
-          <w:szCs w:val="28"/>
-        </w:rPr>
-      </w:pPr>
-      <w:r>
-        <w:rPr>
+          <w:rFonts w:ascii="Times New Roman" w:hAnsi="Times New Roman" w:cs="Times New Roman"/>
+          <w:color w:val="000000" w:themeColor="text1"/>
+          <w:sz w:val="28"/>
+          <w:szCs w:val="28"/>
+        </w:rPr>
+      </w:pPr>
+      <w:r>
+        <w:rPr>
+          <w:rFonts w:ascii="Times New Roman" w:hAnsi="Times New Roman" w:cs="Times New Roman"/>
           <w:color w:val="000000" w:themeColor="text1"/>
           <w:sz w:val="28"/>
           <w:szCs w:val="28"/>
@@ -40,6 +517,7 @@
       </w:r>
       <w:r>
         <w:rPr>
+          <w:rFonts w:ascii="Times New Roman" w:hAnsi="Times New Roman" w:cs="Times New Roman"/>
           <w:color w:val="000000" w:themeColor="text1"/>
           <w:sz w:val="28"/>
           <w:szCs w:val="28"/>
@@ -48,6 +526,7 @@
       </w:r>
       <w:r>
         <w:rPr>
+          <w:rFonts w:ascii="Times New Roman" w:hAnsi="Times New Roman" w:cs="Times New Roman"/>
           <w:color w:val="000000" w:themeColor="text1"/>
           <w:sz w:val="28"/>
           <w:szCs w:val="28"/>
@@ -56,6 +535,7 @@
       </w:r>
       <w:r>
         <w:rPr>
+          <w:rFonts w:ascii="Times New Roman" w:hAnsi="Times New Roman" w:cs="Times New Roman"/>
           <w:color w:val="000000" w:themeColor="text1"/>
           <w:sz w:val="28"/>
           <w:szCs w:val="28"/>
@@ -64,6 +544,7 @@
       </w:r>
       <w:r>
         <w:rPr>
+          <w:rFonts w:ascii="Times New Roman" w:hAnsi="Times New Roman" w:cs="Times New Roman"/>
           <w:color w:val="000000" w:themeColor="text1"/>
           <w:sz w:val="28"/>
           <w:szCs w:val="28"/>
@@ -72,42 +553,28 @@
       </w:r>
       <w:r>
         <w:rPr>
-          <w:color w:val="000000" w:themeColor="text1"/>
-          <w:sz w:val="28"/>
-          <w:szCs w:val="28"/>
-        </w:rPr>
-        <w:tab/>
-      </w:r>
-      <w:r>
-        <w:rPr>
-          <w:color w:val="000000" w:themeColor="text1"/>
-          <w:sz w:val="28"/>
-          <w:szCs w:val="28"/>
-        </w:rPr>
-        <w:tab/>
-        <w:t xml:space="preserve"> (5 </w:t>
-      </w:r>
-      <w:r>
-        <w:rPr>
-          <w:color w:val="000000" w:themeColor="text1"/>
-          <w:sz w:val="28"/>
-          <w:szCs w:val="28"/>
-        </w:rPr>
-        <w:t>×</w:t>
-      </w:r>
-      <w:r>
-        <w:rPr>
-          <w:color w:val="000000" w:themeColor="text1"/>
-          <w:sz w:val="28"/>
-          <w:szCs w:val="28"/>
-        </w:rPr>
-        <w:t xml:space="preserve"> 1 = 5)</w:t>
+          <w:rFonts w:ascii="Times New Roman" w:hAnsi="Times New Roman" w:cs="Times New Roman"/>
+          <w:color w:val="000000" w:themeColor="text1"/>
+          <w:sz w:val="28"/>
+          <w:szCs w:val="28"/>
+        </w:rPr>
+        <w:t>(</w:t>
+      </w:r>
+      <w:r>
+        <w:rPr>
+          <w:rFonts w:ascii="Times New Roman" w:hAnsi="Times New Roman" w:cs="Times New Roman"/>
+          <w:color w:val="000000" w:themeColor="text1"/>
+          <w:sz w:val="28"/>
+          <w:szCs w:val="28"/>
+        </w:rPr>
+        <w:t>5×1=5)</w:t>
       </w:r>
     </w:p>
     <w:p>
       <w:pPr>
-        <w:spacing w:line="240" w:lineRule="auto"/>
-        <w:rPr>
+        <w:spacing w:after="0" w:line="240" w:lineRule="auto"/>
+        <w:rPr>
+          <w:rFonts w:ascii="Times New Roman" w:hAnsi="Times New Roman" w:cs="Times New Roman"/>
           <w:color w:val="000000" w:themeColor="text1"/>
           <w:sz w:val="28"/>
           <w:szCs w:val="28"/>
@@ -116,6 +583,7 @@
       </w:pPr>
       <w:r>
         <w:rPr>
+          <w:rFonts w:ascii="Times New Roman" w:hAnsi="Times New Roman" w:cs="Times New Roman"/>
           <w:color w:val="000000" w:themeColor="text1"/>
           <w:sz w:val="28"/>
           <w:szCs w:val="28"/>
@@ -126,9 +594,10 @@
     </w:p>
     <w:p>
       <w:pPr>
-        <w:spacing w:line="240" w:lineRule="auto"/>
-        <w:ind w:left="284"/>
-        <w:rPr>
+        <w:spacing w:after="0" w:line="240" w:lineRule="auto"/>
+        <w:ind w:left="288"/>
+        <w:rPr>
+          <w:rFonts w:ascii="Times New Roman" w:hAnsi="Times New Roman" w:cs="Times New Roman"/>
           <w:color w:val="000000" w:themeColor="text1"/>
           <w:sz w:val="28"/>
           <w:szCs w:val="28"/>
@@ -137,6 +606,7 @@
       </w:pPr>
       <w:r>
         <w:rPr>
+          <w:rFonts w:ascii="Times New Roman" w:hAnsi="Times New Roman" w:cs="Times New Roman"/>
           <w:color w:val="000000" w:themeColor="text1"/>
           <w:sz w:val="28"/>
           <w:szCs w:val="28"/>
@@ -147,20 +617,108 @@
       <w:proofErr w:type="spellStart"/>
       <w:r>
         <w:rPr>
+          <w:rFonts w:ascii="Times New Roman" w:hAnsi="Times New Roman" w:cs="Times New Roman"/>
           <w:color w:val="000000" w:themeColor="text1"/>
           <w:sz w:val="28"/>
           <w:szCs w:val="28"/>
           <w:lang w:val="fr-FR"/>
         </w:rPr>
         <w:t>biodegradable</w:t>
+      </w:r>
+      <w:proofErr w:type="spellEnd"/>
+      <w:r>
+        <w:rPr>
+          <w:rFonts w:ascii="Times New Roman" w:hAnsi="Times New Roman" w:cs="Times New Roman"/>
+          <w:color w:val="000000" w:themeColor="text1"/>
+          <w:sz w:val="28"/>
+          <w:szCs w:val="28"/>
+          <w:lang w:val="fr-FR"/>
+        </w:rPr>
+        <w:tab/>
+      </w:r>
+      <w:r>
+        <w:rPr>
+          <w:rFonts w:ascii="Times New Roman" w:hAnsi="Times New Roman" w:cs="Times New Roman"/>
+          <w:color w:val="000000" w:themeColor="text1"/>
+          <w:sz w:val="28"/>
+          <w:szCs w:val="28"/>
+          <w:lang w:val="fr-FR"/>
+        </w:rPr>
+        <w:t xml:space="preserve">ii. </w:t>
+      </w:r>
+      <w:proofErr w:type="spellStart"/>
+      <w:r>
+        <w:rPr>
+          <w:rFonts w:ascii="Times New Roman" w:hAnsi="Times New Roman" w:cs="Times New Roman"/>
+          <w:color w:val="000000" w:themeColor="text1"/>
+          <w:sz w:val="28"/>
+          <w:szCs w:val="28"/>
+          <w:lang w:val="fr-FR"/>
+        </w:rPr>
+        <w:t>Manure</w:t>
+      </w:r>
+      <w:proofErr w:type="spellEnd"/>
+      <w:r>
+        <w:rPr>
+          <w:rFonts w:ascii="Times New Roman" w:hAnsi="Times New Roman" w:cs="Times New Roman"/>
+          <w:color w:val="000000" w:themeColor="text1"/>
+          <w:sz w:val="28"/>
+          <w:szCs w:val="28"/>
+          <w:lang w:val="fr-FR"/>
+        </w:rPr>
+        <w:tab/>
+      </w:r>
+      <w:r>
+        <w:rPr>
+          <w:rFonts w:ascii="Times New Roman" w:hAnsi="Times New Roman" w:cs="Times New Roman"/>
+          <w:color w:val="000000" w:themeColor="text1"/>
+          <w:sz w:val="28"/>
+          <w:szCs w:val="28"/>
+          <w:lang w:val="fr-FR"/>
+        </w:rPr>
+        <w:t>iii. B</w:t>
+      </w:r>
+      <w:proofErr w:type="spellStart"/>
+      <w:r>
+        <w:rPr>
+          <w:rFonts w:ascii="Times New Roman" w:hAnsi="Times New Roman" w:cs="Times New Roman"/>
+          <w:color w:val="000000" w:themeColor="text1"/>
+          <w:sz w:val="28"/>
+          <w:szCs w:val="28"/>
+          <w:lang w:val="fr-FR"/>
+        </w:rPr>
+        <w:t>iodegradable</w:t>
       </w:r>
       <w:proofErr w:type="spellEnd"/>
     </w:p>
     <w:p>
       <w:pPr>
-        <w:spacing w:line="240" w:lineRule="auto"/>
+        <w:spacing w:after="0" w:line="240" w:lineRule="auto"/>
+        <w:rPr>
+          <w:rFonts w:ascii="Times New Roman" w:hAnsi="Times New Roman" w:cs="Times New Roman"/>
+          <w:color w:val="000000" w:themeColor="text1"/>
+          <w:sz w:val="28"/>
+          <w:szCs w:val="28"/>
+          <w:lang w:val="en-CA"/>
+        </w:rPr>
+      </w:pPr>
+      <w:r>
+        <w:rPr>
+          <w:rFonts w:ascii="Times New Roman" w:hAnsi="Times New Roman" w:cs="Times New Roman"/>
+          <w:color w:val="000000" w:themeColor="text1"/>
+          <w:sz w:val="28"/>
+          <w:szCs w:val="28"/>
+          <w:lang w:val="en-CA"/>
+        </w:rPr>
+        <w:t>b. Which of the following is not a malnourished food?</w:t>
+      </w:r>
+    </w:p>
+    <w:p>
+      <w:pPr>
+        <w:spacing w:after="0" w:line="240" w:lineRule="auto"/>
         <w:ind w:left="284"/>
         <w:rPr>
+          <w:rFonts w:ascii="Times New Roman" w:hAnsi="Times New Roman" w:cs="Times New Roman"/>
           <w:color w:val="000000" w:themeColor="text1"/>
           <w:sz w:val="28"/>
           <w:szCs w:val="28"/>
@@ -169,114 +727,364 @@
       </w:pPr>
       <w:r>
         <w:rPr>
+          <w:rFonts w:ascii="Times New Roman" w:hAnsi="Times New Roman" w:cs="Times New Roman"/>
           <w:color w:val="000000" w:themeColor="text1"/>
           <w:sz w:val="28"/>
           <w:szCs w:val="28"/>
           <w:lang w:val="fr-FR"/>
         </w:rPr>
+        <w:t xml:space="preserve">i. </w:t>
+      </w:r>
+      <w:proofErr w:type="spellStart"/>
+      <w:r>
+        <w:rPr>
+          <w:rFonts w:ascii="Times New Roman" w:hAnsi="Times New Roman" w:cs="Times New Roman"/>
+          <w:color w:val="000000" w:themeColor="text1"/>
+          <w:sz w:val="28"/>
+          <w:szCs w:val="28"/>
+          <w:lang w:val="fr-FR"/>
+        </w:rPr>
+        <w:t>Noodles</w:t>
+      </w:r>
+      <w:proofErr w:type="spellEnd"/>
+      <w:r>
+        <w:rPr>
+          <w:rFonts w:ascii="Times New Roman" w:hAnsi="Times New Roman" w:cs="Times New Roman"/>
+          <w:color w:val="000000" w:themeColor="text1"/>
+          <w:sz w:val="28"/>
+          <w:szCs w:val="28"/>
+          <w:lang w:val="fr-FR"/>
+        </w:rPr>
+        <w:tab/>
+      </w:r>
+      <w:r>
+        <w:rPr>
+          <w:rFonts w:ascii="Times New Roman" w:hAnsi="Times New Roman" w:cs="Times New Roman"/>
+          <w:color w:val="000000" w:themeColor="text1"/>
+          <w:sz w:val="28"/>
+          <w:szCs w:val="28"/>
+          <w:lang w:val="fr-FR"/>
+        </w:rPr>
+        <w:tab/>
+      </w:r>
+      <w:r>
+        <w:rPr>
+          <w:rFonts w:ascii="Times New Roman" w:hAnsi="Times New Roman" w:cs="Times New Roman"/>
+          <w:color w:val="000000" w:themeColor="text1"/>
+          <w:sz w:val="28"/>
+          <w:szCs w:val="28"/>
+          <w:lang w:val="fr-FR"/>
+        </w:rPr>
         <w:t xml:space="preserve">ii. </w:t>
       </w:r>
+      <w:proofErr w:type="gramStart"/>
+      <w:r>
+        <w:rPr>
+          <w:rFonts w:ascii="Times New Roman" w:hAnsi="Times New Roman" w:cs="Times New Roman"/>
+          <w:color w:val="000000" w:themeColor="text1"/>
+          <w:sz w:val="28"/>
+          <w:szCs w:val="28"/>
+          <w:lang w:val="fr-FR"/>
+        </w:rPr>
+        <w:t>Biscuit</w:t>
+      </w:r>
+      <w:r>
+        <w:rPr>
+          <w:rFonts w:ascii="Times New Roman" w:hAnsi="Times New Roman" w:cs="Times New Roman"/>
+          <w:color w:val="000000" w:themeColor="text1"/>
+          <w:sz w:val="28"/>
+          <w:szCs w:val="28"/>
+          <w:lang w:val="fr-FR"/>
+        </w:rPr>
+        <w:tab/>
+      </w:r>
+      <w:r>
+        <w:rPr>
+          <w:rFonts w:ascii="Times New Roman" w:hAnsi="Times New Roman" w:cs="Times New Roman"/>
+          <w:color w:val="000000" w:themeColor="text1"/>
+          <w:sz w:val="28"/>
+          <w:szCs w:val="28"/>
+          <w:lang w:val="fr-FR"/>
+        </w:rPr>
+        <w:tab/>
+      </w:r>
+      <w:r>
+        <w:rPr>
+          <w:rFonts w:ascii="Times New Roman" w:hAnsi="Times New Roman" w:cs="Times New Roman"/>
+          <w:color w:val="000000" w:themeColor="text1"/>
+          <w:sz w:val="28"/>
+          <w:szCs w:val="28"/>
+          <w:lang w:val="fr-FR"/>
+        </w:rPr>
+        <w:t>iii</w:t>
+      </w:r>
+      <w:proofErr w:type="gramEnd"/>
+      <w:r>
+        <w:rPr>
+          <w:rFonts w:ascii="Times New Roman" w:hAnsi="Times New Roman" w:cs="Times New Roman"/>
+          <w:color w:val="000000" w:themeColor="text1"/>
+          <w:sz w:val="28"/>
+          <w:szCs w:val="28"/>
+          <w:lang w:val="fr-FR"/>
+        </w:rPr>
+        <w:t>. Rice</w:t>
+      </w:r>
+    </w:p>
+    <w:p>
+      <w:pPr>
+        <w:spacing w:after="0" w:line="240" w:lineRule="auto"/>
+        <w:ind w:left="270" w:hanging="270"/>
+        <w:rPr>
+          <w:rFonts w:ascii="Times New Roman" w:hAnsi="Times New Roman" w:cs="Times New Roman"/>
+          <w:color w:val="000000" w:themeColor="text1"/>
+          <w:sz w:val="28"/>
+          <w:szCs w:val="28"/>
+          <w:lang w:val="en-CA"/>
+        </w:rPr>
+      </w:pPr>
+      <w:r>
+        <w:rPr>
+          <w:rFonts w:ascii="Times New Roman" w:hAnsi="Times New Roman" w:cs="Times New Roman"/>
+          <w:color w:val="000000" w:themeColor="text1"/>
+          <w:sz w:val="28"/>
+          <w:szCs w:val="28"/>
+          <w:lang w:val="en-CA"/>
+        </w:rPr>
+        <w:t>c. Which of the following does not fall under the category of smoking?</w:t>
+      </w:r>
+    </w:p>
+    <w:p>
+      <w:pPr>
+        <w:spacing w:after="0" w:line="240" w:lineRule="auto"/>
+        <w:ind w:left="284"/>
+        <w:rPr>
+          <w:rFonts w:ascii="Times New Roman" w:hAnsi="Times New Roman" w:cs="Times New Roman"/>
+          <w:color w:val="000000" w:themeColor="text1"/>
+          <w:sz w:val="28"/>
+          <w:szCs w:val="28"/>
+          <w:lang w:val="fr-FR"/>
+        </w:rPr>
+      </w:pPr>
+      <w:r>
+        <w:rPr>
+          <w:rFonts w:ascii="Times New Roman" w:hAnsi="Times New Roman" w:cs="Times New Roman"/>
+          <w:color w:val="000000" w:themeColor="text1"/>
+          <w:sz w:val="28"/>
+          <w:szCs w:val="28"/>
+          <w:lang w:val="fr-FR"/>
+        </w:rPr>
+        <w:t>i. Cigarette</w:t>
+      </w:r>
+      <w:r>
+        <w:rPr>
+          <w:rFonts w:ascii="Times New Roman" w:hAnsi="Times New Roman" w:cs="Times New Roman"/>
+          <w:color w:val="000000" w:themeColor="text1"/>
+          <w:sz w:val="28"/>
+          <w:szCs w:val="28"/>
+          <w:lang w:val="fr-FR"/>
+        </w:rPr>
+        <w:tab/>
+      </w:r>
+      <w:r>
+        <w:rPr>
+          <w:rFonts w:ascii="Times New Roman" w:hAnsi="Times New Roman" w:cs="Times New Roman"/>
+          <w:color w:val="000000" w:themeColor="text1"/>
+          <w:sz w:val="28"/>
+          <w:szCs w:val="28"/>
+          <w:lang w:val="fr-FR"/>
+        </w:rPr>
+        <w:t xml:space="preserve">ii. </w:t>
+      </w:r>
       <w:proofErr w:type="spellStart"/>
       <w:r>
         <w:rPr>
+          <w:rFonts w:ascii="Times New Roman" w:hAnsi="Times New Roman" w:cs="Times New Roman"/>
           <w:color w:val="000000" w:themeColor="text1"/>
           <w:sz w:val="28"/>
           <w:szCs w:val="28"/>
           <w:lang w:val="fr-FR"/>
         </w:rPr>
-        <w:t>Manure</w:t>
+        <w:t>Bidi</w:t>
+      </w:r>
+      <w:proofErr w:type="spellEnd"/>
+      <w:r>
+        <w:rPr>
+          <w:rFonts w:ascii="Times New Roman" w:hAnsi="Times New Roman" w:cs="Times New Roman"/>
+          <w:color w:val="000000" w:themeColor="text1"/>
+          <w:sz w:val="28"/>
+          <w:szCs w:val="28"/>
+          <w:lang w:val="fr-FR"/>
+        </w:rPr>
+        <w:tab/>
+      </w:r>
+      <w:r>
+        <w:rPr>
+          <w:rFonts w:ascii="Times New Roman" w:hAnsi="Times New Roman" w:cs="Times New Roman"/>
+          <w:color w:val="000000" w:themeColor="text1"/>
+          <w:sz w:val="28"/>
+          <w:szCs w:val="28"/>
+          <w:lang w:val="fr-FR"/>
+        </w:rPr>
+        <w:tab/>
+      </w:r>
+      <w:r>
+        <w:rPr>
+          <w:rFonts w:ascii="Times New Roman" w:hAnsi="Times New Roman" w:cs="Times New Roman"/>
+          <w:color w:val="000000" w:themeColor="text1"/>
+          <w:sz w:val="28"/>
+          <w:szCs w:val="28"/>
+          <w:lang w:val="fr-FR"/>
+        </w:rPr>
+        <w:t>iii. A</w:t>
+      </w:r>
+      <w:proofErr w:type="spellStart"/>
+      <w:r>
+        <w:rPr>
+          <w:rFonts w:ascii="Times New Roman" w:hAnsi="Times New Roman" w:cs="Times New Roman"/>
+          <w:color w:val="000000" w:themeColor="text1"/>
+          <w:sz w:val="28"/>
+          <w:szCs w:val="28"/>
+          <w:lang w:val="fr-FR"/>
+        </w:rPr>
+        <w:t>lcohol</w:t>
       </w:r>
       <w:proofErr w:type="spellEnd"/>
     </w:p>
     <w:p>
       <w:pPr>
-        <w:spacing w:line="240" w:lineRule="auto"/>
-        <w:ind w:left="284"/>
-        <w:rPr>
-          <w:color w:val="000000" w:themeColor="text1"/>
-          <w:sz w:val="28"/>
-          <w:szCs w:val="28"/>
-          <w:lang w:val="fr-FR"/>
-        </w:rPr>
-      </w:pPr>
-      <w:r>
-        <w:rPr>
-          <w:color w:val="000000" w:themeColor="text1"/>
-          <w:sz w:val="28"/>
-          <w:szCs w:val="28"/>
-          <w:lang w:val="fr-FR"/>
-        </w:rPr>
-        <w:t xml:space="preserve">iii. </w:t>
-      </w:r>
-      <w:proofErr w:type="spellStart"/>
-      <w:r>
-        <w:rPr>
-          <w:color w:val="000000" w:themeColor="text1"/>
-          <w:sz w:val="28"/>
-          <w:szCs w:val="28"/>
-          <w:lang w:val="fr-FR"/>
-        </w:rPr>
-        <w:t>Biodegradable</w:t>
-      </w:r>
-      <w:proofErr w:type="spellEnd"/>
+        <w:spacing w:after="0" w:line="240" w:lineRule="auto"/>
+        <w:rPr>
+          <w:rFonts w:ascii="Times New Roman" w:hAnsi="Times New Roman" w:cs="Times New Roman"/>
+          <w:color w:val="000000" w:themeColor="text1"/>
+          <w:sz w:val="28"/>
+          <w:szCs w:val="28"/>
+          <w:lang w:val="en-CA"/>
+        </w:rPr>
+      </w:pPr>
+      <w:r>
+        <w:rPr>
+          <w:rFonts w:ascii="Times New Roman" w:hAnsi="Times New Roman" w:cs="Times New Roman"/>
+          <w:color w:val="000000" w:themeColor="text1"/>
+          <w:sz w:val="28"/>
+          <w:szCs w:val="28"/>
+          <w:lang w:val="en-CA"/>
+        </w:rPr>
+        <w:t>d. Which of the following is the first step of long jump?</w:t>
+      </w:r>
     </w:p>
     <w:p>
       <w:pPr>
-        <w:spacing w:line="240" w:lineRule="auto"/>
-        <w:rPr>
-          <w:color w:val="000000" w:themeColor="text1"/>
-          <w:sz w:val="28"/>
-          <w:szCs w:val="28"/>
-          <w:lang w:val="en-CA"/>
-        </w:rPr>
-      </w:pPr>
-      <w:r>
-        <w:rPr>
-          <w:color w:val="000000" w:themeColor="text1"/>
-          <w:sz w:val="28"/>
-          <w:szCs w:val="28"/>
-          <w:lang w:val="en-CA"/>
-        </w:rPr>
-        <w:t>b. Which of the following is not a malnourished food?</w:t>
+        <w:spacing w:after="0" w:line="240" w:lineRule="auto"/>
+        <w:ind w:left="284"/>
+        <w:rPr>
+          <w:rFonts w:ascii="Times New Roman" w:hAnsi="Times New Roman" w:cs="Times New Roman"/>
+          <w:color w:val="000000" w:themeColor="text1"/>
+          <w:sz w:val="28"/>
+          <w:szCs w:val="28"/>
+          <w:lang w:val="fr-FR"/>
+        </w:rPr>
+      </w:pPr>
+      <w:r>
+        <w:rPr>
+          <w:rFonts w:ascii="Times New Roman" w:hAnsi="Times New Roman" w:cs="Times New Roman"/>
+          <w:color w:val="000000" w:themeColor="text1"/>
+          <w:sz w:val="28"/>
+          <w:szCs w:val="28"/>
+          <w:lang w:val="fr-FR"/>
+        </w:rPr>
+        <w:t xml:space="preserve">i. </w:t>
+      </w:r>
+      <w:proofErr w:type="spellStart"/>
+      <w:r>
+        <w:rPr>
+          <w:rFonts w:ascii="Times New Roman" w:hAnsi="Times New Roman" w:cs="Times New Roman"/>
+          <w:color w:val="000000" w:themeColor="text1"/>
+          <w:sz w:val="28"/>
+          <w:szCs w:val="28"/>
+          <w:lang w:val="fr-FR"/>
+        </w:rPr>
+        <w:t>Approach</w:t>
+      </w:r>
+      <w:proofErr w:type="spellEnd"/>
+      <w:r>
+        <w:rPr>
+          <w:rFonts w:ascii="Times New Roman" w:hAnsi="Times New Roman" w:cs="Times New Roman"/>
+          <w:color w:val="000000" w:themeColor="text1"/>
+          <w:sz w:val="28"/>
+          <w:szCs w:val="28"/>
+          <w:lang w:val="fr-FR"/>
+        </w:rPr>
+        <w:tab/>
+      </w:r>
+      <w:r>
+        <w:rPr>
+          <w:rFonts w:ascii="Times New Roman" w:hAnsi="Times New Roman" w:cs="Times New Roman"/>
+          <w:color w:val="000000" w:themeColor="text1"/>
+          <w:sz w:val="28"/>
+          <w:szCs w:val="28"/>
+          <w:lang w:val="fr-FR"/>
+        </w:rPr>
+        <w:t>ii. Flight</w:t>
+      </w:r>
+      <w:r>
+        <w:rPr>
+          <w:rFonts w:ascii="Times New Roman" w:hAnsi="Times New Roman" w:cs="Times New Roman"/>
+          <w:color w:val="000000" w:themeColor="text1"/>
+          <w:sz w:val="28"/>
+          <w:szCs w:val="28"/>
+          <w:lang w:val="fr-FR"/>
+        </w:rPr>
+        <w:tab/>
+      </w:r>
+      <w:r>
+        <w:rPr>
+          <w:rFonts w:ascii="Times New Roman" w:hAnsi="Times New Roman" w:cs="Times New Roman"/>
+          <w:color w:val="000000" w:themeColor="text1"/>
+          <w:sz w:val="28"/>
+          <w:szCs w:val="28"/>
+          <w:lang w:val="fr-FR"/>
+        </w:rPr>
+        <w:tab/>
+      </w:r>
+      <w:r>
+        <w:rPr>
+          <w:rFonts w:ascii="Times New Roman" w:hAnsi="Times New Roman" w:cs="Times New Roman"/>
+          <w:color w:val="000000" w:themeColor="text1"/>
+          <w:sz w:val="28"/>
+          <w:szCs w:val="28"/>
+          <w:lang w:val="fr-FR"/>
+        </w:rPr>
+        <w:t>iii. Landing</w:t>
       </w:r>
     </w:p>
     <w:p>
       <w:pPr>
-        <w:spacing w:line="240" w:lineRule="auto"/>
-        <w:ind w:left="284"/>
-        <w:rPr>
-          <w:color w:val="000000" w:themeColor="text1"/>
-          <w:sz w:val="28"/>
-          <w:szCs w:val="28"/>
-          <w:lang w:val="fr-FR"/>
-        </w:rPr>
-      </w:pPr>
-      <w:r>
-        <w:rPr>
-          <w:color w:val="000000" w:themeColor="text1"/>
-          <w:sz w:val="28"/>
-          <w:szCs w:val="28"/>
-          <w:lang w:val="fr-FR"/>
-        </w:rPr>
-        <w:t xml:space="preserve">i. </w:t>
-      </w:r>
-      <w:proofErr w:type="spellStart"/>
-      <w:r>
-        <w:rPr>
-          <w:color w:val="000000" w:themeColor="text1"/>
-          <w:sz w:val="28"/>
-          <w:szCs w:val="28"/>
-          <w:lang w:val="fr-FR"/>
-        </w:rPr>
-        <w:t>Noodles</w:t>
-      </w:r>
-      <w:proofErr w:type="spellEnd"/>
+        <w:spacing w:after="0" w:line="240" w:lineRule="auto"/>
+        <w:rPr>
+          <w:rFonts w:ascii="Times New Roman" w:hAnsi="Times New Roman" w:cs="Times New Roman"/>
+          <w:color w:val="000000" w:themeColor="text1"/>
+          <w:sz w:val="28"/>
+          <w:szCs w:val="28"/>
+          <w:lang w:val="en-CA"/>
+        </w:rPr>
+      </w:pPr>
+      <w:r>
+        <w:rPr>
+          <w:rFonts w:ascii="Times New Roman" w:hAnsi="Times New Roman" w:cs="Times New Roman"/>
+          <w:color w:val="000000" w:themeColor="text1"/>
+          <w:sz w:val="28"/>
+          <w:szCs w:val="28"/>
+          <w:lang w:val="en-CA"/>
+        </w:rPr>
+        <w:t>e. Which of the following is not a component of acting?</w:t>
+      </w:r>
     </w:p>
     <w:p>
       <w:pPr>
-        <w:spacing w:line="240" w:lineRule="auto"/>
+        <w:spacing w:after="0" w:line="240" w:lineRule="auto"/>
         <w:ind w:left="284"/>
         <w:rPr>
+          <w:rFonts w:ascii="Times New Roman" w:hAnsi="Times New Roman" w:cs="Times New Roman"/>
           <w:color w:val="000000" w:themeColor="text1"/>
           <w:sz w:val="28"/>
           <w:szCs w:val="28"/>
@@ -285,343 +1093,97 @@
       </w:pPr>
       <w:r>
         <w:rPr>
+          <w:rFonts w:ascii="Times New Roman" w:hAnsi="Times New Roman" w:cs="Times New Roman"/>
           <w:color w:val="000000" w:themeColor="text1"/>
           <w:sz w:val="28"/>
           <w:szCs w:val="28"/>
           <w:lang w:val="fr-FR"/>
         </w:rPr>
-        <w:t>ii. Biscuit</w:t>
+        <w:t xml:space="preserve">i. </w:t>
+      </w:r>
+      <w:proofErr w:type="spellStart"/>
+      <w:r>
+        <w:rPr>
+          <w:rFonts w:ascii="Times New Roman" w:hAnsi="Times New Roman" w:cs="Times New Roman"/>
+          <w:color w:val="000000" w:themeColor="text1"/>
+          <w:sz w:val="28"/>
+          <w:szCs w:val="28"/>
+          <w:lang w:val="fr-FR"/>
+        </w:rPr>
+        <w:t>Movement</w:t>
+      </w:r>
+      <w:proofErr w:type="spellEnd"/>
+      <w:r>
+        <w:rPr>
+          <w:rFonts w:ascii="Times New Roman" w:hAnsi="Times New Roman" w:cs="Times New Roman"/>
+          <w:color w:val="000000" w:themeColor="text1"/>
+          <w:sz w:val="28"/>
+          <w:szCs w:val="28"/>
+          <w:lang w:val="fr-FR"/>
+        </w:rPr>
+        <w:tab/>
+      </w:r>
+      <w:r>
+        <w:rPr>
+          <w:rFonts w:ascii="Times New Roman" w:hAnsi="Times New Roman" w:cs="Times New Roman"/>
+          <w:color w:val="000000" w:themeColor="text1"/>
+          <w:sz w:val="28"/>
+          <w:szCs w:val="28"/>
+          <w:lang w:val="fr-FR"/>
+        </w:rPr>
+        <w:t xml:space="preserve">ii. </w:t>
+      </w:r>
+      <w:proofErr w:type="spellStart"/>
+      <w:r>
+        <w:rPr>
+          <w:rFonts w:ascii="Times New Roman" w:hAnsi="Times New Roman" w:cs="Times New Roman"/>
+          <w:color w:val="000000" w:themeColor="text1"/>
+          <w:sz w:val="28"/>
+          <w:szCs w:val="28"/>
+          <w:lang w:val="fr-FR"/>
+        </w:rPr>
+        <w:t>Ornament</w:t>
+      </w:r>
+      <w:proofErr w:type="spellEnd"/>
+      <w:r>
+        <w:rPr>
+          <w:rFonts w:ascii="Times New Roman" w:hAnsi="Times New Roman" w:cs="Times New Roman"/>
+          <w:color w:val="000000" w:themeColor="text1"/>
+          <w:sz w:val="28"/>
+          <w:szCs w:val="28"/>
+          <w:lang w:val="fr-FR"/>
+        </w:rPr>
+        <w:tab/>
+      </w:r>
+      <w:r>
+        <w:rPr>
+          <w:rFonts w:ascii="Times New Roman" w:hAnsi="Times New Roman" w:cs="Times New Roman"/>
+          <w:color w:val="000000" w:themeColor="text1"/>
+          <w:sz w:val="28"/>
+          <w:szCs w:val="28"/>
+          <w:lang w:val="fr-FR"/>
+        </w:rPr>
+        <w:tab/>
+      </w:r>
+      <w:r>
+        <w:rPr>
+          <w:rFonts w:ascii="Times New Roman" w:hAnsi="Times New Roman" w:cs="Times New Roman"/>
+          <w:color w:val="000000" w:themeColor="text1"/>
+          <w:sz w:val="28"/>
+          <w:szCs w:val="28"/>
+          <w:lang w:val="fr-FR"/>
+        </w:rPr>
+        <w:t>iii. Rhythm and Taal</w:t>
       </w:r>
     </w:p>
     <w:p>
       <w:pPr>
-        <w:spacing w:line="240" w:lineRule="auto"/>
-        <w:ind w:left="284"/>
-        <w:rPr>
-          <w:color w:val="000000" w:themeColor="text1"/>
-          <w:sz w:val="28"/>
-          <w:szCs w:val="28"/>
-          <w:lang w:val="fr-FR"/>
-        </w:rPr>
-      </w:pPr>
-      <w:r>
-        <w:rPr>
-          <w:color w:val="000000" w:themeColor="text1"/>
-          <w:sz w:val="28"/>
-          <w:szCs w:val="28"/>
-          <w:lang w:val="fr-FR"/>
-        </w:rPr>
-        <w:t>iii. Rice</w:t>
-      </w:r>
-    </w:p>
-    <w:p>
-      <w:pPr>
-        <w:spacing w:line="240" w:lineRule="auto"/>
-        <w:rPr>
-          <w:color w:val="000000" w:themeColor="text1"/>
-          <w:sz w:val="28"/>
-          <w:szCs w:val="28"/>
-          <w:lang w:val="en-CA"/>
-        </w:rPr>
-      </w:pPr>
-      <w:r>
-        <w:rPr>
-          <w:color w:val="000000" w:themeColor="text1"/>
-          <w:sz w:val="28"/>
-          <w:szCs w:val="28"/>
-          <w:lang w:val="en-CA"/>
-        </w:rPr>
-        <w:t>c. Which of the following does not fall under the category of smoking?</w:t>
-      </w:r>
-    </w:p>
-    <w:p>
-      <w:pPr>
-        <w:spacing w:line="240" w:lineRule="auto"/>
-        <w:ind w:left="284"/>
-        <w:rPr>
-          <w:color w:val="000000" w:themeColor="text1"/>
-          <w:sz w:val="28"/>
-          <w:szCs w:val="28"/>
-          <w:lang w:val="fr-FR"/>
-        </w:rPr>
-      </w:pPr>
-      <w:r>
-        <w:rPr>
-          <w:color w:val="000000" w:themeColor="text1"/>
-          <w:sz w:val="28"/>
-          <w:szCs w:val="28"/>
-          <w:lang w:val="fr-FR"/>
-        </w:rPr>
-        <w:t>i. Cigarette</w:t>
-      </w:r>
-    </w:p>
-    <w:p>
-      <w:pPr>
-        <w:spacing w:line="240" w:lineRule="auto"/>
-        <w:ind w:left="284"/>
-        <w:rPr>
-          <w:color w:val="000000" w:themeColor="text1"/>
-          <w:sz w:val="28"/>
-          <w:szCs w:val="28"/>
-          <w:lang w:val="fr-FR"/>
-        </w:rPr>
-      </w:pPr>
-      <w:r>
-        <w:rPr>
-          <w:color w:val="000000" w:themeColor="text1"/>
-          <w:sz w:val="28"/>
-          <w:szCs w:val="28"/>
-          <w:lang w:val="fr-FR"/>
-        </w:rPr>
-        <w:t xml:space="preserve">ii. </w:t>
-      </w:r>
-      <w:proofErr w:type="spellStart"/>
-      <w:r>
-        <w:rPr>
-          <w:color w:val="000000" w:themeColor="text1"/>
-          <w:sz w:val="28"/>
-          <w:szCs w:val="28"/>
-          <w:lang w:val="fr-FR"/>
-        </w:rPr>
-        <w:t>Bidi</w:t>
-      </w:r>
-      <w:proofErr w:type="spellEnd"/>
-    </w:p>
-    <w:p>
-      <w:pPr>
-        <w:spacing w:line="240" w:lineRule="auto"/>
-        <w:ind w:left="284"/>
-        <w:rPr>
-          <w:color w:val="000000" w:themeColor="text1"/>
-          <w:sz w:val="28"/>
-          <w:szCs w:val="28"/>
-          <w:lang w:val="fr-FR"/>
-        </w:rPr>
-      </w:pPr>
-      <w:r>
-        <w:rPr>
-          <w:color w:val="000000" w:themeColor="text1"/>
-          <w:sz w:val="28"/>
-          <w:szCs w:val="28"/>
-          <w:lang w:val="fr-FR"/>
-        </w:rPr>
-        <w:t xml:space="preserve">iii. </w:t>
-      </w:r>
-      <w:proofErr w:type="spellStart"/>
-      <w:r>
-        <w:rPr>
-          <w:color w:val="000000" w:themeColor="text1"/>
-          <w:sz w:val="28"/>
-          <w:szCs w:val="28"/>
-          <w:lang w:val="fr-FR"/>
-        </w:rPr>
-        <w:t>Alcohol</w:t>
-      </w:r>
-      <w:proofErr w:type="spellEnd"/>
-    </w:p>
-    <w:p>
-      <w:pPr>
-        <w:spacing w:line="240" w:lineRule="auto"/>
-        <w:rPr>
-          <w:color w:val="000000" w:themeColor="text1"/>
-          <w:sz w:val="28"/>
-          <w:szCs w:val="28"/>
-          <w:lang w:val="en-CA"/>
-        </w:rPr>
-      </w:pPr>
-      <w:r>
-        <w:rPr>
-          <w:color w:val="000000" w:themeColor="text1"/>
-          <w:sz w:val="28"/>
-          <w:szCs w:val="28"/>
-          <w:lang w:val="en-CA"/>
-        </w:rPr>
-        <w:t>d. Which of the following is the first step of long jump?</w:t>
-      </w:r>
-    </w:p>
-    <w:p>
-      <w:pPr>
-        <w:spacing w:line="240" w:lineRule="auto"/>
-        <w:ind w:left="284"/>
-        <w:rPr>
-          <w:color w:val="000000" w:themeColor="text1"/>
-          <w:sz w:val="28"/>
-          <w:szCs w:val="28"/>
-          <w:lang w:val="fr-FR"/>
-        </w:rPr>
-      </w:pPr>
-      <w:proofErr w:type="spellStart"/>
-      <w:r>
-        <w:rPr>
-          <w:color w:val="000000" w:themeColor="text1"/>
-          <w:sz w:val="28"/>
-          <w:szCs w:val="28"/>
-          <w:lang w:val="fr-FR"/>
-        </w:rPr>
-        <w:t>i</w:t>
-      </w:r>
-      <w:proofErr w:type="spellEnd"/>
-      <w:r>
-        <w:rPr>
-          <w:color w:val="000000" w:themeColor="text1"/>
-          <w:sz w:val="28"/>
-          <w:szCs w:val="28"/>
-          <w:lang w:val="fr-FR"/>
-        </w:rPr>
-        <w:t>. Approach</w:t>
-      </w:r>
-    </w:p>
-    <w:p>
-      <w:pPr>
-        <w:spacing w:line="240" w:lineRule="auto"/>
-        <w:ind w:left="284"/>
-        <w:rPr>
-          <w:color w:val="000000" w:themeColor="text1"/>
-          <w:sz w:val="28"/>
-          <w:szCs w:val="28"/>
-          <w:lang w:val="fr-FR"/>
-        </w:rPr>
-      </w:pPr>
-      <w:r>
-        <w:rPr>
-          <w:color w:val="000000" w:themeColor="text1"/>
-          <w:sz w:val="28"/>
-          <w:szCs w:val="28"/>
-          <w:lang w:val="fr-FR"/>
-        </w:rPr>
-        <w:t>ii. Flight</w:t>
-      </w:r>
-    </w:p>
-    <w:p>
-      <w:pPr>
-        <w:spacing w:line="240" w:lineRule="auto"/>
-        <w:ind w:left="284"/>
-        <w:rPr>
-          <w:color w:val="000000" w:themeColor="text1"/>
-          <w:sz w:val="28"/>
-          <w:szCs w:val="28"/>
-          <w:lang w:val="fr-FR"/>
-        </w:rPr>
-      </w:pPr>
-      <w:r>
-        <w:rPr>
-          <w:color w:val="000000" w:themeColor="text1"/>
-          <w:sz w:val="28"/>
-          <w:szCs w:val="28"/>
-          <w:lang w:val="fr-FR"/>
-        </w:rPr>
-        <w:t>iii. Landing</w:t>
-      </w:r>
-    </w:p>
-    <w:p>
-      <w:pPr>
-        <w:spacing w:line="240" w:lineRule="auto"/>
-        <w:rPr>
-          <w:color w:val="000000" w:themeColor="text1"/>
-          <w:sz w:val="28"/>
-          <w:szCs w:val="28"/>
-          <w:lang w:val="en-CA"/>
-        </w:rPr>
-      </w:pPr>
-      <w:r>
-        <w:rPr>
-          <w:color w:val="000000" w:themeColor="text1"/>
-          <w:sz w:val="28"/>
-          <w:szCs w:val="28"/>
-          <w:lang w:val="en-CA"/>
-        </w:rPr>
-        <w:t>e. Which of the following is not a component of acting?</w:t>
-      </w:r>
-    </w:p>
-    <w:p>
-      <w:pPr>
-        <w:spacing w:line="240" w:lineRule="auto"/>
-        <w:ind w:left="284"/>
-        <w:rPr>
-          <w:color w:val="000000" w:themeColor="text1"/>
-          <w:sz w:val="28"/>
-          <w:szCs w:val="28"/>
-          <w:lang w:val="fr-FR"/>
-        </w:rPr>
-      </w:pPr>
-      <w:proofErr w:type="spellStart"/>
-      <w:r>
-        <w:rPr>
-          <w:color w:val="000000" w:themeColor="text1"/>
-          <w:sz w:val="28"/>
-          <w:szCs w:val="28"/>
-          <w:lang w:val="fr-FR"/>
-        </w:rPr>
-        <w:t>i</w:t>
-      </w:r>
-      <w:proofErr w:type="spellEnd"/>
-      <w:r>
-        <w:rPr>
-          <w:color w:val="000000" w:themeColor="text1"/>
-          <w:sz w:val="28"/>
-          <w:szCs w:val="28"/>
-          <w:lang w:val="fr-FR"/>
-        </w:rPr>
-        <w:t>. Movement</w:t>
-      </w:r>
-    </w:p>
-    <w:p>
-      <w:pPr>
-        <w:spacing w:line="240" w:lineRule="auto"/>
-        <w:ind w:left="284"/>
-        <w:rPr>
-          <w:color w:val="000000" w:themeColor="text1"/>
-          <w:sz w:val="28"/>
-          <w:szCs w:val="28"/>
-          <w:lang w:val="fr-FR"/>
-        </w:rPr>
-      </w:pPr>
-      <w:r>
-        <w:rPr>
-          <w:color w:val="000000" w:themeColor="text1"/>
-          <w:sz w:val="28"/>
-          <w:szCs w:val="28"/>
-          <w:lang w:val="fr-FR"/>
-        </w:rPr>
-        <w:t>ii. Ornament</w:t>
-      </w:r>
-    </w:p>
-    <w:p>
-      <w:pPr>
-        <w:spacing w:line="240" w:lineRule="auto"/>
-        <w:ind w:left="284"/>
-        <w:rPr>
-          <w:color w:val="000000" w:themeColor="text1"/>
-          <w:sz w:val="28"/>
-          <w:szCs w:val="28"/>
-          <w:lang w:val="fr-FR"/>
-        </w:rPr>
-      </w:pPr>
-      <w:r>
-        <w:rPr>
-          <w:color w:val="000000" w:themeColor="text1"/>
-          <w:sz w:val="28"/>
-          <w:szCs w:val="28"/>
-          <w:lang w:val="fr-FR"/>
-        </w:rPr>
-        <w:t>iii. Rhythm and Ta</w:t>
-      </w:r>
-      <w:r>
-        <w:rPr>
-          <w:color w:val="000000" w:themeColor="text1"/>
-          <w:sz w:val="28"/>
-          <w:szCs w:val="28"/>
-          <w:lang w:val="fr-FR"/>
-        </w:rPr>
-        <w:t>al</w:t>
-      </w:r>
-    </w:p>
-    <w:p>
-      <w:pPr>
-        <w:rPr>
-          <w:color w:val="000000" w:themeColor="text1"/>
-          <w:sz w:val="28"/>
-          <w:szCs w:val="28"/>
+        <w:spacing w:after="0" w:line="240" w:lineRule="auto"/>
+        <w:rPr>
+          <w:rFonts w:ascii="Times New Roman" w:hAnsi="Times New Roman" w:cs="Times New Roman"/>
+          <w:color w:val="000000" w:themeColor="text1"/>
+          <w:sz w:val="14"/>
+          <w:szCs w:val="14"/>
           <w:lang w:val="en-CA"/>
         </w:rPr>
       </w:pPr>
@@ -633,24 +1195,27 @@
           <w:ilvl w:val="0"/>
           <w:numId w:val="10"/>
         </w:numPr>
+        <w:spacing w:before="0" w:line="240" w:lineRule="auto"/>
         <w:ind w:left="284"/>
         <w:rPr>
-          <w:color w:val="000000" w:themeColor="text1"/>
-          <w:sz w:val="28"/>
-          <w:szCs w:val="28"/>
-        </w:rPr>
-      </w:pPr>
-      <w:r>
-        <w:rPr>
-          <w:color w:val="000000" w:themeColor="text1"/>
-          <w:sz w:val="28"/>
-          <w:szCs w:val="28"/>
-        </w:rPr>
-        <w:lastRenderedPageBreak/>
+          <w:rFonts w:ascii="Times New Roman" w:hAnsi="Times New Roman" w:cs="Times New Roman"/>
+          <w:color w:val="000000" w:themeColor="text1"/>
+          <w:sz w:val="28"/>
+          <w:szCs w:val="28"/>
+        </w:rPr>
+      </w:pPr>
+      <w:r>
+        <w:rPr>
+          <w:rFonts w:ascii="Times New Roman" w:hAnsi="Times New Roman" w:cs="Times New Roman"/>
+          <w:color w:val="000000" w:themeColor="text1"/>
+          <w:sz w:val="28"/>
+          <w:szCs w:val="28"/>
+        </w:rPr>
         <w:t xml:space="preserve">Very Short Question Answer </w:t>
       </w:r>
       <w:r>
         <w:rPr>
+          <w:rFonts w:ascii="Times New Roman" w:hAnsi="Times New Roman" w:cs="Times New Roman"/>
           <w:color w:val="000000" w:themeColor="text1"/>
           <w:sz w:val="28"/>
           <w:szCs w:val="28"/>
@@ -659,6 +1224,7 @@
       </w:r>
       <w:r>
         <w:rPr>
+          <w:rFonts w:ascii="Times New Roman" w:hAnsi="Times New Roman" w:cs="Times New Roman"/>
           <w:color w:val="000000" w:themeColor="text1"/>
           <w:sz w:val="28"/>
           <w:szCs w:val="28"/>
@@ -667,6 +1233,7 @@
       </w:r>
       <w:r>
         <w:rPr>
+          <w:rFonts w:ascii="Times New Roman" w:hAnsi="Times New Roman" w:cs="Times New Roman"/>
           <w:color w:val="000000" w:themeColor="text1"/>
           <w:sz w:val="28"/>
           <w:szCs w:val="28"/>
@@ -675,92 +1242,47 @@
       </w:r>
       <w:r>
         <w:rPr>
-          <w:color w:val="000000" w:themeColor="text1"/>
-          <w:sz w:val="28"/>
-          <w:szCs w:val="28"/>
-        </w:rPr>
-        <w:tab/>
-      </w:r>
-      <w:r>
-        <w:rPr>
-          <w:color w:val="000000" w:themeColor="text1"/>
-          <w:sz w:val="28"/>
-          <w:szCs w:val="28"/>
-        </w:rPr>
-        <w:tab/>
-      </w:r>
-      <w:r>
-        <w:rPr>
-          <w:color w:val="000000" w:themeColor="text1"/>
-          <w:sz w:val="28"/>
-          <w:szCs w:val="28"/>
-        </w:rPr>
-        <w:t>(6 × 1 = 6)</w:t>
+          <w:rFonts w:ascii="Times New Roman" w:hAnsi="Times New Roman" w:cs="Times New Roman"/>
+          <w:color w:val="000000" w:themeColor="text1"/>
+          <w:sz w:val="28"/>
+          <w:szCs w:val="28"/>
+        </w:rPr>
+        <w:t>(6×1=6)</w:t>
       </w:r>
     </w:p>
     <w:p>
       <w:pPr>
-        <w:rPr>
-          <w:color w:val="000000" w:themeColor="text1"/>
-          <w:sz w:val="28"/>
-          <w:szCs w:val="28"/>
-        </w:rPr>
-      </w:pPr>
-      <w:r>
-        <w:rPr>
-          <w:color w:val="000000" w:themeColor="text1"/>
-          <w:sz w:val="28"/>
-          <w:szCs w:val="28"/>
-        </w:rPr>
-        <w:t xml:space="preserve">a. </w:t>
-      </w:r>
-      <w:proofErr w:type="gramStart"/>
-      <w:r>
-        <w:rPr>
-          <w:color w:val="000000" w:themeColor="text1"/>
-          <w:sz w:val="28"/>
-          <w:szCs w:val="28"/>
-        </w:rPr>
-        <w:t>Write any</w:t>
-      </w:r>
-      <w:proofErr w:type="gramEnd"/>
-      <w:r>
-        <w:rPr>
-          <w:color w:val="000000" w:themeColor="text1"/>
-          <w:sz w:val="28"/>
-          <w:szCs w:val="28"/>
-        </w:rPr>
-        <w:t xml:space="preserve"> </w:t>
-      </w:r>
-      <w:proofErr w:type="gramStart"/>
-      <w:r>
-        <w:rPr>
-          <w:color w:val="000000" w:themeColor="text1"/>
-          <w:sz w:val="28"/>
-          <w:szCs w:val="28"/>
-        </w:rPr>
-        <w:t>one</w:t>
-      </w:r>
-      <w:proofErr w:type="gramEnd"/>
-      <w:r>
-        <w:rPr>
-          <w:color w:val="000000" w:themeColor="text1"/>
-          <w:sz w:val="28"/>
-          <w:szCs w:val="28"/>
-        </w:rPr>
-        <w:t xml:space="preserve"> benefit of using a toilet.</w:t>
+        <w:spacing w:after="0" w:line="240" w:lineRule="auto"/>
+        <w:rPr>
+          <w:rFonts w:ascii="Times New Roman" w:hAnsi="Times New Roman" w:cs="Times New Roman"/>
+          <w:color w:val="000000" w:themeColor="text1"/>
+          <w:sz w:val="28"/>
+          <w:szCs w:val="28"/>
+        </w:rPr>
+      </w:pPr>
+      <w:r>
+        <w:rPr>
+          <w:rFonts w:ascii="Times New Roman" w:hAnsi="Times New Roman" w:cs="Times New Roman"/>
+          <w:color w:val="000000" w:themeColor="text1"/>
+          <w:sz w:val="28"/>
+          <w:szCs w:val="28"/>
+        </w:rPr>
+        <w:t>a. Write any one benefit of using a toilet.</w:t>
       </w:r>
     </w:p>
     <w:p>
       <w:pPr>
-        <w:rPr>
-          <w:color w:val="000000" w:themeColor="text1"/>
-          <w:sz w:val="28"/>
-          <w:szCs w:val="28"/>
-        </w:rPr>
-      </w:pPr>
-      <w:r>
-        <w:rPr>
+        <w:spacing w:after="0" w:line="240" w:lineRule="auto"/>
+        <w:rPr>
+          <w:rFonts w:ascii="Times New Roman" w:hAnsi="Times New Roman" w:cs="Times New Roman"/>
+          <w:color w:val="000000" w:themeColor="text1"/>
+          <w:sz w:val="28"/>
+          <w:szCs w:val="28"/>
+        </w:rPr>
+      </w:pPr>
+      <w:r>
+        <w:rPr>
+          <w:rFonts w:ascii="Times New Roman" w:hAnsi="Times New Roman" w:cs="Times New Roman"/>
           <w:color w:val="000000" w:themeColor="text1"/>
           <w:sz w:val="28"/>
           <w:szCs w:val="28"/>
@@ -770,49 +1292,37 @@
     </w:p>
     <w:p>
       <w:pPr>
-        <w:rPr>
-          <w:color w:val="000000" w:themeColor="text1"/>
-          <w:sz w:val="28"/>
-          <w:szCs w:val="28"/>
-        </w:rPr>
-      </w:pPr>
-      <w:r>
-        <w:rPr>
-          <w:color w:val="000000" w:themeColor="text1"/>
-          <w:sz w:val="28"/>
-          <w:szCs w:val="28"/>
-        </w:rPr>
-        <w:t xml:space="preserve">c. Name any two diseases that </w:t>
-      </w:r>
-      <w:proofErr w:type="gramStart"/>
-      <w:r>
-        <w:rPr>
-          <w:color w:val="000000" w:themeColor="text1"/>
-          <w:sz w:val="28"/>
-          <w:szCs w:val="28"/>
-        </w:rPr>
-        <w:t>transmit</w:t>
-      </w:r>
-      <w:proofErr w:type="gramEnd"/>
-      <w:r>
-        <w:rPr>
-          <w:color w:val="000000" w:themeColor="text1"/>
-          <w:sz w:val="28"/>
-          <w:szCs w:val="28"/>
-        </w:rPr>
-        <w:t xml:space="preserve"> through contaminated air.</w:t>
+        <w:spacing w:after="0" w:line="240" w:lineRule="auto"/>
+        <w:rPr>
+          <w:rFonts w:ascii="Times New Roman" w:hAnsi="Times New Roman" w:cs="Times New Roman"/>
+          <w:color w:val="000000" w:themeColor="text1"/>
+          <w:sz w:val="28"/>
+          <w:szCs w:val="28"/>
+        </w:rPr>
+      </w:pPr>
+      <w:r>
+        <w:rPr>
+          <w:rFonts w:ascii="Times New Roman" w:hAnsi="Times New Roman" w:cs="Times New Roman"/>
+          <w:color w:val="000000" w:themeColor="text1"/>
+          <w:sz w:val="28"/>
+          <w:szCs w:val="28"/>
+        </w:rPr>
+        <w:t>c. Name any two diseases that transmit through contaminated air.</w:t>
       </w:r>
     </w:p>
     <w:p>
       <w:pPr>
-        <w:rPr>
-          <w:color w:val="000000" w:themeColor="text1"/>
-          <w:sz w:val="28"/>
-          <w:szCs w:val="28"/>
-        </w:rPr>
-      </w:pPr>
-      <w:r>
-        <w:rPr>
+        <w:spacing w:after="0" w:line="240" w:lineRule="auto"/>
+        <w:rPr>
+          <w:rFonts w:ascii="Times New Roman" w:hAnsi="Times New Roman" w:cs="Times New Roman"/>
+          <w:color w:val="000000" w:themeColor="text1"/>
+          <w:sz w:val="28"/>
+          <w:szCs w:val="28"/>
+        </w:rPr>
+      </w:pPr>
+      <w:r>
+        <w:rPr>
+          <w:rFonts w:ascii="Times New Roman" w:hAnsi="Times New Roman" w:cs="Times New Roman"/>
           <w:color w:val="000000" w:themeColor="text1"/>
           <w:sz w:val="28"/>
           <w:szCs w:val="28"/>
@@ -822,14 +1332,17 @@
     </w:p>
     <w:p>
       <w:pPr>
-        <w:rPr>
-          <w:color w:val="000000" w:themeColor="text1"/>
-          <w:sz w:val="28"/>
-          <w:szCs w:val="28"/>
-        </w:rPr>
-      </w:pPr>
-      <w:r>
-        <w:rPr>
+        <w:spacing w:after="0" w:line="240" w:lineRule="auto"/>
+        <w:rPr>
+          <w:rFonts w:ascii="Times New Roman" w:hAnsi="Times New Roman" w:cs="Times New Roman"/>
+          <w:color w:val="000000" w:themeColor="text1"/>
+          <w:sz w:val="28"/>
+          <w:szCs w:val="28"/>
+        </w:rPr>
+      </w:pPr>
+      <w:r>
+        <w:rPr>
+          <w:rFonts w:ascii="Times New Roman" w:hAnsi="Times New Roman" w:cs="Times New Roman"/>
           <w:color w:val="000000" w:themeColor="text1"/>
           <w:sz w:val="28"/>
           <w:szCs w:val="28"/>
@@ -839,53 +1352,32 @@
     </w:p>
     <w:p>
       <w:pPr>
-        <w:rPr>
-          <w:color w:val="000000" w:themeColor="text1"/>
-          <w:sz w:val="28"/>
-          <w:szCs w:val="28"/>
-        </w:rPr>
-      </w:pPr>
-      <w:r>
-        <w:rPr>
-          <w:color w:val="000000" w:themeColor="text1"/>
-          <w:sz w:val="28"/>
-          <w:szCs w:val="28"/>
-        </w:rPr>
-        <w:t xml:space="preserve">f. </w:t>
-      </w:r>
-      <w:r>
-        <w:rPr>
-          <w:color w:val="000000" w:themeColor="text1"/>
-          <w:sz w:val="28"/>
-          <w:szCs w:val="28"/>
-        </w:rPr>
-        <w:t xml:space="preserve">Can you make a pattern of any object by rubbing it on a </w:t>
-      </w:r>
-      <w:proofErr w:type="gramStart"/>
-      <w:r>
-        <w:rPr>
-          <w:color w:val="000000" w:themeColor="text1"/>
-          <w:sz w:val="28"/>
-          <w:szCs w:val="28"/>
-        </w:rPr>
-        <w:t>paper</w:t>
-      </w:r>
-      <w:proofErr w:type="gramEnd"/>
-      <w:r>
-        <w:rPr>
-          <w:color w:val="000000" w:themeColor="text1"/>
-          <w:sz w:val="28"/>
-          <w:szCs w:val="28"/>
-        </w:rPr>
-        <w:t>?</w:t>
+        <w:spacing w:after="0" w:line="240" w:lineRule="auto"/>
+        <w:rPr>
+          <w:rFonts w:ascii="Times New Roman" w:hAnsi="Times New Roman" w:cs="Times New Roman"/>
+          <w:color w:val="000000" w:themeColor="text1"/>
+          <w:sz w:val="28"/>
+          <w:szCs w:val="28"/>
+        </w:rPr>
+      </w:pPr>
+      <w:r>
+        <w:rPr>
+          <w:rFonts w:ascii="Times New Roman" w:hAnsi="Times New Roman" w:cs="Times New Roman"/>
+          <w:color w:val="000000" w:themeColor="text1"/>
+          <w:sz w:val="28"/>
+          <w:szCs w:val="28"/>
+        </w:rPr>
+        <w:t>f. Can you make a pattern of any object by rubbing it on a paper?</w:t>
       </w:r>
     </w:p>
     <w:p>
       <w:pPr>
-        <w:rPr>
-          <w:color w:val="000000" w:themeColor="text1"/>
-          <w:sz w:val="28"/>
-          <w:szCs w:val="28"/>
+        <w:spacing w:after="0" w:line="240" w:lineRule="auto"/>
+        <w:rPr>
+          <w:rFonts w:ascii="Times New Roman" w:hAnsi="Times New Roman" w:cs="Times New Roman"/>
+          <w:color w:val="000000" w:themeColor="text1"/>
+          <w:sz w:val="14"/>
+          <w:szCs w:val="14"/>
         </w:rPr>
       </w:pPr>
     </w:p>
@@ -896,15 +1388,18 @@
           <w:ilvl w:val="0"/>
           <w:numId w:val="10"/>
         </w:numPr>
+        <w:spacing w:before="0" w:line="240" w:lineRule="auto"/>
         <w:ind w:left="284"/>
         <w:rPr>
-          <w:color w:val="000000" w:themeColor="text1"/>
-          <w:sz w:val="28"/>
-          <w:szCs w:val="28"/>
-        </w:rPr>
-      </w:pPr>
-      <w:r>
-        <w:rPr>
+          <w:rFonts w:ascii="Times New Roman" w:hAnsi="Times New Roman" w:cs="Times New Roman"/>
+          <w:color w:val="000000" w:themeColor="text1"/>
+          <w:sz w:val="28"/>
+          <w:szCs w:val="28"/>
+        </w:rPr>
+      </w:pPr>
+      <w:r>
+        <w:rPr>
+          <w:rFonts w:ascii="Times New Roman" w:hAnsi="Times New Roman" w:cs="Times New Roman"/>
           <w:color w:val="000000" w:themeColor="text1"/>
           <w:sz w:val="28"/>
           <w:szCs w:val="28"/>
@@ -913,6 +1408,7 @@
       </w:r>
       <w:r>
         <w:rPr>
+          <w:rFonts w:ascii="Times New Roman" w:hAnsi="Times New Roman" w:cs="Times New Roman"/>
           <w:color w:val="000000" w:themeColor="text1"/>
           <w:sz w:val="28"/>
           <w:szCs w:val="28"/>
@@ -921,6 +1417,7 @@
       </w:r>
       <w:r>
         <w:rPr>
+          <w:rFonts w:ascii="Times New Roman" w:hAnsi="Times New Roman" w:cs="Times New Roman"/>
           <w:color w:val="000000" w:themeColor="text1"/>
           <w:sz w:val="28"/>
           <w:szCs w:val="28"/>
@@ -929,6 +1426,7 @@
       </w:r>
       <w:r>
         <w:rPr>
+          <w:rFonts w:ascii="Times New Roman" w:hAnsi="Times New Roman" w:cs="Times New Roman"/>
           <w:color w:val="000000" w:themeColor="text1"/>
           <w:sz w:val="28"/>
           <w:szCs w:val="28"/>
@@ -937,6 +1435,7 @@
       </w:r>
       <w:r>
         <w:rPr>
+          <w:rFonts w:ascii="Times New Roman" w:hAnsi="Times New Roman" w:cs="Times New Roman"/>
           <w:color w:val="000000" w:themeColor="text1"/>
           <w:sz w:val="28"/>
           <w:szCs w:val="28"/>
@@ -945,39 +1444,27 @@
       </w:r>
       <w:r>
         <w:rPr>
-          <w:color w:val="000000" w:themeColor="text1"/>
-          <w:sz w:val="28"/>
-          <w:szCs w:val="28"/>
-        </w:rPr>
-        <w:tab/>
-      </w:r>
-      <w:r>
-        <w:rPr>
-          <w:color w:val="000000" w:themeColor="text1"/>
-          <w:sz w:val="28"/>
-          <w:szCs w:val="28"/>
-        </w:rPr>
-        <w:tab/>
-      </w:r>
-      <w:r>
-        <w:rPr>
-          <w:color w:val="000000" w:themeColor="text1"/>
-          <w:sz w:val="28"/>
-          <w:szCs w:val="28"/>
-        </w:rPr>
-        <w:t>(4 × 2 = 8)</w:t>
+          <w:rFonts w:ascii="Times New Roman" w:hAnsi="Times New Roman" w:cs="Times New Roman"/>
+          <w:color w:val="000000" w:themeColor="text1"/>
+          <w:sz w:val="28"/>
+          <w:szCs w:val="28"/>
+        </w:rPr>
+        <w:t>(4×2=8)</w:t>
       </w:r>
     </w:p>
     <w:p>
       <w:pPr>
-        <w:rPr>
-          <w:color w:val="000000" w:themeColor="text1"/>
-          <w:sz w:val="28"/>
-          <w:szCs w:val="28"/>
-        </w:rPr>
-      </w:pPr>
-      <w:r>
-        <w:rPr>
+        <w:spacing w:after="0" w:line="240" w:lineRule="auto"/>
+        <w:rPr>
+          <w:rFonts w:ascii="Times New Roman" w:hAnsi="Times New Roman" w:cs="Times New Roman"/>
+          <w:color w:val="000000" w:themeColor="text1"/>
+          <w:sz w:val="28"/>
+          <w:szCs w:val="28"/>
+        </w:rPr>
+      </w:pPr>
+      <w:r>
+        <w:rPr>
+          <w:rFonts w:ascii="Times New Roman" w:hAnsi="Times New Roman" w:cs="Times New Roman"/>
           <w:color w:val="000000" w:themeColor="text1"/>
           <w:sz w:val="28"/>
           <w:szCs w:val="28"/>
@@ -987,14 +1474,17 @@
     </w:p>
     <w:p>
       <w:pPr>
-        <w:rPr>
-          <w:color w:val="000000" w:themeColor="text1"/>
-          <w:sz w:val="28"/>
-          <w:szCs w:val="28"/>
-        </w:rPr>
-      </w:pPr>
-      <w:r>
-        <w:rPr>
+        <w:spacing w:after="0" w:line="240" w:lineRule="auto"/>
+        <w:rPr>
+          <w:rFonts w:ascii="Times New Roman" w:hAnsi="Times New Roman" w:cs="Times New Roman"/>
+          <w:color w:val="000000" w:themeColor="text1"/>
+          <w:sz w:val="28"/>
+          <w:szCs w:val="28"/>
+        </w:rPr>
+      </w:pPr>
+      <w:r>
+        <w:rPr>
+          <w:rFonts w:ascii="Times New Roman" w:hAnsi="Times New Roman" w:cs="Times New Roman"/>
           <w:color w:val="000000" w:themeColor="text1"/>
           <w:sz w:val="28"/>
           <w:szCs w:val="28"/>
@@ -1004,14 +1494,17 @@
     </w:p>
     <w:p>
       <w:pPr>
-        <w:rPr>
-          <w:color w:val="000000" w:themeColor="text1"/>
-          <w:sz w:val="28"/>
-          <w:szCs w:val="28"/>
-        </w:rPr>
-      </w:pPr>
-      <w:r>
-        <w:rPr>
+        <w:spacing w:after="0" w:line="240" w:lineRule="auto"/>
+        <w:rPr>
+          <w:rFonts w:ascii="Times New Roman" w:hAnsi="Times New Roman" w:cs="Times New Roman"/>
+          <w:color w:val="000000" w:themeColor="text1"/>
+          <w:sz w:val="28"/>
+          <w:szCs w:val="28"/>
+        </w:rPr>
+      </w:pPr>
+      <w:r>
+        <w:rPr>
+          <w:rFonts w:ascii="Times New Roman" w:hAnsi="Times New Roman" w:cs="Times New Roman"/>
           <w:color w:val="000000" w:themeColor="text1"/>
           <w:sz w:val="28"/>
           <w:szCs w:val="28"/>
@@ -1021,14 +1514,17 @@
     </w:p>
     <w:p>
       <w:pPr>
-        <w:rPr>
-          <w:color w:val="000000" w:themeColor="text1"/>
-          <w:sz w:val="28"/>
-          <w:szCs w:val="28"/>
-        </w:rPr>
-      </w:pPr>
-      <w:r>
-        <w:rPr>
+        <w:spacing w:after="0" w:line="240" w:lineRule="auto"/>
+        <w:rPr>
+          <w:rFonts w:ascii="Times New Roman" w:hAnsi="Times New Roman" w:cs="Times New Roman"/>
+          <w:color w:val="000000" w:themeColor="text1"/>
+          <w:sz w:val="28"/>
+          <w:szCs w:val="28"/>
+        </w:rPr>
+      </w:pPr>
+      <w:r>
+        <w:rPr>
+          <w:rFonts w:ascii="Times New Roman" w:hAnsi="Times New Roman" w:cs="Times New Roman"/>
           <w:color w:val="000000" w:themeColor="text1"/>
           <w:sz w:val="28"/>
           <w:szCs w:val="28"/>
@@ -1038,10 +1534,12 @@
     </w:p>
     <w:p>
       <w:pPr>
-        <w:rPr>
-          <w:color w:val="000000" w:themeColor="text1"/>
-          <w:sz w:val="28"/>
-          <w:szCs w:val="28"/>
+        <w:spacing w:after="0" w:line="240" w:lineRule="auto"/>
+        <w:rPr>
+          <w:rFonts w:ascii="Times New Roman" w:hAnsi="Times New Roman" w:cs="Times New Roman"/>
+          <w:color w:val="000000" w:themeColor="text1"/>
+          <w:sz w:val="14"/>
+          <w:szCs w:val="14"/>
         </w:rPr>
       </w:pPr>
     </w:p>
@@ -1052,15 +1550,18 @@
           <w:ilvl w:val="0"/>
           <w:numId w:val="10"/>
         </w:numPr>
-        <w:ind w:left="284"/>
-        <w:rPr>
-          <w:color w:val="000000" w:themeColor="text1"/>
-          <w:sz w:val="28"/>
-          <w:szCs w:val="28"/>
-        </w:rPr>
-      </w:pPr>
-      <w:r>
-        <w:rPr>
+        <w:spacing w:before="0" w:line="240" w:lineRule="auto"/>
+        <w:ind w:left="360"/>
+        <w:rPr>
+          <w:rFonts w:ascii="Times New Roman" w:hAnsi="Times New Roman" w:cs="Times New Roman"/>
+          <w:color w:val="000000" w:themeColor="text1"/>
+          <w:sz w:val="28"/>
+          <w:szCs w:val="28"/>
+        </w:rPr>
+      </w:pPr>
+      <w:r>
+        <w:rPr>
+          <w:rFonts w:ascii="Times New Roman" w:hAnsi="Times New Roman" w:cs="Times New Roman"/>
           <w:color w:val="000000" w:themeColor="text1"/>
           <w:sz w:val="28"/>
           <w:szCs w:val="28"/>
@@ -1069,6 +1570,7 @@
       </w:r>
       <w:r>
         <w:rPr>
+          <w:rFonts w:ascii="Times New Roman" w:hAnsi="Times New Roman" w:cs="Times New Roman"/>
           <w:color w:val="000000" w:themeColor="text1"/>
           <w:sz w:val="28"/>
           <w:szCs w:val="28"/>
@@ -1077,6 +1579,7 @@
       </w:r>
       <w:r>
         <w:rPr>
+          <w:rFonts w:ascii="Times New Roman" w:hAnsi="Times New Roman" w:cs="Times New Roman"/>
           <w:color w:val="000000" w:themeColor="text1"/>
           <w:sz w:val="28"/>
           <w:szCs w:val="28"/>
@@ -1085,6 +1588,7 @@
       </w:r>
       <w:r>
         <w:rPr>
+          <w:rFonts w:ascii="Times New Roman" w:hAnsi="Times New Roman" w:cs="Times New Roman"/>
           <w:color w:val="000000" w:themeColor="text1"/>
           <w:sz w:val="28"/>
           <w:szCs w:val="28"/>
@@ -1093,6 +1597,7 @@
       </w:r>
       <w:r>
         <w:rPr>
+          <w:rFonts w:ascii="Times New Roman" w:hAnsi="Times New Roman" w:cs="Times New Roman"/>
           <w:color w:val="000000" w:themeColor="text1"/>
           <w:sz w:val="28"/>
           <w:szCs w:val="28"/>
@@ -1101,39 +1606,27 @@
       </w:r>
       <w:r>
         <w:rPr>
-          <w:color w:val="000000" w:themeColor="text1"/>
-          <w:sz w:val="28"/>
-          <w:szCs w:val="28"/>
-        </w:rPr>
-        <w:tab/>
-      </w:r>
-      <w:r>
-        <w:rPr>
-          <w:color w:val="000000" w:themeColor="text1"/>
-          <w:sz w:val="28"/>
-          <w:szCs w:val="28"/>
-        </w:rPr>
-        <w:tab/>
-      </w:r>
-      <w:r>
-        <w:rPr>
-          <w:color w:val="000000" w:themeColor="text1"/>
-          <w:sz w:val="28"/>
-          <w:szCs w:val="28"/>
-        </w:rPr>
-        <w:t>(3 × 2 = 6)</w:t>
+          <w:rFonts w:ascii="Times New Roman" w:hAnsi="Times New Roman" w:cs="Times New Roman"/>
+          <w:color w:val="000000" w:themeColor="text1"/>
+          <w:sz w:val="28"/>
+          <w:szCs w:val="28"/>
+        </w:rPr>
+        <w:t>(3×2=6)</w:t>
       </w:r>
     </w:p>
     <w:p>
       <w:pPr>
-        <w:rPr>
-          <w:color w:val="000000" w:themeColor="text1"/>
-          <w:sz w:val="28"/>
-          <w:szCs w:val="28"/>
-        </w:rPr>
-      </w:pPr>
-      <w:r>
-        <w:rPr>
+        <w:spacing w:after="0" w:line="240" w:lineRule="auto"/>
+        <w:rPr>
+          <w:rFonts w:ascii="Times New Roman" w:hAnsi="Times New Roman" w:cs="Times New Roman"/>
+          <w:color w:val="000000" w:themeColor="text1"/>
+          <w:sz w:val="28"/>
+          <w:szCs w:val="28"/>
+        </w:rPr>
+      </w:pPr>
+      <w:r>
+        <w:rPr>
+          <w:rFonts w:ascii="Times New Roman" w:hAnsi="Times New Roman" w:cs="Times New Roman"/>
           <w:color w:val="000000" w:themeColor="text1"/>
           <w:sz w:val="28"/>
           <w:szCs w:val="28"/>
@@ -1143,14 +1636,18 @@
     </w:p>
     <w:p>
       <w:pPr>
-        <w:rPr>
-          <w:color w:val="000000" w:themeColor="text1"/>
-          <w:sz w:val="28"/>
-          <w:szCs w:val="28"/>
-        </w:rPr>
-      </w:pPr>
-      <w:r>
-        <w:rPr>
+        <w:spacing w:after="0" w:line="240" w:lineRule="auto"/>
+        <w:ind w:left="270" w:hanging="270"/>
+        <w:rPr>
+          <w:rFonts w:ascii="Times New Roman" w:hAnsi="Times New Roman" w:cs="Times New Roman"/>
+          <w:color w:val="000000" w:themeColor="text1"/>
+          <w:sz w:val="28"/>
+          <w:szCs w:val="28"/>
+        </w:rPr>
+      </w:pPr>
+      <w:r>
+        <w:rPr>
+          <w:rFonts w:ascii="Times New Roman" w:hAnsi="Times New Roman" w:cs="Times New Roman"/>
           <w:color w:val="000000" w:themeColor="text1"/>
           <w:sz w:val="28"/>
           <w:szCs w:val="28"/>
@@ -1160,33 +1657,1646 @@
     </w:p>
     <w:p>
       <w:pPr>
-        <w:rPr>
-          <w:color w:val="000000" w:themeColor="text1"/>
-          <w:sz w:val="28"/>
-          <w:szCs w:val="28"/>
-        </w:rPr>
-      </w:pPr>
+        <w:spacing w:after="0" w:line="240" w:lineRule="auto"/>
+        <w:jc w:val="center"/>
+        <w:rPr>
+          <w:rFonts w:ascii="Times New Roman" w:hAnsi="Times New Roman" w:cs="Times New Roman"/>
+          <w:b/>
+          <w:bCs/>
+          <w:color w:val="000000" w:themeColor="text1"/>
+          <w:sz w:val="28"/>
+          <w:szCs w:val="28"/>
+        </w:rPr>
+      </w:pPr>
+      <w:r>
+        <w:rPr>
+          <w:rFonts w:ascii="Times New Roman" w:hAnsi="Times New Roman" w:cs="Times New Roman"/>
+          <w:b/>
+          <w:bCs/>
+          <w:color w:val="000000" w:themeColor="text1"/>
+          <w:sz w:val="28"/>
+          <w:szCs w:val="28"/>
+        </w:rPr>
+        <w:t>— The End —</w:t>
+      </w:r>
     </w:p>
     <w:p>
       <w:pPr>
-        <w:rPr>
-          <w:color w:val="000000" w:themeColor="text1"/>
-          <w:sz w:val="28"/>
-          <w:szCs w:val="28"/>
-        </w:rPr>
-      </w:pPr>
+        <w:spacing w:after="0" w:line="240" w:lineRule="auto"/>
+        <w:ind w:left="720" w:firstLine="720"/>
+        <w:rPr>
+          <w:rFonts w:ascii="Times New Roman" w:hAnsi="Times New Roman"/>
+          <w:b/>
+          <w:bCs/>
+          <w:sz w:val="36"/>
+          <w:szCs w:val="36"/>
+        </w:rPr>
+      </w:pPr>
+      <w:r>
+        <w:rPr>
+          <w:noProof/>
+        </w:rPr>
+        <w:drawing>
+          <wp:anchor distT="0" distB="0" distL="114300" distR="114300" simplePos="0" relativeHeight="251659264" behindDoc="0" locked="0" layoutInCell="1" allowOverlap="1" wp14:anchorId="00A98413" wp14:editId="08FE7B9F">
+            <wp:simplePos x="0" y="0"/>
+            <wp:positionH relativeFrom="margin">
+              <wp:posOffset>5248275</wp:posOffset>
+            </wp:positionH>
+            <wp:positionV relativeFrom="paragraph">
+              <wp:posOffset>-51435</wp:posOffset>
+            </wp:positionV>
+            <wp:extent cx="457200" cy="462915"/>
+            <wp:effectExtent l="0" t="0" r="0" b="0"/>
+            <wp:wrapNone/>
+            <wp:docPr id="1947447054" name="Picture 1"/>
+            <wp:cNvGraphicFramePr>
+              <a:graphicFrameLocks xmlns:a="http://schemas.openxmlformats.org/drawingml/2006/main" noChangeAspect="1"/>
+            </wp:cNvGraphicFramePr>
+            <a:graphic xmlns:a="http://schemas.openxmlformats.org/drawingml/2006/main">
+              <a:graphicData uri="http://schemas.openxmlformats.org/drawingml/2006/picture">
+                <pic:pic xmlns:pic="http://schemas.openxmlformats.org/drawingml/2006/picture">
+                  <pic:nvPicPr>
+                    <pic:cNvPr id="0" name="Picture 1"/>
+                    <pic:cNvPicPr>
+                      <a:picLocks noChangeAspect="1" noChangeArrowheads="1"/>
+                    </pic:cNvPicPr>
+                  </pic:nvPicPr>
+                  <pic:blipFill>
+                    <a:blip r:embed="rId6">
+                      <a:extLst>
+                        <a:ext uri="{28A0092B-C50C-407E-A947-70E740481C1C}">
+                          <a14:useLocalDpi xmlns:a14="http://schemas.microsoft.com/office/drawing/2010/main" val="0"/>
+                        </a:ext>
+                      </a:extLst>
+                    </a:blip>
+                    <a:srcRect/>
+                    <a:stretch>
+                      <a:fillRect/>
+                    </a:stretch>
+                  </pic:blipFill>
+                  <pic:spPr bwMode="auto">
+                    <a:xfrm>
+                      <a:off x="0" y="0"/>
+                      <a:ext cx="457200" cy="462915"/>
+                    </a:xfrm>
+                    <a:prstGeom prst="rect">
+                      <a:avLst/>
+                    </a:prstGeom>
+                    <a:noFill/>
+                  </pic:spPr>
+                </pic:pic>
+              </a:graphicData>
+            </a:graphic>
+            <wp14:sizeRelH relativeFrom="margin">
+              <wp14:pctWidth>0</wp14:pctWidth>
+            </wp14:sizeRelH>
+            <wp14:sizeRelV relativeFrom="margin">
+              <wp14:pctHeight>0</wp14:pctHeight>
+            </wp14:sizeRelV>
+          </wp:anchor>
+        </w:drawing>
+      </w:r>
+      <w:r>
+        <w:rPr>
+          <w:noProof/>
+        </w:rPr>
+        <mc:AlternateContent>
+          <mc:Choice Requires="wps">
+            <w:drawing>
+              <wp:anchor distT="45720" distB="45720" distL="114300" distR="114300" simplePos="0" relativeHeight="251662336" behindDoc="0" locked="0" layoutInCell="1" allowOverlap="1" wp14:anchorId="5A42161A" wp14:editId="4601668D">
+                <wp:simplePos x="0" y="0"/>
+                <wp:positionH relativeFrom="column">
+                  <wp:align>right</wp:align>
+                </wp:positionH>
+                <wp:positionV relativeFrom="paragraph">
+                  <wp:posOffset>9525</wp:posOffset>
+                </wp:positionV>
+                <wp:extent cx="609600" cy="1404620"/>
+                <wp:effectExtent l="0" t="0" r="0" b="0"/>
+                <wp:wrapNone/>
+                <wp:docPr id="326351763" name="Text Box 3"/>
+                <wp:cNvGraphicFramePr>
+                  <a:graphicFrameLocks xmlns:a="http://schemas.openxmlformats.org/drawingml/2006/main"/>
+                </wp:cNvGraphicFramePr>
+                <a:graphic xmlns:a="http://schemas.openxmlformats.org/drawingml/2006/main">
+                  <a:graphicData uri="http://schemas.microsoft.com/office/word/2010/wordprocessingShape">
+                    <wps:wsp>
+                      <wps:cNvSpPr txBox="1">
+                        <a:spLocks noChangeArrowheads="1"/>
+                      </wps:cNvSpPr>
+                      <wps:spPr bwMode="auto">
+                        <a:xfrm>
+                          <a:off x="0" y="0"/>
+                          <a:ext cx="609600" cy="1404620"/>
+                        </a:xfrm>
+                        <a:prstGeom prst="rect">
+                          <a:avLst/>
+                        </a:prstGeom>
+                        <a:noFill/>
+                        <a:ln w="9525">
+                          <a:noFill/>
+                          <a:miter lim="800000"/>
+                          <a:headEnd/>
+                          <a:tailEnd/>
+                        </a:ln>
+                      </wps:spPr>
+                      <wps:txbx>
+                        <w:txbxContent>
+                          <w:p>
+                            <w:r>
+                              <w:rPr>
+                                <w:rFonts w:ascii="Times New Roman" w:hAnsi="Times New Roman"/>
+                                <w:b/>
+                                <w:bCs/>
+                                <w:sz w:val="28"/>
+                                <w:szCs w:val="28"/>
+                              </w:rPr>
+                              <w:t>D- 24</w:t>
+                            </w:r>
+                          </w:p>
+                        </w:txbxContent>
+                      </wps:txbx>
+                      <wps:bodyPr rot="0" vert="horz" wrap="square" lIns="91440" tIns="45720" rIns="91440" bIns="45720" anchor="t" anchorCtr="0">
+                        <a:spAutoFit/>
+                      </wps:bodyPr>
+                    </wps:wsp>
+                  </a:graphicData>
+                </a:graphic>
+                <wp14:sizeRelH relativeFrom="margin">
+                  <wp14:pctWidth>0</wp14:pctWidth>
+                </wp14:sizeRelH>
+                <wp14:sizeRelV relativeFrom="margin">
+                  <wp14:pctHeight>20000</wp14:pctHeight>
+                </wp14:sizeRelV>
+              </wp:anchor>
+            </w:drawing>
+          </mc:Choice>
+          <mc:Fallback>
+            <w:pict>
+              <v:shape w14:anchorId="5A42161A" id="_x0000_s1027" type="#_x0000_t202" style="position:absolute;left:0;text-align:left;margin-left:-3.2pt;margin-top:.75pt;width:48pt;height:110.6pt;z-index:251662336;visibility:visible;mso-wrap-style:square;mso-width-percent:0;mso-height-percent:200;mso-wrap-distance-left:9pt;mso-wrap-distance-top:3.6pt;mso-wrap-distance-right:9pt;mso-wrap-distance-bottom:3.6pt;mso-position-horizontal:right;mso-position-horizontal-relative:text;mso-position-vertical:absolute;mso-position-vertical-relative:text;mso-width-percent:0;mso-height-percent:200;mso-width-relative:margin;mso-height-relative:margin;v-text-anchor:top" o:gfxdata="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" filled="f" stroked="f">
+                <v:textbox style="mso-fit-shape-to-text:t">
+                  <w:txbxContent>
+                    <w:p>
+                      <w:r>
+                        <w:rPr>
+                          <w:rFonts w:ascii="Times New Roman" w:hAnsi="Times New Roman"/>
+                          <w:b/>
+                          <w:bCs/>
+                          <w:sz w:val="28"/>
+                          <w:szCs w:val="28"/>
+                        </w:rPr>
+                        <w:t>D- 24</w:t>
+                      </w:r>
+                    </w:p>
+                  </w:txbxContent>
+                </v:textbox>
+              </v:shape>
+            </w:pict>
+          </mc:Fallback>
+        </mc:AlternateContent>
+      </w:r>
+      <w:r>
+        <w:rPr>
+          <w:rFonts w:ascii="Franklin Gothic Demi" w:hAnsi="Franklin Gothic Demi"/>
+          <w:b/>
+          <w:bCs/>
+          <w:sz w:val="36"/>
+          <w:szCs w:val="36"/>
+        </w:rPr>
+        <w:t>Green Society Public School</w:t>
+      </w:r>
     </w:p>
     <w:p>
       <w:pPr>
+        <w:spacing w:after="0" w:line="240" w:lineRule="auto"/>
         <w:jc w:val="center"/>
         <w:rPr>
-          <w:color w:val="000000" w:themeColor="text1"/>
-          <w:sz w:val="28"/>
-          <w:szCs w:val="28"/>
-        </w:rPr>
-      </w:pPr>
-      <w:r>
-        <w:rPr>
+          <w:rFonts w:ascii="Times New Roman" w:hAnsi="Times New Roman"/>
+          <w:b/>
+          <w:bCs/>
+          <w:sz w:val="20"/>
+        </w:rPr>
+      </w:pPr>
+      <w:r>
+        <w:rPr>
+          <w:rFonts w:ascii="Times New Roman" w:hAnsi="Times New Roman"/>
+          <w:b/>
+          <w:bCs/>
+          <w:sz w:val="20"/>
+        </w:rPr>
+        <w:t xml:space="preserve">Ratnanagar-7, </w:t>
+      </w:r>
+      <w:proofErr w:type="spellStart"/>
+      <w:r>
+        <w:rPr>
+          <w:rFonts w:ascii="Times New Roman" w:hAnsi="Times New Roman"/>
+          <w:b/>
+          <w:bCs/>
+          <w:sz w:val="20"/>
+        </w:rPr>
+        <w:t>Sauraha</w:t>
+      </w:r>
+      <w:proofErr w:type="spellEnd"/>
+      <w:r>
+        <w:rPr>
+          <w:rFonts w:ascii="Times New Roman" w:hAnsi="Times New Roman"/>
+          <w:b/>
+          <w:bCs/>
+          <w:sz w:val="20"/>
+        </w:rPr>
+        <w:t>, Chitwan</w:t>
+      </w:r>
+    </w:p>
+    <w:p>
+      <w:pPr>
+        <w:spacing w:after="0" w:line="240" w:lineRule="auto"/>
+        <w:ind w:left="1440"/>
+        <w:rPr>
+          <w:rFonts w:ascii="Times New Roman" w:hAnsi="Times New Roman"/>
+          <w:b/>
+          <w:bCs/>
+          <w:sz w:val="20"/>
+        </w:rPr>
+      </w:pPr>
+      <w:r>
+        <w:rPr>
+          <w:rFonts w:ascii="Times New Roman" w:hAnsi="Times New Roman"/>
+          <w:b/>
+          <w:bCs/>
+          <w:sz w:val="24"/>
+          <w:szCs w:val="24"/>
+        </w:rPr>
+        <w:t xml:space="preserve">          </w:t>
+      </w:r>
+      <w:r>
+        <w:rPr>
+          <w:rFonts w:ascii="Times New Roman" w:hAnsi="Times New Roman"/>
+          <w:b/>
+          <w:bCs/>
+          <w:sz w:val="24"/>
+          <w:szCs w:val="24"/>
+          <w:u w:val="single"/>
+        </w:rPr>
+        <w:t>Third Terminal</w:t>
+      </w:r>
+      <w:r>
+        <w:rPr>
+          <w:rFonts w:ascii="Times New Roman" w:hAnsi="Times New Roman" w:cs="Times New Roman"/>
+          <w:b/>
+          <w:bCs/>
+          <w:szCs w:val="18"/>
+          <w:u w:val="single"/>
+        </w:rPr>
+        <w:t xml:space="preserve"> Examination-2082</w:t>
+      </w:r>
+    </w:p>
+    <w:p>
+      <w:pPr>
+        <w:pBdr>
+          <w:bottom w:val="double" w:sz="6" w:space="1" w:color="auto"/>
+        </w:pBdr>
+        <w:spacing w:after="0" w:line="240" w:lineRule="auto"/>
+        <w:rPr>
+          <w:rFonts w:ascii="Times New Roman" w:hAnsi="Times New Roman"/>
+          <w:b/>
+          <w:bCs/>
+          <w:sz w:val="24"/>
+          <w:szCs w:val="24"/>
+        </w:rPr>
+      </w:pPr>
+      <w:r>
+        <w:rPr>
+          <w:rFonts w:ascii="Times New Roman" w:hAnsi="Times New Roman"/>
+          <w:b/>
+          <w:bCs/>
+          <w:sz w:val="24"/>
+          <w:szCs w:val="24"/>
+        </w:rPr>
+        <w:t>Class:</w:t>
+      </w:r>
+      <w:r>
+        <w:rPr>
+          <w:rFonts w:ascii="Times New Roman" w:hAnsi="Times New Roman"/>
+          <w:b/>
+          <w:bCs/>
+          <w:sz w:val="24"/>
+          <w:szCs w:val="24"/>
+        </w:rPr>
+        <w:tab/>
+        <w:t>Four</w:t>
+      </w:r>
+      <w:r>
+        <w:rPr>
+          <w:rFonts w:ascii="Times New Roman" w:hAnsi="Times New Roman"/>
+          <w:b/>
+          <w:bCs/>
+          <w:sz w:val="24"/>
+          <w:szCs w:val="24"/>
+        </w:rPr>
+        <w:tab/>
+      </w:r>
+      <w:r>
+        <w:rPr>
+          <w:rFonts w:ascii="Times New Roman" w:hAnsi="Times New Roman"/>
+          <w:b/>
+          <w:bCs/>
+          <w:sz w:val="24"/>
+          <w:szCs w:val="24"/>
+        </w:rPr>
+        <w:tab/>
+        <w:t xml:space="preserve">                </w:t>
+      </w:r>
+      <w:r>
+        <w:t xml:space="preserve">  </w:t>
+      </w:r>
+      <w:r>
+        <w:rPr>
+          <w:rFonts w:ascii="Times New Roman" w:hAnsi="Times New Roman"/>
+          <w:b/>
+          <w:bCs/>
+          <w:sz w:val="24"/>
+          <w:szCs w:val="24"/>
+        </w:rPr>
+        <w:t>Time: 1hr.</w:t>
+      </w:r>
+      <w:r>
+        <w:rPr>
+          <w:rFonts w:ascii="Times New Roman" w:hAnsi="Times New Roman"/>
+          <w:b/>
+          <w:bCs/>
+          <w:sz w:val="24"/>
+          <w:szCs w:val="24"/>
+        </w:rPr>
+        <w:tab/>
+      </w:r>
+      <w:r>
+        <w:rPr>
+          <w:rFonts w:ascii="Times New Roman" w:hAnsi="Times New Roman"/>
+          <w:b/>
+          <w:bCs/>
+          <w:sz w:val="24"/>
+          <w:szCs w:val="24"/>
+        </w:rPr>
+        <w:tab/>
+      </w:r>
+      <w:r>
+        <w:rPr>
+          <w:rFonts w:ascii="Times New Roman" w:hAnsi="Times New Roman"/>
+          <w:b/>
+          <w:bCs/>
+          <w:sz w:val="24"/>
+          <w:szCs w:val="24"/>
+        </w:rPr>
+        <w:tab/>
+        <w:t xml:space="preserve">           F.M.:25</w:t>
+      </w:r>
+    </w:p>
+    <w:p>
+      <w:pPr>
+        <w:pBdr>
+          <w:bottom w:val="double" w:sz="6" w:space="1" w:color="auto"/>
+        </w:pBdr>
+        <w:spacing w:after="0" w:line="240" w:lineRule="auto"/>
+        <w:rPr>
+          <w:rFonts w:ascii="Times New Roman" w:hAnsi="Times New Roman"/>
+          <w:b/>
+          <w:bCs/>
+          <w:sz w:val="24"/>
+          <w:szCs w:val="24"/>
+        </w:rPr>
+      </w:pPr>
+      <w:r>
+        <w:rPr>
+          <w:rFonts w:ascii="Times New Roman" w:hAnsi="Times New Roman"/>
+          <w:b/>
+          <w:bCs/>
+          <w:sz w:val="24"/>
+          <w:szCs w:val="24"/>
+        </w:rPr>
+        <w:t>Sub: HPCA</w:t>
+      </w:r>
+    </w:p>
+    <w:p>
+      <w:pPr>
+        <w:pStyle w:val="Heading2"/>
+        <w:numPr>
+          <w:ilvl w:val="0"/>
+          <w:numId w:val="10"/>
+        </w:numPr>
+        <w:tabs>
+          <w:tab w:val="num" w:pos="360"/>
+        </w:tabs>
+        <w:spacing w:before="0" w:line="240" w:lineRule="auto"/>
+        <w:ind w:left="284"/>
+        <w:rPr>
+          <w:rFonts w:ascii="Times New Roman" w:hAnsi="Times New Roman" w:cs="Times New Roman"/>
+          <w:color w:val="000000" w:themeColor="text1"/>
+          <w:sz w:val="28"/>
+          <w:szCs w:val="28"/>
+        </w:rPr>
+      </w:pPr>
+      <w:r>
+        <w:rPr>
+          <w:rFonts w:ascii="Times New Roman" w:hAnsi="Times New Roman" w:cs="Times New Roman"/>
+          <w:color w:val="000000" w:themeColor="text1"/>
+          <w:sz w:val="28"/>
+          <w:szCs w:val="28"/>
+        </w:rPr>
+        <w:t xml:space="preserve">Tick the correct answer </w:t>
+      </w:r>
+      <w:r>
+        <w:rPr>
+          <w:rFonts w:ascii="Times New Roman" w:hAnsi="Times New Roman" w:cs="Times New Roman"/>
+          <w:color w:val="000000" w:themeColor="text1"/>
+          <w:sz w:val="28"/>
+          <w:szCs w:val="28"/>
+        </w:rPr>
+        <w:tab/>
+      </w:r>
+      <w:r>
+        <w:rPr>
+          <w:rFonts w:ascii="Times New Roman" w:hAnsi="Times New Roman" w:cs="Times New Roman"/>
+          <w:color w:val="000000" w:themeColor="text1"/>
+          <w:sz w:val="28"/>
+          <w:szCs w:val="28"/>
+        </w:rPr>
+        <w:tab/>
+      </w:r>
+      <w:r>
+        <w:rPr>
+          <w:rFonts w:ascii="Times New Roman" w:hAnsi="Times New Roman" w:cs="Times New Roman"/>
+          <w:color w:val="000000" w:themeColor="text1"/>
+          <w:sz w:val="28"/>
+          <w:szCs w:val="28"/>
+        </w:rPr>
+        <w:tab/>
+      </w:r>
+      <w:r>
+        <w:rPr>
+          <w:rFonts w:ascii="Times New Roman" w:hAnsi="Times New Roman" w:cs="Times New Roman"/>
+          <w:color w:val="000000" w:themeColor="text1"/>
+          <w:sz w:val="28"/>
+          <w:szCs w:val="28"/>
+        </w:rPr>
+        <w:tab/>
+      </w:r>
+      <w:r>
+        <w:rPr>
+          <w:rFonts w:ascii="Times New Roman" w:hAnsi="Times New Roman" w:cs="Times New Roman"/>
+          <w:color w:val="000000" w:themeColor="text1"/>
+          <w:sz w:val="28"/>
+          <w:szCs w:val="28"/>
+        </w:rPr>
+        <w:t>(</w:t>
+      </w:r>
+      <w:r>
+        <w:rPr>
+          <w:rFonts w:ascii="Times New Roman" w:hAnsi="Times New Roman" w:cs="Times New Roman"/>
+          <w:color w:val="000000" w:themeColor="text1"/>
+          <w:sz w:val="28"/>
+          <w:szCs w:val="28"/>
+        </w:rPr>
+        <w:t>5×1=5)</w:t>
+      </w:r>
+    </w:p>
+    <w:p>
+      <w:pPr>
+        <w:spacing w:after="0" w:line="240" w:lineRule="auto"/>
+        <w:rPr>
+          <w:rFonts w:ascii="Times New Roman" w:hAnsi="Times New Roman" w:cs="Times New Roman"/>
+          <w:color w:val="000000" w:themeColor="text1"/>
+          <w:sz w:val="28"/>
+          <w:szCs w:val="28"/>
+          <w:lang w:val="en-CA"/>
+        </w:rPr>
+      </w:pPr>
+      <w:r>
+        <w:rPr>
+          <w:rFonts w:ascii="Times New Roman" w:hAnsi="Times New Roman" w:cs="Times New Roman"/>
+          <w:color w:val="000000" w:themeColor="text1"/>
+          <w:sz w:val="28"/>
+          <w:szCs w:val="28"/>
+          <w:lang w:val="en-CA"/>
+        </w:rPr>
+        <w:t>a. What is the solid waste which decays called?</w:t>
+      </w:r>
+    </w:p>
+    <w:p>
+      <w:pPr>
+        <w:spacing w:after="0" w:line="240" w:lineRule="auto"/>
+        <w:ind w:left="288"/>
+        <w:rPr>
+          <w:rFonts w:ascii="Times New Roman" w:hAnsi="Times New Roman" w:cs="Times New Roman"/>
+          <w:color w:val="000000" w:themeColor="text1"/>
+          <w:sz w:val="28"/>
+          <w:szCs w:val="28"/>
+          <w:lang w:val="fr-FR"/>
+        </w:rPr>
+      </w:pPr>
+      <w:r>
+        <w:rPr>
+          <w:rFonts w:ascii="Times New Roman" w:hAnsi="Times New Roman" w:cs="Times New Roman"/>
+          <w:color w:val="000000" w:themeColor="text1"/>
+          <w:sz w:val="28"/>
+          <w:szCs w:val="28"/>
+          <w:lang w:val="fr-FR"/>
+        </w:rPr>
+        <w:t>i. Non-</w:t>
+      </w:r>
+      <w:proofErr w:type="spellStart"/>
+      <w:r>
+        <w:rPr>
+          <w:rFonts w:ascii="Times New Roman" w:hAnsi="Times New Roman" w:cs="Times New Roman"/>
+          <w:color w:val="000000" w:themeColor="text1"/>
+          <w:sz w:val="28"/>
+          <w:szCs w:val="28"/>
+          <w:lang w:val="fr-FR"/>
+        </w:rPr>
+        <w:t>biodegradable</w:t>
+      </w:r>
+      <w:proofErr w:type="spellEnd"/>
+      <w:r>
+        <w:rPr>
+          <w:rFonts w:ascii="Times New Roman" w:hAnsi="Times New Roman" w:cs="Times New Roman"/>
+          <w:color w:val="000000" w:themeColor="text1"/>
+          <w:sz w:val="28"/>
+          <w:szCs w:val="28"/>
+          <w:lang w:val="fr-FR"/>
+        </w:rPr>
+        <w:tab/>
+      </w:r>
+      <w:r>
+        <w:rPr>
+          <w:rFonts w:ascii="Times New Roman" w:hAnsi="Times New Roman" w:cs="Times New Roman"/>
+          <w:color w:val="000000" w:themeColor="text1"/>
+          <w:sz w:val="28"/>
+          <w:szCs w:val="28"/>
+          <w:lang w:val="fr-FR"/>
+        </w:rPr>
+        <w:t xml:space="preserve">ii. </w:t>
+      </w:r>
+      <w:proofErr w:type="spellStart"/>
+      <w:r>
+        <w:rPr>
+          <w:rFonts w:ascii="Times New Roman" w:hAnsi="Times New Roman" w:cs="Times New Roman"/>
+          <w:color w:val="000000" w:themeColor="text1"/>
+          <w:sz w:val="28"/>
+          <w:szCs w:val="28"/>
+          <w:lang w:val="fr-FR"/>
+        </w:rPr>
+        <w:t>Manure</w:t>
+      </w:r>
+      <w:proofErr w:type="spellEnd"/>
+      <w:r>
+        <w:rPr>
+          <w:rFonts w:ascii="Times New Roman" w:hAnsi="Times New Roman" w:cs="Times New Roman"/>
+          <w:color w:val="000000" w:themeColor="text1"/>
+          <w:sz w:val="28"/>
+          <w:szCs w:val="28"/>
+          <w:lang w:val="fr-FR"/>
+        </w:rPr>
+        <w:tab/>
+      </w:r>
+      <w:r>
+        <w:rPr>
+          <w:rFonts w:ascii="Times New Roman" w:hAnsi="Times New Roman" w:cs="Times New Roman"/>
+          <w:color w:val="000000" w:themeColor="text1"/>
+          <w:sz w:val="28"/>
+          <w:szCs w:val="28"/>
+          <w:lang w:val="fr-FR"/>
+        </w:rPr>
+        <w:t xml:space="preserve">iii. </w:t>
+      </w:r>
+      <w:proofErr w:type="spellStart"/>
+      <w:r>
+        <w:rPr>
+          <w:rFonts w:ascii="Times New Roman" w:hAnsi="Times New Roman" w:cs="Times New Roman"/>
+          <w:color w:val="000000" w:themeColor="text1"/>
+          <w:sz w:val="28"/>
+          <w:szCs w:val="28"/>
+          <w:lang w:val="fr-FR"/>
+        </w:rPr>
+        <w:t>Biodegradable</w:t>
+      </w:r>
+      <w:proofErr w:type="spellEnd"/>
+    </w:p>
+    <w:p>
+      <w:pPr>
+        <w:spacing w:after="0" w:line="240" w:lineRule="auto"/>
+        <w:rPr>
+          <w:rFonts w:ascii="Times New Roman" w:hAnsi="Times New Roman" w:cs="Times New Roman"/>
+          <w:color w:val="000000" w:themeColor="text1"/>
+          <w:sz w:val="28"/>
+          <w:szCs w:val="28"/>
+          <w:lang w:val="en-CA"/>
+        </w:rPr>
+      </w:pPr>
+      <w:r>
+        <w:rPr>
+          <w:rFonts w:ascii="Times New Roman" w:hAnsi="Times New Roman" w:cs="Times New Roman"/>
+          <w:color w:val="000000" w:themeColor="text1"/>
+          <w:sz w:val="28"/>
+          <w:szCs w:val="28"/>
+          <w:lang w:val="en-CA"/>
+        </w:rPr>
+        <w:t>b. Which of the following is not a malnourished food?</w:t>
+      </w:r>
+    </w:p>
+    <w:p>
+      <w:pPr>
+        <w:spacing w:after="0" w:line="240" w:lineRule="auto"/>
+        <w:ind w:left="284"/>
+        <w:rPr>
+          <w:rFonts w:ascii="Times New Roman" w:hAnsi="Times New Roman" w:cs="Times New Roman"/>
+          <w:color w:val="000000" w:themeColor="text1"/>
+          <w:sz w:val="28"/>
+          <w:szCs w:val="28"/>
+          <w:lang w:val="fr-FR"/>
+        </w:rPr>
+      </w:pPr>
+      <w:r>
+        <w:rPr>
+          <w:rFonts w:ascii="Times New Roman" w:hAnsi="Times New Roman" w:cs="Times New Roman"/>
+          <w:color w:val="000000" w:themeColor="text1"/>
+          <w:sz w:val="28"/>
+          <w:szCs w:val="28"/>
+          <w:lang w:val="fr-FR"/>
+        </w:rPr>
+        <w:t xml:space="preserve">i. </w:t>
+      </w:r>
+      <w:proofErr w:type="spellStart"/>
+      <w:r>
+        <w:rPr>
+          <w:rFonts w:ascii="Times New Roman" w:hAnsi="Times New Roman" w:cs="Times New Roman"/>
+          <w:color w:val="000000" w:themeColor="text1"/>
+          <w:sz w:val="28"/>
+          <w:szCs w:val="28"/>
+          <w:lang w:val="fr-FR"/>
+        </w:rPr>
+        <w:t>Noodles</w:t>
+      </w:r>
+      <w:proofErr w:type="spellEnd"/>
+      <w:r>
+        <w:rPr>
+          <w:rFonts w:ascii="Times New Roman" w:hAnsi="Times New Roman" w:cs="Times New Roman"/>
+          <w:color w:val="000000" w:themeColor="text1"/>
+          <w:sz w:val="28"/>
+          <w:szCs w:val="28"/>
+          <w:lang w:val="fr-FR"/>
+        </w:rPr>
+        <w:tab/>
+      </w:r>
+      <w:r>
+        <w:rPr>
+          <w:rFonts w:ascii="Times New Roman" w:hAnsi="Times New Roman" w:cs="Times New Roman"/>
+          <w:color w:val="000000" w:themeColor="text1"/>
+          <w:sz w:val="28"/>
+          <w:szCs w:val="28"/>
+          <w:lang w:val="fr-FR"/>
+        </w:rPr>
+        <w:tab/>
+      </w:r>
+      <w:r>
+        <w:rPr>
+          <w:rFonts w:ascii="Times New Roman" w:hAnsi="Times New Roman" w:cs="Times New Roman"/>
+          <w:color w:val="000000" w:themeColor="text1"/>
+          <w:sz w:val="28"/>
+          <w:szCs w:val="28"/>
+          <w:lang w:val="fr-FR"/>
+        </w:rPr>
+        <w:t xml:space="preserve">ii. </w:t>
+      </w:r>
+      <w:proofErr w:type="gramStart"/>
+      <w:r>
+        <w:rPr>
+          <w:rFonts w:ascii="Times New Roman" w:hAnsi="Times New Roman" w:cs="Times New Roman"/>
+          <w:color w:val="000000" w:themeColor="text1"/>
+          <w:sz w:val="28"/>
+          <w:szCs w:val="28"/>
+          <w:lang w:val="fr-FR"/>
+        </w:rPr>
+        <w:t>Biscuit</w:t>
+      </w:r>
+      <w:r>
+        <w:rPr>
+          <w:rFonts w:ascii="Times New Roman" w:hAnsi="Times New Roman" w:cs="Times New Roman"/>
+          <w:color w:val="000000" w:themeColor="text1"/>
+          <w:sz w:val="28"/>
+          <w:szCs w:val="28"/>
+          <w:lang w:val="fr-FR"/>
+        </w:rPr>
+        <w:tab/>
+      </w:r>
+      <w:r>
+        <w:rPr>
+          <w:rFonts w:ascii="Times New Roman" w:hAnsi="Times New Roman" w:cs="Times New Roman"/>
+          <w:color w:val="000000" w:themeColor="text1"/>
+          <w:sz w:val="28"/>
+          <w:szCs w:val="28"/>
+          <w:lang w:val="fr-FR"/>
+        </w:rPr>
+        <w:tab/>
+      </w:r>
+      <w:r>
+        <w:rPr>
+          <w:rFonts w:ascii="Times New Roman" w:hAnsi="Times New Roman" w:cs="Times New Roman"/>
+          <w:color w:val="000000" w:themeColor="text1"/>
+          <w:sz w:val="28"/>
+          <w:szCs w:val="28"/>
+          <w:lang w:val="fr-FR"/>
+        </w:rPr>
+        <w:t>iii</w:t>
+      </w:r>
+      <w:proofErr w:type="gramEnd"/>
+      <w:r>
+        <w:rPr>
+          <w:rFonts w:ascii="Times New Roman" w:hAnsi="Times New Roman" w:cs="Times New Roman"/>
+          <w:color w:val="000000" w:themeColor="text1"/>
+          <w:sz w:val="28"/>
+          <w:szCs w:val="28"/>
+          <w:lang w:val="fr-FR"/>
+        </w:rPr>
+        <w:t>. Rice</w:t>
+      </w:r>
+    </w:p>
+    <w:p>
+      <w:pPr>
+        <w:spacing w:after="0" w:line="240" w:lineRule="auto"/>
+        <w:ind w:left="270" w:hanging="270"/>
+        <w:rPr>
+          <w:rFonts w:ascii="Times New Roman" w:hAnsi="Times New Roman" w:cs="Times New Roman"/>
+          <w:color w:val="000000" w:themeColor="text1"/>
+          <w:sz w:val="28"/>
+          <w:szCs w:val="28"/>
+          <w:lang w:val="en-CA"/>
+        </w:rPr>
+      </w:pPr>
+      <w:r>
+        <w:rPr>
+          <w:rFonts w:ascii="Times New Roman" w:hAnsi="Times New Roman" w:cs="Times New Roman"/>
+          <w:color w:val="000000" w:themeColor="text1"/>
+          <w:sz w:val="28"/>
+          <w:szCs w:val="28"/>
+          <w:lang w:val="en-CA"/>
+        </w:rPr>
+        <w:t>c. Which of the following does not fall under the category of smoking?</w:t>
+      </w:r>
+    </w:p>
+    <w:p>
+      <w:pPr>
+        <w:spacing w:after="0" w:line="240" w:lineRule="auto"/>
+        <w:ind w:left="284"/>
+        <w:rPr>
+          <w:rFonts w:ascii="Times New Roman" w:hAnsi="Times New Roman" w:cs="Times New Roman"/>
+          <w:color w:val="000000" w:themeColor="text1"/>
+          <w:sz w:val="28"/>
+          <w:szCs w:val="28"/>
+          <w:lang w:val="fr-FR"/>
+        </w:rPr>
+      </w:pPr>
+      <w:r>
+        <w:rPr>
+          <w:rFonts w:ascii="Times New Roman" w:hAnsi="Times New Roman" w:cs="Times New Roman"/>
+          <w:color w:val="000000" w:themeColor="text1"/>
+          <w:sz w:val="28"/>
+          <w:szCs w:val="28"/>
+          <w:lang w:val="fr-FR"/>
+        </w:rPr>
+        <w:t>i. Cigarette</w:t>
+      </w:r>
+      <w:r>
+        <w:rPr>
+          <w:rFonts w:ascii="Times New Roman" w:hAnsi="Times New Roman" w:cs="Times New Roman"/>
+          <w:color w:val="000000" w:themeColor="text1"/>
+          <w:sz w:val="28"/>
+          <w:szCs w:val="28"/>
+          <w:lang w:val="fr-FR"/>
+        </w:rPr>
+        <w:tab/>
+      </w:r>
+      <w:r>
+        <w:rPr>
+          <w:rFonts w:ascii="Times New Roman" w:hAnsi="Times New Roman" w:cs="Times New Roman"/>
+          <w:color w:val="000000" w:themeColor="text1"/>
+          <w:sz w:val="28"/>
+          <w:szCs w:val="28"/>
+          <w:lang w:val="fr-FR"/>
+        </w:rPr>
+        <w:t xml:space="preserve">ii. </w:t>
+      </w:r>
+      <w:proofErr w:type="spellStart"/>
+      <w:r>
+        <w:rPr>
+          <w:rFonts w:ascii="Times New Roman" w:hAnsi="Times New Roman" w:cs="Times New Roman"/>
+          <w:color w:val="000000" w:themeColor="text1"/>
+          <w:sz w:val="28"/>
+          <w:szCs w:val="28"/>
+          <w:lang w:val="fr-FR"/>
+        </w:rPr>
+        <w:t>Bidi</w:t>
+      </w:r>
+      <w:proofErr w:type="spellEnd"/>
+      <w:r>
+        <w:rPr>
+          <w:rFonts w:ascii="Times New Roman" w:hAnsi="Times New Roman" w:cs="Times New Roman"/>
+          <w:color w:val="000000" w:themeColor="text1"/>
+          <w:sz w:val="28"/>
+          <w:szCs w:val="28"/>
+          <w:lang w:val="fr-FR"/>
+        </w:rPr>
+        <w:tab/>
+      </w:r>
+      <w:r>
+        <w:rPr>
+          <w:rFonts w:ascii="Times New Roman" w:hAnsi="Times New Roman" w:cs="Times New Roman"/>
+          <w:color w:val="000000" w:themeColor="text1"/>
+          <w:sz w:val="28"/>
+          <w:szCs w:val="28"/>
+          <w:lang w:val="fr-FR"/>
+        </w:rPr>
+        <w:tab/>
+      </w:r>
+      <w:r>
+        <w:rPr>
+          <w:rFonts w:ascii="Times New Roman" w:hAnsi="Times New Roman" w:cs="Times New Roman"/>
+          <w:color w:val="000000" w:themeColor="text1"/>
+          <w:sz w:val="28"/>
+          <w:szCs w:val="28"/>
+          <w:lang w:val="fr-FR"/>
+        </w:rPr>
+        <w:t xml:space="preserve">iii. </w:t>
+      </w:r>
+      <w:proofErr w:type="spellStart"/>
+      <w:r>
+        <w:rPr>
+          <w:rFonts w:ascii="Times New Roman" w:hAnsi="Times New Roman" w:cs="Times New Roman"/>
+          <w:color w:val="000000" w:themeColor="text1"/>
+          <w:sz w:val="28"/>
+          <w:szCs w:val="28"/>
+          <w:lang w:val="fr-FR"/>
+        </w:rPr>
+        <w:t>Alcohol</w:t>
+      </w:r>
+      <w:proofErr w:type="spellEnd"/>
+    </w:p>
+    <w:p>
+      <w:pPr>
+        <w:spacing w:after="0" w:line="240" w:lineRule="auto"/>
+        <w:rPr>
+          <w:rFonts w:ascii="Times New Roman" w:hAnsi="Times New Roman" w:cs="Times New Roman"/>
+          <w:color w:val="000000" w:themeColor="text1"/>
+          <w:sz w:val="28"/>
+          <w:szCs w:val="28"/>
+          <w:lang w:val="en-CA"/>
+        </w:rPr>
+      </w:pPr>
+      <w:r>
+        <w:rPr>
+          <w:rFonts w:ascii="Times New Roman" w:hAnsi="Times New Roman" w:cs="Times New Roman"/>
+          <w:color w:val="000000" w:themeColor="text1"/>
+          <w:sz w:val="28"/>
+          <w:szCs w:val="28"/>
+          <w:lang w:val="en-CA"/>
+        </w:rPr>
+        <w:t>d. Which of the following is the first step of long jump?</w:t>
+      </w:r>
+    </w:p>
+    <w:p>
+      <w:pPr>
+        <w:spacing w:after="0" w:line="240" w:lineRule="auto"/>
+        <w:ind w:left="284"/>
+        <w:rPr>
+          <w:rFonts w:ascii="Times New Roman" w:hAnsi="Times New Roman" w:cs="Times New Roman"/>
+          <w:color w:val="000000" w:themeColor="text1"/>
+          <w:sz w:val="28"/>
+          <w:szCs w:val="28"/>
+          <w:lang w:val="fr-FR"/>
+        </w:rPr>
+      </w:pPr>
+      <w:r>
+        <w:rPr>
+          <w:rFonts w:ascii="Times New Roman" w:hAnsi="Times New Roman" w:cs="Times New Roman"/>
+          <w:color w:val="000000" w:themeColor="text1"/>
+          <w:sz w:val="28"/>
+          <w:szCs w:val="28"/>
+          <w:lang w:val="fr-FR"/>
+        </w:rPr>
+        <w:t xml:space="preserve">i. </w:t>
+      </w:r>
+      <w:proofErr w:type="spellStart"/>
+      <w:r>
+        <w:rPr>
+          <w:rFonts w:ascii="Times New Roman" w:hAnsi="Times New Roman" w:cs="Times New Roman"/>
+          <w:color w:val="000000" w:themeColor="text1"/>
+          <w:sz w:val="28"/>
+          <w:szCs w:val="28"/>
+          <w:lang w:val="fr-FR"/>
+        </w:rPr>
+        <w:t>Approach</w:t>
+      </w:r>
+      <w:proofErr w:type="spellEnd"/>
+      <w:r>
+        <w:rPr>
+          <w:rFonts w:ascii="Times New Roman" w:hAnsi="Times New Roman" w:cs="Times New Roman"/>
+          <w:color w:val="000000" w:themeColor="text1"/>
+          <w:sz w:val="28"/>
+          <w:szCs w:val="28"/>
+          <w:lang w:val="fr-FR"/>
+        </w:rPr>
+        <w:tab/>
+      </w:r>
+      <w:r>
+        <w:rPr>
+          <w:rFonts w:ascii="Times New Roman" w:hAnsi="Times New Roman" w:cs="Times New Roman"/>
+          <w:color w:val="000000" w:themeColor="text1"/>
+          <w:sz w:val="28"/>
+          <w:szCs w:val="28"/>
+          <w:lang w:val="fr-FR"/>
+        </w:rPr>
+        <w:t>ii. Flight</w:t>
+      </w:r>
+      <w:r>
+        <w:rPr>
+          <w:rFonts w:ascii="Times New Roman" w:hAnsi="Times New Roman" w:cs="Times New Roman"/>
+          <w:color w:val="000000" w:themeColor="text1"/>
+          <w:sz w:val="28"/>
+          <w:szCs w:val="28"/>
+          <w:lang w:val="fr-FR"/>
+        </w:rPr>
+        <w:tab/>
+      </w:r>
+      <w:r>
+        <w:rPr>
+          <w:rFonts w:ascii="Times New Roman" w:hAnsi="Times New Roman" w:cs="Times New Roman"/>
+          <w:color w:val="000000" w:themeColor="text1"/>
+          <w:sz w:val="28"/>
+          <w:szCs w:val="28"/>
+          <w:lang w:val="fr-FR"/>
+        </w:rPr>
+        <w:tab/>
+      </w:r>
+      <w:r>
+        <w:rPr>
+          <w:rFonts w:ascii="Times New Roman" w:hAnsi="Times New Roman" w:cs="Times New Roman"/>
+          <w:color w:val="000000" w:themeColor="text1"/>
+          <w:sz w:val="28"/>
+          <w:szCs w:val="28"/>
+          <w:lang w:val="fr-FR"/>
+        </w:rPr>
+        <w:t>iii. Landing</w:t>
+      </w:r>
+    </w:p>
+    <w:p>
+      <w:pPr>
+        <w:spacing w:after="0" w:line="240" w:lineRule="auto"/>
+        <w:rPr>
+          <w:rFonts w:ascii="Times New Roman" w:hAnsi="Times New Roman" w:cs="Times New Roman"/>
+          <w:color w:val="000000" w:themeColor="text1"/>
+          <w:sz w:val="28"/>
+          <w:szCs w:val="28"/>
+          <w:lang w:val="en-CA"/>
+        </w:rPr>
+      </w:pPr>
+      <w:r>
+        <w:rPr>
+          <w:rFonts w:ascii="Times New Roman" w:hAnsi="Times New Roman" w:cs="Times New Roman"/>
+          <w:color w:val="000000" w:themeColor="text1"/>
+          <w:sz w:val="28"/>
+          <w:szCs w:val="28"/>
+          <w:lang w:val="en-CA"/>
+        </w:rPr>
+        <w:t>e. Which of the following is not a component of acting?</w:t>
+      </w:r>
+    </w:p>
+    <w:p>
+      <w:pPr>
+        <w:spacing w:after="0" w:line="240" w:lineRule="auto"/>
+        <w:ind w:left="284"/>
+        <w:rPr>
+          <w:rFonts w:ascii="Times New Roman" w:hAnsi="Times New Roman" w:cs="Times New Roman"/>
+          <w:color w:val="000000" w:themeColor="text1"/>
+          <w:sz w:val="28"/>
+          <w:szCs w:val="28"/>
+          <w:lang w:val="fr-FR"/>
+        </w:rPr>
+      </w:pPr>
+      <w:r>
+        <w:rPr>
+          <w:rFonts w:ascii="Times New Roman" w:hAnsi="Times New Roman" w:cs="Times New Roman"/>
+          <w:color w:val="000000" w:themeColor="text1"/>
+          <w:sz w:val="28"/>
+          <w:szCs w:val="28"/>
+          <w:lang w:val="fr-FR"/>
+        </w:rPr>
+        <w:t xml:space="preserve">i. </w:t>
+      </w:r>
+      <w:proofErr w:type="spellStart"/>
+      <w:r>
+        <w:rPr>
+          <w:rFonts w:ascii="Times New Roman" w:hAnsi="Times New Roman" w:cs="Times New Roman"/>
+          <w:color w:val="000000" w:themeColor="text1"/>
+          <w:sz w:val="28"/>
+          <w:szCs w:val="28"/>
+          <w:lang w:val="fr-FR"/>
+        </w:rPr>
+        <w:t>Movement</w:t>
+      </w:r>
+      <w:proofErr w:type="spellEnd"/>
+      <w:r>
+        <w:rPr>
+          <w:rFonts w:ascii="Times New Roman" w:hAnsi="Times New Roman" w:cs="Times New Roman"/>
+          <w:color w:val="000000" w:themeColor="text1"/>
+          <w:sz w:val="28"/>
+          <w:szCs w:val="28"/>
+          <w:lang w:val="fr-FR"/>
+        </w:rPr>
+        <w:tab/>
+      </w:r>
+      <w:r>
+        <w:rPr>
+          <w:rFonts w:ascii="Times New Roman" w:hAnsi="Times New Roman" w:cs="Times New Roman"/>
+          <w:color w:val="000000" w:themeColor="text1"/>
+          <w:sz w:val="28"/>
+          <w:szCs w:val="28"/>
+          <w:lang w:val="fr-FR"/>
+        </w:rPr>
+        <w:t xml:space="preserve">ii. </w:t>
+      </w:r>
+      <w:proofErr w:type="spellStart"/>
+      <w:r>
+        <w:rPr>
+          <w:rFonts w:ascii="Times New Roman" w:hAnsi="Times New Roman" w:cs="Times New Roman"/>
+          <w:color w:val="000000" w:themeColor="text1"/>
+          <w:sz w:val="28"/>
+          <w:szCs w:val="28"/>
+          <w:lang w:val="fr-FR"/>
+        </w:rPr>
+        <w:t>Ornament</w:t>
+      </w:r>
+      <w:proofErr w:type="spellEnd"/>
+      <w:r>
+        <w:rPr>
+          <w:rFonts w:ascii="Times New Roman" w:hAnsi="Times New Roman" w:cs="Times New Roman"/>
+          <w:color w:val="000000" w:themeColor="text1"/>
+          <w:sz w:val="28"/>
+          <w:szCs w:val="28"/>
+          <w:lang w:val="fr-FR"/>
+        </w:rPr>
+        <w:tab/>
+      </w:r>
+      <w:r>
+        <w:rPr>
+          <w:rFonts w:ascii="Times New Roman" w:hAnsi="Times New Roman" w:cs="Times New Roman"/>
+          <w:color w:val="000000" w:themeColor="text1"/>
+          <w:sz w:val="28"/>
+          <w:szCs w:val="28"/>
+          <w:lang w:val="fr-FR"/>
+        </w:rPr>
+        <w:tab/>
+      </w:r>
+      <w:r>
+        <w:rPr>
+          <w:rFonts w:ascii="Times New Roman" w:hAnsi="Times New Roman" w:cs="Times New Roman"/>
+          <w:color w:val="000000" w:themeColor="text1"/>
+          <w:sz w:val="28"/>
+          <w:szCs w:val="28"/>
+          <w:lang w:val="fr-FR"/>
+        </w:rPr>
+        <w:t xml:space="preserve">iii. </w:t>
+      </w:r>
+      <w:proofErr w:type="spellStart"/>
+      <w:r>
+        <w:rPr>
+          <w:rFonts w:ascii="Times New Roman" w:hAnsi="Times New Roman" w:cs="Times New Roman"/>
+          <w:color w:val="000000" w:themeColor="text1"/>
+          <w:sz w:val="28"/>
+          <w:szCs w:val="28"/>
+          <w:lang w:val="fr-FR"/>
+        </w:rPr>
+        <w:t>Rhythm</w:t>
+      </w:r>
+      <w:proofErr w:type="spellEnd"/>
+      <w:r>
+        <w:rPr>
+          <w:rFonts w:ascii="Times New Roman" w:hAnsi="Times New Roman" w:cs="Times New Roman"/>
+          <w:color w:val="000000" w:themeColor="text1"/>
+          <w:sz w:val="28"/>
+          <w:szCs w:val="28"/>
+          <w:lang w:val="fr-FR"/>
+        </w:rPr>
+        <w:t xml:space="preserve"> and Taal</w:t>
+      </w:r>
+    </w:p>
+    <w:p>
+      <w:pPr>
+        <w:spacing w:after="0" w:line="240" w:lineRule="auto"/>
+        <w:rPr>
+          <w:rFonts w:ascii="Times New Roman" w:hAnsi="Times New Roman" w:cs="Times New Roman"/>
+          <w:color w:val="000000" w:themeColor="text1"/>
+          <w:sz w:val="14"/>
+          <w:szCs w:val="14"/>
+          <w:lang w:val="en-CA"/>
+        </w:rPr>
+      </w:pPr>
+    </w:p>
+    <w:p>
+      <w:pPr>
+        <w:pStyle w:val="Heading2"/>
+        <w:numPr>
+          <w:ilvl w:val="0"/>
+          <w:numId w:val="10"/>
+        </w:numPr>
+        <w:tabs>
+          <w:tab w:val="num" w:pos="360"/>
+        </w:tabs>
+        <w:spacing w:before="0" w:line="240" w:lineRule="auto"/>
+        <w:ind w:left="284"/>
+        <w:rPr>
+          <w:rFonts w:ascii="Times New Roman" w:hAnsi="Times New Roman" w:cs="Times New Roman"/>
+          <w:color w:val="000000" w:themeColor="text1"/>
+          <w:sz w:val="28"/>
+          <w:szCs w:val="28"/>
+        </w:rPr>
+      </w:pPr>
+      <w:r>
+        <w:rPr>
+          <w:rFonts w:ascii="Times New Roman" w:hAnsi="Times New Roman" w:cs="Times New Roman"/>
+          <w:color w:val="000000" w:themeColor="text1"/>
+          <w:sz w:val="28"/>
+          <w:szCs w:val="28"/>
+        </w:rPr>
+        <w:t xml:space="preserve">Very Short Question Answer </w:t>
+      </w:r>
+      <w:r>
+        <w:rPr>
+          <w:rFonts w:ascii="Times New Roman" w:hAnsi="Times New Roman" w:cs="Times New Roman"/>
+          <w:color w:val="000000" w:themeColor="text1"/>
+          <w:sz w:val="28"/>
+          <w:szCs w:val="28"/>
+        </w:rPr>
+        <w:tab/>
+      </w:r>
+      <w:r>
+        <w:rPr>
+          <w:rFonts w:ascii="Times New Roman" w:hAnsi="Times New Roman" w:cs="Times New Roman"/>
+          <w:color w:val="000000" w:themeColor="text1"/>
+          <w:sz w:val="28"/>
+          <w:szCs w:val="28"/>
+        </w:rPr>
+        <w:tab/>
+      </w:r>
+      <w:r>
+        <w:rPr>
+          <w:rFonts w:ascii="Times New Roman" w:hAnsi="Times New Roman" w:cs="Times New Roman"/>
+          <w:color w:val="000000" w:themeColor="text1"/>
+          <w:sz w:val="28"/>
+          <w:szCs w:val="28"/>
+        </w:rPr>
+        <w:tab/>
+        <w:t>(6×1=6)</w:t>
+      </w:r>
+    </w:p>
+    <w:p>
+      <w:pPr>
+        <w:spacing w:after="0" w:line="240" w:lineRule="auto"/>
+        <w:rPr>
+          <w:rFonts w:ascii="Times New Roman" w:hAnsi="Times New Roman" w:cs="Times New Roman"/>
+          <w:color w:val="000000" w:themeColor="text1"/>
+          <w:sz w:val="28"/>
+          <w:szCs w:val="28"/>
+        </w:rPr>
+      </w:pPr>
+      <w:r>
+        <w:rPr>
+          <w:rFonts w:ascii="Times New Roman" w:hAnsi="Times New Roman" w:cs="Times New Roman"/>
+          <w:color w:val="000000" w:themeColor="text1"/>
+          <w:sz w:val="28"/>
+          <w:szCs w:val="28"/>
+        </w:rPr>
+        <w:t>a. Write any one benefit of using a toilet.</w:t>
+      </w:r>
+    </w:p>
+    <w:p>
+      <w:pPr>
+        <w:spacing w:after="0" w:line="240" w:lineRule="auto"/>
+        <w:rPr>
+          <w:rFonts w:ascii="Times New Roman" w:hAnsi="Times New Roman" w:cs="Times New Roman"/>
+          <w:color w:val="000000" w:themeColor="text1"/>
+          <w:sz w:val="28"/>
+          <w:szCs w:val="28"/>
+        </w:rPr>
+      </w:pPr>
+      <w:r>
+        <w:rPr>
+          <w:rFonts w:ascii="Times New Roman" w:hAnsi="Times New Roman" w:cs="Times New Roman"/>
+          <w:color w:val="000000" w:themeColor="text1"/>
+          <w:sz w:val="28"/>
+          <w:szCs w:val="28"/>
+        </w:rPr>
+        <w:t>b. Name any two foods that we get from animals.</w:t>
+      </w:r>
+    </w:p>
+    <w:p>
+      <w:pPr>
+        <w:spacing w:after="0" w:line="240" w:lineRule="auto"/>
+        <w:rPr>
+          <w:rFonts w:ascii="Times New Roman" w:hAnsi="Times New Roman" w:cs="Times New Roman"/>
+          <w:color w:val="000000" w:themeColor="text1"/>
+          <w:sz w:val="28"/>
+          <w:szCs w:val="28"/>
+        </w:rPr>
+      </w:pPr>
+      <w:r>
+        <w:rPr>
+          <w:rFonts w:ascii="Times New Roman" w:hAnsi="Times New Roman" w:cs="Times New Roman"/>
+          <w:color w:val="000000" w:themeColor="text1"/>
+          <w:sz w:val="28"/>
+          <w:szCs w:val="28"/>
+        </w:rPr>
+        <w:t>c. Name any two diseases that transmit through contaminated air.</w:t>
+      </w:r>
+    </w:p>
+    <w:p>
+      <w:pPr>
+        <w:spacing w:after="0" w:line="240" w:lineRule="auto"/>
+        <w:rPr>
+          <w:rFonts w:ascii="Times New Roman" w:hAnsi="Times New Roman" w:cs="Times New Roman"/>
+          <w:color w:val="000000" w:themeColor="text1"/>
+          <w:sz w:val="28"/>
+          <w:szCs w:val="28"/>
+        </w:rPr>
+      </w:pPr>
+      <w:r>
+        <w:rPr>
+          <w:rFonts w:ascii="Times New Roman" w:hAnsi="Times New Roman" w:cs="Times New Roman"/>
+          <w:color w:val="000000" w:themeColor="text1"/>
+          <w:sz w:val="28"/>
+          <w:szCs w:val="28"/>
+        </w:rPr>
+        <w:t>d. Mention any two steps of drill.</w:t>
+      </w:r>
+    </w:p>
+    <w:p>
+      <w:pPr>
+        <w:spacing w:after="0" w:line="240" w:lineRule="auto"/>
+        <w:rPr>
+          <w:rFonts w:ascii="Times New Roman" w:hAnsi="Times New Roman" w:cs="Times New Roman"/>
+          <w:color w:val="000000" w:themeColor="text1"/>
+          <w:sz w:val="28"/>
+          <w:szCs w:val="28"/>
+        </w:rPr>
+      </w:pPr>
+      <w:r>
+        <w:rPr>
+          <w:rFonts w:ascii="Times New Roman" w:hAnsi="Times New Roman" w:cs="Times New Roman"/>
+          <w:color w:val="000000" w:themeColor="text1"/>
+          <w:sz w:val="28"/>
+          <w:szCs w:val="28"/>
+        </w:rPr>
+        <w:t>e. Define shading</w:t>
+      </w:r>
+    </w:p>
+    <w:p>
+      <w:pPr>
+        <w:spacing w:after="0" w:line="240" w:lineRule="auto"/>
+        <w:rPr>
+          <w:rFonts w:ascii="Times New Roman" w:hAnsi="Times New Roman" w:cs="Times New Roman"/>
+          <w:color w:val="000000" w:themeColor="text1"/>
+          <w:sz w:val="28"/>
+          <w:szCs w:val="28"/>
+        </w:rPr>
+      </w:pPr>
+      <w:r>
+        <w:rPr>
+          <w:rFonts w:ascii="Times New Roman" w:hAnsi="Times New Roman" w:cs="Times New Roman"/>
+          <w:color w:val="000000" w:themeColor="text1"/>
+          <w:sz w:val="28"/>
+          <w:szCs w:val="28"/>
+        </w:rPr>
+        <w:t>f. Can you make a pattern of any object by rubbing it on a paper?</w:t>
+      </w:r>
+    </w:p>
+    <w:p>
+      <w:pPr>
+        <w:spacing w:after="0" w:line="240" w:lineRule="auto"/>
+        <w:rPr>
+          <w:rFonts w:ascii="Times New Roman" w:hAnsi="Times New Roman" w:cs="Times New Roman"/>
+          <w:color w:val="000000" w:themeColor="text1"/>
+          <w:sz w:val="14"/>
+          <w:szCs w:val="14"/>
+        </w:rPr>
+      </w:pPr>
+    </w:p>
+    <w:p>
+      <w:pPr>
+        <w:pStyle w:val="Heading2"/>
+        <w:numPr>
+          <w:ilvl w:val="0"/>
+          <w:numId w:val="10"/>
+        </w:numPr>
+        <w:tabs>
+          <w:tab w:val="num" w:pos="360"/>
+        </w:tabs>
+        <w:spacing w:before="0" w:line="240" w:lineRule="auto"/>
+        <w:ind w:left="284"/>
+        <w:rPr>
+          <w:rFonts w:ascii="Times New Roman" w:hAnsi="Times New Roman" w:cs="Times New Roman"/>
+          <w:color w:val="000000" w:themeColor="text1"/>
+          <w:sz w:val="28"/>
+          <w:szCs w:val="28"/>
+        </w:rPr>
+      </w:pPr>
+      <w:r>
+        <w:rPr>
+          <w:rFonts w:ascii="Times New Roman" w:hAnsi="Times New Roman" w:cs="Times New Roman"/>
+          <w:color w:val="000000" w:themeColor="text1"/>
+          <w:sz w:val="28"/>
+          <w:szCs w:val="28"/>
+        </w:rPr>
+        <w:t xml:space="preserve">Short Question Answer </w:t>
+      </w:r>
+      <w:r>
+        <w:rPr>
+          <w:rFonts w:ascii="Times New Roman" w:hAnsi="Times New Roman" w:cs="Times New Roman"/>
+          <w:color w:val="000000" w:themeColor="text1"/>
+          <w:sz w:val="28"/>
+          <w:szCs w:val="28"/>
+        </w:rPr>
+        <w:tab/>
+      </w:r>
+      <w:r>
+        <w:rPr>
+          <w:rFonts w:ascii="Times New Roman" w:hAnsi="Times New Roman" w:cs="Times New Roman"/>
+          <w:color w:val="000000" w:themeColor="text1"/>
+          <w:sz w:val="28"/>
+          <w:szCs w:val="28"/>
+        </w:rPr>
+        <w:tab/>
+      </w:r>
+      <w:r>
+        <w:rPr>
+          <w:rFonts w:ascii="Times New Roman" w:hAnsi="Times New Roman" w:cs="Times New Roman"/>
+          <w:color w:val="000000" w:themeColor="text1"/>
+          <w:sz w:val="28"/>
+          <w:szCs w:val="28"/>
+        </w:rPr>
+        <w:tab/>
+      </w:r>
+      <w:r>
+        <w:rPr>
+          <w:rFonts w:ascii="Times New Roman" w:hAnsi="Times New Roman" w:cs="Times New Roman"/>
+          <w:color w:val="000000" w:themeColor="text1"/>
+          <w:sz w:val="28"/>
+          <w:szCs w:val="28"/>
+        </w:rPr>
+        <w:tab/>
+        <w:t>(4×2=8)</w:t>
+      </w:r>
+    </w:p>
+    <w:p>
+      <w:pPr>
+        <w:spacing w:after="0" w:line="240" w:lineRule="auto"/>
+        <w:rPr>
+          <w:rFonts w:ascii="Times New Roman" w:hAnsi="Times New Roman" w:cs="Times New Roman"/>
+          <w:color w:val="000000" w:themeColor="text1"/>
+          <w:sz w:val="28"/>
+          <w:szCs w:val="28"/>
+        </w:rPr>
+      </w:pPr>
+      <w:r>
+        <w:rPr>
+          <w:rFonts w:ascii="Times New Roman" w:hAnsi="Times New Roman" w:cs="Times New Roman"/>
+          <w:color w:val="000000" w:themeColor="text1"/>
+          <w:sz w:val="28"/>
+          <w:szCs w:val="28"/>
+        </w:rPr>
+        <w:t>a. How can we maintain oral hygiene?</w:t>
+      </w:r>
+    </w:p>
+    <w:p>
+      <w:pPr>
+        <w:spacing w:after="0" w:line="240" w:lineRule="auto"/>
+        <w:rPr>
+          <w:rFonts w:ascii="Times New Roman" w:hAnsi="Times New Roman" w:cs="Times New Roman"/>
+          <w:color w:val="000000" w:themeColor="text1"/>
+          <w:sz w:val="28"/>
+          <w:szCs w:val="28"/>
+        </w:rPr>
+      </w:pPr>
+      <w:r>
+        <w:rPr>
+          <w:rFonts w:ascii="Times New Roman" w:hAnsi="Times New Roman" w:cs="Times New Roman"/>
+          <w:color w:val="000000" w:themeColor="text1"/>
+          <w:sz w:val="28"/>
+          <w:szCs w:val="28"/>
+        </w:rPr>
+        <w:t>b. Define disease with two examples.</w:t>
+      </w:r>
+    </w:p>
+    <w:p>
+      <w:pPr>
+        <w:spacing w:after="0" w:line="240" w:lineRule="auto"/>
+        <w:rPr>
+          <w:rFonts w:ascii="Times New Roman" w:hAnsi="Times New Roman" w:cs="Times New Roman"/>
+          <w:color w:val="000000" w:themeColor="text1"/>
+          <w:sz w:val="28"/>
+          <w:szCs w:val="28"/>
+        </w:rPr>
+      </w:pPr>
+      <w:r>
+        <w:rPr>
+          <w:rFonts w:ascii="Times New Roman" w:hAnsi="Times New Roman" w:cs="Times New Roman"/>
+          <w:color w:val="000000" w:themeColor="text1"/>
+          <w:sz w:val="28"/>
+          <w:szCs w:val="28"/>
+        </w:rPr>
+        <w:t>c. Write any two benefits of drill.</w:t>
+      </w:r>
+    </w:p>
+    <w:p>
+      <w:pPr>
+        <w:spacing w:after="0" w:line="240" w:lineRule="auto"/>
+        <w:rPr>
+          <w:rFonts w:ascii="Times New Roman" w:hAnsi="Times New Roman" w:cs="Times New Roman"/>
+          <w:color w:val="000000" w:themeColor="text1"/>
+          <w:sz w:val="28"/>
+          <w:szCs w:val="28"/>
+        </w:rPr>
+      </w:pPr>
+      <w:r>
+        <w:rPr>
+          <w:rFonts w:ascii="Times New Roman" w:hAnsi="Times New Roman" w:cs="Times New Roman"/>
+          <w:color w:val="000000" w:themeColor="text1"/>
+          <w:sz w:val="28"/>
+          <w:szCs w:val="28"/>
+        </w:rPr>
+        <w:t>d. Why should we do yoga?</w:t>
+      </w:r>
+    </w:p>
+    <w:p>
+      <w:pPr>
+        <w:spacing w:after="0" w:line="240" w:lineRule="auto"/>
+        <w:rPr>
+          <w:rFonts w:ascii="Times New Roman" w:hAnsi="Times New Roman" w:cs="Times New Roman"/>
+          <w:color w:val="000000" w:themeColor="text1"/>
+          <w:sz w:val="14"/>
+          <w:szCs w:val="14"/>
+        </w:rPr>
+      </w:pPr>
+    </w:p>
+    <w:p>
+      <w:pPr>
+        <w:pStyle w:val="Heading2"/>
+        <w:numPr>
+          <w:ilvl w:val="0"/>
+          <w:numId w:val="10"/>
+        </w:numPr>
+        <w:tabs>
+          <w:tab w:val="num" w:pos="360"/>
+        </w:tabs>
+        <w:spacing w:before="0" w:line="240" w:lineRule="auto"/>
+        <w:ind w:left="360"/>
+        <w:rPr>
+          <w:rFonts w:ascii="Times New Roman" w:hAnsi="Times New Roman" w:cs="Times New Roman"/>
+          <w:color w:val="000000" w:themeColor="text1"/>
+          <w:sz w:val="28"/>
+          <w:szCs w:val="28"/>
+        </w:rPr>
+      </w:pPr>
+      <w:r>
+        <w:rPr>
+          <w:rFonts w:ascii="Times New Roman" w:hAnsi="Times New Roman" w:cs="Times New Roman"/>
+          <w:color w:val="000000" w:themeColor="text1"/>
+          <w:sz w:val="28"/>
+          <w:szCs w:val="28"/>
+        </w:rPr>
+        <w:t xml:space="preserve">Long Question Answer </w:t>
+      </w:r>
+      <w:r>
+        <w:rPr>
+          <w:rFonts w:ascii="Times New Roman" w:hAnsi="Times New Roman" w:cs="Times New Roman"/>
+          <w:color w:val="000000" w:themeColor="text1"/>
+          <w:sz w:val="28"/>
+          <w:szCs w:val="28"/>
+        </w:rPr>
+        <w:tab/>
+      </w:r>
+      <w:r>
+        <w:rPr>
+          <w:rFonts w:ascii="Times New Roman" w:hAnsi="Times New Roman" w:cs="Times New Roman"/>
+          <w:color w:val="000000" w:themeColor="text1"/>
+          <w:sz w:val="28"/>
+          <w:szCs w:val="28"/>
+        </w:rPr>
+        <w:tab/>
+      </w:r>
+      <w:r>
+        <w:rPr>
+          <w:rFonts w:ascii="Times New Roman" w:hAnsi="Times New Roman" w:cs="Times New Roman"/>
+          <w:color w:val="000000" w:themeColor="text1"/>
+          <w:sz w:val="28"/>
+          <w:szCs w:val="28"/>
+        </w:rPr>
+        <w:tab/>
+      </w:r>
+      <w:r>
+        <w:rPr>
+          <w:rFonts w:ascii="Times New Roman" w:hAnsi="Times New Roman" w:cs="Times New Roman"/>
+          <w:color w:val="000000" w:themeColor="text1"/>
+          <w:sz w:val="28"/>
+          <w:szCs w:val="28"/>
+        </w:rPr>
+        <w:tab/>
+      </w:r>
+      <w:r>
+        <w:rPr>
+          <w:rFonts w:ascii="Times New Roman" w:hAnsi="Times New Roman" w:cs="Times New Roman"/>
+          <w:color w:val="000000" w:themeColor="text1"/>
+          <w:sz w:val="28"/>
+          <w:szCs w:val="28"/>
+        </w:rPr>
+        <w:t>(3×2=6)</w:t>
+      </w:r>
+    </w:p>
+    <w:p>
+      <w:pPr>
+        <w:spacing w:after="0" w:line="240" w:lineRule="auto"/>
+        <w:rPr>
+          <w:rFonts w:ascii="Times New Roman" w:hAnsi="Times New Roman" w:cs="Times New Roman"/>
+          <w:color w:val="000000" w:themeColor="text1"/>
+          <w:sz w:val="28"/>
+          <w:szCs w:val="28"/>
+        </w:rPr>
+      </w:pPr>
+      <w:r>
+        <w:rPr>
+          <w:rFonts w:ascii="Times New Roman" w:hAnsi="Times New Roman" w:cs="Times New Roman"/>
+          <w:color w:val="000000" w:themeColor="text1"/>
+          <w:sz w:val="28"/>
+          <w:szCs w:val="28"/>
+        </w:rPr>
+        <w:t xml:space="preserve">a. Draw a picture of the national flag and </w:t>
+      </w:r>
+      <w:proofErr w:type="spellStart"/>
+      <w:r>
+        <w:rPr>
+          <w:rFonts w:ascii="Times New Roman" w:hAnsi="Times New Roman" w:cs="Times New Roman"/>
+          <w:color w:val="000000" w:themeColor="text1"/>
+          <w:sz w:val="28"/>
+          <w:szCs w:val="28"/>
+        </w:rPr>
+        <w:t>colour</w:t>
+      </w:r>
+      <w:proofErr w:type="spellEnd"/>
+      <w:r>
+        <w:rPr>
+          <w:rFonts w:ascii="Times New Roman" w:hAnsi="Times New Roman" w:cs="Times New Roman"/>
+          <w:color w:val="000000" w:themeColor="text1"/>
+          <w:sz w:val="28"/>
+          <w:szCs w:val="28"/>
+        </w:rPr>
+        <w:t xml:space="preserve"> it.</w:t>
+      </w:r>
+    </w:p>
+    <w:p>
+      <w:pPr>
+        <w:spacing w:after="0" w:line="240" w:lineRule="auto"/>
+        <w:ind w:left="270" w:hanging="270"/>
+        <w:rPr>
+          <w:rFonts w:ascii="Times New Roman" w:hAnsi="Times New Roman" w:cs="Times New Roman"/>
+          <w:color w:val="000000" w:themeColor="text1"/>
+          <w:sz w:val="28"/>
+          <w:szCs w:val="28"/>
+        </w:rPr>
+      </w:pPr>
+      <w:r>
+        <w:rPr>
+          <w:rFonts w:ascii="Times New Roman" w:hAnsi="Times New Roman" w:cs="Times New Roman"/>
+          <w:color w:val="000000" w:themeColor="text1"/>
+          <w:sz w:val="28"/>
+          <w:szCs w:val="28"/>
+        </w:rPr>
+        <w:t>b. “Regular practice of dance and acting keeps us healthy and active.” Explain this statement in your own words.</w:t>
+      </w:r>
+    </w:p>
+    <w:p>
+      <w:pPr>
+        <w:spacing w:after="0" w:line="240" w:lineRule="auto"/>
+        <w:jc w:val="center"/>
+        <w:rPr>
+          <w:rFonts w:ascii="Times New Roman" w:hAnsi="Times New Roman" w:cs="Times New Roman"/>
+          <w:b/>
+          <w:bCs/>
+          <w:color w:val="000000" w:themeColor="text1"/>
+          <w:sz w:val="28"/>
+          <w:szCs w:val="28"/>
+        </w:rPr>
+      </w:pPr>
+      <w:r>
+        <w:rPr>
+          <w:rFonts w:ascii="Times New Roman" w:hAnsi="Times New Roman" w:cs="Times New Roman"/>
+          <w:b/>
+          <w:bCs/>
           <w:color w:val="000000" w:themeColor="text1"/>
           <w:sz w:val="28"/>
           <w:szCs w:val="28"/>
@@ -1195,9 +3305,9 @@
       </w:r>
     </w:p>
     <w:sectPr>
-      <w:pgSz w:w="12240" w:h="15840"/>
-      <w:pgMar w:top="1440" w:right="1800" w:bottom="1440" w:left="1800" w:header="720" w:footer="720" w:gutter="0"/>
-      <w:cols w:space="720"/>
+      <w:pgSz w:w="16838" w:h="11906" w:orient="landscape" w:code="9"/>
+      <w:pgMar w:top="270" w:right="720" w:bottom="26" w:left="720" w:header="720" w:footer="720" w:gutter="0"/>
+      <w:cols w:num="2" w:space="720"/>
       <w:docGrid w:linePitch="360"/>
     </w:sectPr>
   </w:body>
@@ -2102,6 +4212,7 @@
   <w:style w:type="character" w:default="1" w:styleId="DefaultParagraphFont">
     <w:name w:val="Default Paragraph Font"/>
     <w:uiPriority w:val="1"/>
+    <w:semiHidden/>
     <w:unhideWhenUsed/>
   </w:style>
   <w:style w:type="table" w:default="1" w:styleId="TableNormal">

--- a/Received/four/4, hpca.docx
+++ b/Received/four/4, hpca.docx
@@ -69,17 +69,7 @@
                                 <w:sz w:val="28"/>
                                 <w:szCs w:val="28"/>
                               </w:rPr>
-                              <w:t xml:space="preserve">D- </w:t>
-                            </w:r>
-                            <w:r>
-                              <w:rPr>
-                                <w:rFonts w:ascii="Times New Roman" w:hAnsi="Times New Roman"/>
-                                <w:b/>
-                                <w:bCs/>
-                                <w:sz w:val="28"/>
-                                <w:szCs w:val="28"/>
-                              </w:rPr>
-                              <w:t>24</w:t>
+                              <w:t>D- 24</w:t>
                             </w:r>
                           </w:p>
                         </w:txbxContent>
@@ -117,17 +107,7 @@
                           <w:sz w:val="28"/>
                           <w:szCs w:val="28"/>
                         </w:rPr>
-                        <w:t xml:space="preserve">D- </w:t>
-                      </w:r>
-                      <w:r>
-                        <w:rPr>
-                          <w:rFonts w:ascii="Times New Roman" w:hAnsi="Times New Roman"/>
-                          <w:b/>
-                          <w:bCs/>
-                          <w:sz w:val="28"/>
-                          <w:szCs w:val="28"/>
-                        </w:rPr>
-                        <w:t>24</w:t>
+                        <w:t>D- 24</w:t>
                       </w:r>
                     </w:p>
                   </w:txbxContent>
@@ -230,27 +210,7 @@
           <w:bCs/>
           <w:sz w:val="20"/>
         </w:rPr>
-        <w:t xml:space="preserve">Ratnanagar-7, </w:t>
-      </w:r>
-      <w:proofErr w:type="spellStart"/>
-      <w:r>
-        <w:rPr>
-          <w:rFonts w:ascii="Times New Roman" w:hAnsi="Times New Roman"/>
-          <w:b/>
-          <w:bCs/>
-          <w:sz w:val="20"/>
-        </w:rPr>
-        <w:t>Sauraha</w:t>
-      </w:r>
-      <w:proofErr w:type="spellEnd"/>
-      <w:r>
-        <w:rPr>
-          <w:rFonts w:ascii="Times New Roman" w:hAnsi="Times New Roman"/>
-          <w:b/>
-          <w:bCs/>
-          <w:sz w:val="20"/>
-        </w:rPr>
-        <w:t>, Chitwan</w:t>
+        <w:t>Ratnanagar-7, Sauraha, Chitwan</w:t>
       </w:r>
     </w:p>
     <w:p>
@@ -329,6 +289,7 @@
           <w:szCs w:val="24"/>
         </w:rPr>
         <w:tab/>
+        <w:t>Four</w:t>
       </w:r>
       <w:r>
         <w:rPr>
@@ -338,7 +299,7 @@
           <w:sz w:val="24"/>
           <w:szCs w:val="24"/>
         </w:rPr>
-        <w:t>Four</w:t>
+        <w:tab/>
       </w:r>
       <w:r>
         <w:rPr>
@@ -349,6 +310,10 @@
           <w:szCs w:val="24"/>
         </w:rPr>
         <w:tab/>
+        <w:t xml:space="preserve">                </w:t>
+      </w:r>
+      <w:r>
+        <w:t xml:space="preserve">  </w:t>
       </w:r>
       <w:r>
         <w:rPr>
@@ -358,11 +323,7 @@
           <w:sz w:val="24"/>
           <w:szCs w:val="24"/>
         </w:rPr>
-        <w:tab/>
-        <w:t xml:space="preserve">                </w:t>
-      </w:r>
-      <w:r>
-        <w:t xml:space="preserve">  </w:t>
+        <w:t xml:space="preserve">Time: </w:t>
       </w:r>
       <w:r>
         <w:rPr>
@@ -372,7 +333,7 @@
           <w:sz w:val="24"/>
           <w:szCs w:val="24"/>
         </w:rPr>
-        <w:t xml:space="preserve">Time: </w:t>
+        <w:t>1</w:t>
       </w:r>
       <w:r>
         <w:rPr>
@@ -382,7 +343,7 @@
           <w:sz w:val="24"/>
           <w:szCs w:val="24"/>
         </w:rPr>
-        <w:t>1</w:t>
+        <w:t>hr.</w:t>
       </w:r>
       <w:r>
         <w:rPr>
@@ -392,7 +353,7 @@
           <w:sz w:val="24"/>
           <w:szCs w:val="24"/>
         </w:rPr>
-        <w:t>hr.</w:t>
+        <w:tab/>
       </w:r>
       <w:r>
         <w:rPr>
@@ -422,7 +383,7 @@
           <w:sz w:val="24"/>
           <w:szCs w:val="24"/>
         </w:rPr>
-        <w:tab/>
+        <w:t xml:space="preserve">           </w:t>
       </w:r>
       <w:r>
         <w:rPr>
@@ -432,9 +393,15 @@
           <w:sz w:val="24"/>
           <w:szCs w:val="24"/>
         </w:rPr>
-        <w:t xml:space="preserve">           </w:t>
-      </w:r>
-      <w:r>
+        <w:t>F.M.:25</w:t>
+      </w:r>
+    </w:p>
+    <w:p>
+      <w:pPr>
+        <w:pBdr>
+          <w:bottom w:val="double" w:sz="6" w:space="1" w:color="auto"/>
+        </w:pBdr>
+        <w:spacing w:after="0" w:line="240" w:lineRule="auto"/>
         <w:rPr>
           <w:rFonts w:ascii="Times New Roman" w:hAnsi="Times New Roman"/>
           <w:b/>
@@ -442,8 +409,7 @@
           <w:sz w:val="24"/>
           <w:szCs w:val="24"/>
         </w:rPr>
-        <w:t>F.M.:</w:t>
-      </w:r>
+      </w:pPr>
       <w:r>
         <w:rPr>
           <w:rFonts w:ascii="Times New Roman" w:hAnsi="Times New Roman"/>
@@ -452,42 +418,7 @@
           <w:sz w:val="24"/>
           <w:szCs w:val="24"/>
         </w:rPr>
-        <w:t>25</w:t>
-      </w:r>
-    </w:p>
-    <w:p>
-      <w:pPr>
-        <w:pBdr>
-          <w:bottom w:val="double" w:sz="6" w:space="1" w:color="auto"/>
-        </w:pBdr>
-        <w:spacing w:after="0" w:line="240" w:lineRule="auto"/>
-        <w:rPr>
-          <w:rFonts w:ascii="Times New Roman" w:hAnsi="Times New Roman"/>
-          <w:b/>
-          <w:bCs/>
-          <w:sz w:val="24"/>
-          <w:szCs w:val="24"/>
-        </w:rPr>
-      </w:pPr>
-      <w:r>
-        <w:rPr>
-          <w:rFonts w:ascii="Times New Roman" w:hAnsi="Times New Roman"/>
-          <w:b/>
-          <w:bCs/>
-          <w:sz w:val="24"/>
-          <w:szCs w:val="24"/>
-        </w:rPr>
-        <w:t>Sub:</w:t>
-      </w:r>
-      <w:r>
-        <w:rPr>
-          <w:rFonts w:ascii="Times New Roman" w:hAnsi="Times New Roman"/>
-          <w:b/>
-          <w:bCs/>
-          <w:sz w:val="24"/>
-          <w:szCs w:val="24"/>
-        </w:rPr>
-        <w:t xml:space="preserve"> HPCA</w:t>
+        <w:t>Sub: HPCA</w:t>
       </w:r>
     </w:p>
     <w:p>
@@ -513,7 +444,25 @@
           <w:sz w:val="28"/>
           <w:szCs w:val="28"/>
         </w:rPr>
-        <w:t xml:space="preserve">Tick the correct answer </w:t>
+        <w:t>Tick the correct answer</w:t>
+      </w:r>
+      <w:r>
+        <w:rPr>
+          <w:rFonts w:ascii="Times New Roman" w:hAnsi="Times New Roman" w:cs="Times New Roman"/>
+          <w:color w:val="000000" w:themeColor="text1"/>
+          <w:sz w:val="28"/>
+          <w:szCs w:val="28"/>
+        </w:rPr>
+        <w:t>.</w:t>
+      </w:r>
+      <w:r>
+        <w:rPr>
+          <w:rFonts w:ascii="Times New Roman" w:hAnsi="Times New Roman" w:cs="Times New Roman"/>
+          <w:color w:val="000000" w:themeColor="text1"/>
+          <w:sz w:val="28"/>
+          <w:szCs w:val="28"/>
+        </w:rPr>
+        <w:t xml:space="preserve"> </w:t>
       </w:r>
       <w:r>
         <w:rPr>
@@ -589,7 +538,27 @@
           <w:szCs w:val="28"/>
           <w:lang w:val="en-CA"/>
         </w:rPr>
-        <w:t>a. What is the solid waste which decays called?</w:t>
+        <w:t xml:space="preserve">a. What is the solid waste </w:t>
+      </w:r>
+      <w:r>
+        <w:rPr>
+          <w:rFonts w:ascii="Times New Roman" w:hAnsi="Times New Roman" w:cs="Times New Roman"/>
+          <w:color w:val="000000" w:themeColor="text1"/>
+          <w:sz w:val="28"/>
+          <w:szCs w:val="28"/>
+          <w:lang w:val="en-CA"/>
+        </w:rPr>
+        <w:t>that</w:t>
+      </w:r>
+      <w:r>
+        <w:rPr>
+          <w:rFonts w:ascii="Times New Roman" w:hAnsi="Times New Roman" w:cs="Times New Roman"/>
+          <w:color w:val="000000" w:themeColor="text1"/>
+          <w:sz w:val="28"/>
+          <w:szCs w:val="28"/>
+          <w:lang w:val="en-CA"/>
+        </w:rPr>
+        <w:t xml:space="preserve"> decays called?</w:t>
       </w:r>
     </w:p>
     <w:p>
@@ -612,9 +581,8 @@
           <w:szCs w:val="28"/>
           <w:lang w:val="fr-FR"/>
         </w:rPr>
-        <w:t>i. Non-</w:t>
-      </w:r>
-      <w:proofErr w:type="spellStart"/>
+        <w:t>i. Non-biodegradable</w:t>
+      </w:r>
       <w:r>
         <w:rPr>
           <w:rFonts w:ascii="Times New Roman" w:hAnsi="Times New Roman" w:cs="Times New Roman"/>
@@ -623,9 +591,8 @@
           <w:szCs w:val="28"/>
           <w:lang w:val="fr-FR"/>
         </w:rPr>
-        <w:t>biodegradable</w:t>
-      </w:r>
-      <w:proofErr w:type="spellEnd"/>
+        <w:tab/>
+      </w:r>
       <w:r>
         <w:rPr>
           <w:rFonts w:ascii="Times New Roman" w:hAnsi="Times New Roman" w:cs="Times New Roman"/>
@@ -634,6 +601,16 @@
           <w:szCs w:val="28"/>
           <w:lang w:val="fr-FR"/>
         </w:rPr>
+        <w:t>ii. Manure</w:t>
+      </w:r>
+      <w:r>
+        <w:rPr>
+          <w:rFonts w:ascii="Times New Roman" w:hAnsi="Times New Roman" w:cs="Times New Roman"/>
+          <w:color w:val="000000" w:themeColor="text1"/>
+          <w:sz w:val="28"/>
+          <w:szCs w:val="28"/>
+          <w:lang w:val="fr-FR"/>
+        </w:rPr>
         <w:tab/>
       </w:r>
       <w:r>
@@ -644,52 +621,8 @@
           <w:szCs w:val="28"/>
           <w:lang w:val="fr-FR"/>
         </w:rPr>
-        <w:t xml:space="preserve">ii. </w:t>
-      </w:r>
-      <w:proofErr w:type="spellStart"/>
-      <w:r>
-        <w:rPr>
-          <w:rFonts w:ascii="Times New Roman" w:hAnsi="Times New Roman" w:cs="Times New Roman"/>
-          <w:color w:val="000000" w:themeColor="text1"/>
-          <w:sz w:val="28"/>
-          <w:szCs w:val="28"/>
-          <w:lang w:val="fr-FR"/>
-        </w:rPr>
-        <w:t>Manure</w:t>
-      </w:r>
-      <w:proofErr w:type="spellEnd"/>
-      <w:r>
-        <w:rPr>
-          <w:rFonts w:ascii="Times New Roman" w:hAnsi="Times New Roman" w:cs="Times New Roman"/>
-          <w:color w:val="000000" w:themeColor="text1"/>
-          <w:sz w:val="28"/>
-          <w:szCs w:val="28"/>
-          <w:lang w:val="fr-FR"/>
-        </w:rPr>
-        <w:tab/>
-      </w:r>
-      <w:r>
-        <w:rPr>
-          <w:rFonts w:ascii="Times New Roman" w:hAnsi="Times New Roman" w:cs="Times New Roman"/>
-          <w:color w:val="000000" w:themeColor="text1"/>
-          <w:sz w:val="28"/>
-          <w:szCs w:val="28"/>
-          <w:lang w:val="fr-FR"/>
-        </w:rPr>
-        <w:t>iii. B</w:t>
-      </w:r>
-      <w:proofErr w:type="spellStart"/>
-      <w:r>
-        <w:rPr>
-          <w:rFonts w:ascii="Times New Roman" w:hAnsi="Times New Roman" w:cs="Times New Roman"/>
-          <w:color w:val="000000" w:themeColor="text1"/>
-          <w:sz w:val="28"/>
-          <w:szCs w:val="28"/>
-          <w:lang w:val="fr-FR"/>
-        </w:rPr>
-        <w:t>iodegradable</w:t>
-      </w:r>
-      <w:proofErr w:type="spellEnd"/>
+        <w:t>iii. Biodegradable</w:t>
+      </w:r>
     </w:p>
     <w:p>
       <w:pPr>
@@ -733,9 +666,8 @@
           <w:szCs w:val="28"/>
           <w:lang w:val="fr-FR"/>
         </w:rPr>
-        <w:t xml:space="preserve">i. </w:t>
-      </w:r>
-      <w:proofErr w:type="spellStart"/>
+        <w:t>i. Noodles</w:t>
+      </w:r>
       <w:r>
         <w:rPr>
           <w:rFonts w:ascii="Times New Roman" w:hAnsi="Times New Roman" w:cs="Times New Roman"/>
@@ -744,9 +676,8 @@
           <w:szCs w:val="28"/>
           <w:lang w:val="fr-FR"/>
         </w:rPr>
-        <w:t>Noodles</w:t>
-      </w:r>
-      <w:proofErr w:type="spellEnd"/>
+        <w:tab/>
+      </w:r>
       <w:r>
         <w:rPr>
           <w:rFonts w:ascii="Times New Roman" w:hAnsi="Times New Roman" w:cs="Times New Roman"/>
@@ -765,6 +696,16 @@
           <w:szCs w:val="28"/>
           <w:lang w:val="fr-FR"/>
         </w:rPr>
+        <w:t>ii. Biscuit</w:t>
+      </w:r>
+      <w:r>
+        <w:rPr>
+          <w:rFonts w:ascii="Times New Roman" w:hAnsi="Times New Roman" w:cs="Times New Roman"/>
+          <w:color w:val="000000" w:themeColor="text1"/>
+          <w:sz w:val="28"/>
+          <w:szCs w:val="28"/>
+          <w:lang w:val="fr-FR"/>
+        </w:rPr>
         <w:tab/>
       </w:r>
       <w:r>
@@ -775,9 +716,8 @@
           <w:szCs w:val="28"/>
           <w:lang w:val="fr-FR"/>
         </w:rPr>
-        <w:t xml:space="preserve">ii. </w:t>
-      </w:r>
-      <w:proofErr w:type="gramStart"/>
+        <w:tab/>
+      </w:r>
       <w:r>
         <w:rPr>
           <w:rFonts w:ascii="Times New Roman" w:hAnsi="Times New Roman" w:cs="Times New Roman"/>
@@ -786,48 +726,7 @@
           <w:szCs w:val="28"/>
           <w:lang w:val="fr-FR"/>
         </w:rPr>
-        <w:t>Biscuit</w:t>
-      </w:r>
-      <w:r>
-        <w:rPr>
-          <w:rFonts w:ascii="Times New Roman" w:hAnsi="Times New Roman" w:cs="Times New Roman"/>
-          <w:color w:val="000000" w:themeColor="text1"/>
-          <w:sz w:val="28"/>
-          <w:szCs w:val="28"/>
-          <w:lang w:val="fr-FR"/>
-        </w:rPr>
-        <w:tab/>
-      </w:r>
-      <w:r>
-        <w:rPr>
-          <w:rFonts w:ascii="Times New Roman" w:hAnsi="Times New Roman" w:cs="Times New Roman"/>
-          <w:color w:val="000000" w:themeColor="text1"/>
-          <w:sz w:val="28"/>
-          <w:szCs w:val="28"/>
-          <w:lang w:val="fr-FR"/>
-        </w:rPr>
-        <w:tab/>
-      </w:r>
-      <w:r>
-        <w:rPr>
-          <w:rFonts w:ascii="Times New Roman" w:hAnsi="Times New Roman" w:cs="Times New Roman"/>
-          <w:color w:val="000000" w:themeColor="text1"/>
-          <w:sz w:val="28"/>
-          <w:szCs w:val="28"/>
-          <w:lang w:val="fr-FR"/>
-        </w:rPr>
-        <w:t>iii</w:t>
-      </w:r>
-      <w:proofErr w:type="gramEnd"/>
-      <w:r>
-        <w:rPr>
-          <w:rFonts w:ascii="Times New Roman" w:hAnsi="Times New Roman" w:cs="Times New Roman"/>
-          <w:color w:val="000000" w:themeColor="text1"/>
-          <w:sz w:val="28"/>
-          <w:szCs w:val="28"/>
-          <w:lang w:val="fr-FR"/>
-        </w:rPr>
-        <w:t>. Rice</w:t>
+        <w:t>iii. Rice</w:t>
       </w:r>
     </w:p>
     <w:p>
@@ -893,9 +792,8 @@
           <w:szCs w:val="28"/>
           <w:lang w:val="fr-FR"/>
         </w:rPr>
-        <w:t xml:space="preserve">ii. </w:t>
-      </w:r>
-      <w:proofErr w:type="spellStart"/>
+        <w:t>ii. Bidi</w:t>
+      </w:r>
       <w:r>
         <w:rPr>
           <w:rFonts w:ascii="Times New Roman" w:hAnsi="Times New Roman" w:cs="Times New Roman"/>
@@ -904,9 +802,8 @@
           <w:szCs w:val="28"/>
           <w:lang w:val="fr-FR"/>
         </w:rPr>
-        <w:t>Bidi</w:t>
-      </w:r>
-      <w:proofErr w:type="spellEnd"/>
+        <w:tab/>
+      </w:r>
       <w:r>
         <w:rPr>
           <w:rFonts w:ascii="Times New Roman" w:hAnsi="Times New Roman" w:cs="Times New Roman"/>
@@ -925,30 +822,8 @@
           <w:szCs w:val="28"/>
           <w:lang w:val="fr-FR"/>
         </w:rPr>
-        <w:tab/>
-      </w:r>
-      <w:r>
-        <w:rPr>
-          <w:rFonts w:ascii="Times New Roman" w:hAnsi="Times New Roman" w:cs="Times New Roman"/>
-          <w:color w:val="000000" w:themeColor="text1"/>
-          <w:sz w:val="28"/>
-          <w:szCs w:val="28"/>
-          <w:lang w:val="fr-FR"/>
-        </w:rPr>
-        <w:t>iii. A</w:t>
-      </w:r>
-      <w:proofErr w:type="spellStart"/>
-      <w:r>
-        <w:rPr>
-          <w:rFonts w:ascii="Times New Roman" w:hAnsi="Times New Roman" w:cs="Times New Roman"/>
-          <w:color w:val="000000" w:themeColor="text1"/>
-          <w:sz w:val="28"/>
-          <w:szCs w:val="28"/>
-          <w:lang w:val="fr-FR"/>
-        </w:rPr>
-        <w:t>lcohol</w:t>
-      </w:r>
-      <w:proofErr w:type="spellEnd"/>
+        <w:t>iii. Alcohol</w:t>
+      </w:r>
     </w:p>
     <w:p>
       <w:pPr>
@@ -992,20 +867,8 @@
           <w:szCs w:val="28"/>
           <w:lang w:val="fr-FR"/>
         </w:rPr>
-        <w:t xml:space="preserve">i. </w:t>
-      </w:r>
-      <w:proofErr w:type="spellStart"/>
-      <w:r>
-        <w:rPr>
-          <w:rFonts w:ascii="Times New Roman" w:hAnsi="Times New Roman" w:cs="Times New Roman"/>
-          <w:color w:val="000000" w:themeColor="text1"/>
-          <w:sz w:val="28"/>
-          <w:szCs w:val="28"/>
-          <w:lang w:val="fr-FR"/>
-        </w:rPr>
-        <w:t>Approach</w:t>
-      </w:r>
-      <w:proofErr w:type="spellEnd"/>
+        <w:t>i. Approach</w:t>
+      </w:r>
       <w:r>
         <w:rPr>
           <w:rFonts w:ascii="Times New Roman" w:hAnsi="Times New Roman" w:cs="Times New Roman"/>
@@ -1099,9 +962,8 @@
           <w:szCs w:val="28"/>
           <w:lang w:val="fr-FR"/>
         </w:rPr>
-        <w:t xml:space="preserve">i. </w:t>
-      </w:r>
-      <w:proofErr w:type="spellStart"/>
+        <w:t>i. Movement</w:t>
+      </w:r>
       <w:r>
         <w:rPr>
           <w:rFonts w:ascii="Times New Roman" w:hAnsi="Times New Roman" w:cs="Times New Roman"/>
@@ -1110,9 +972,8 @@
           <w:szCs w:val="28"/>
           <w:lang w:val="fr-FR"/>
         </w:rPr>
-        <w:t>Movement</w:t>
-      </w:r>
-      <w:proofErr w:type="spellEnd"/>
+        <w:tab/>
+      </w:r>
       <w:r>
         <w:rPr>
           <w:rFonts w:ascii="Times New Roman" w:hAnsi="Times New Roman" w:cs="Times New Roman"/>
@@ -1121,30 +982,8 @@
           <w:szCs w:val="28"/>
           <w:lang w:val="fr-FR"/>
         </w:rPr>
-        <w:tab/>
-      </w:r>
-      <w:r>
-        <w:rPr>
-          <w:rFonts w:ascii="Times New Roman" w:hAnsi="Times New Roman" w:cs="Times New Roman"/>
-          <w:color w:val="000000" w:themeColor="text1"/>
-          <w:sz w:val="28"/>
-          <w:szCs w:val="28"/>
-          <w:lang w:val="fr-FR"/>
-        </w:rPr>
-        <w:t xml:space="preserve">ii. </w:t>
-      </w:r>
-      <w:proofErr w:type="spellStart"/>
-      <w:r>
-        <w:rPr>
-          <w:rFonts w:ascii="Times New Roman" w:hAnsi="Times New Roman" w:cs="Times New Roman"/>
-          <w:color w:val="000000" w:themeColor="text1"/>
-          <w:sz w:val="28"/>
-          <w:szCs w:val="28"/>
-          <w:lang w:val="fr-FR"/>
-        </w:rPr>
-        <w:t>Ornament</w:t>
-      </w:r>
-      <w:proofErr w:type="spellEnd"/>
+        <w:t>ii. Ornament</w:t>
+      </w:r>
       <w:r>
         <w:rPr>
           <w:rFonts w:ascii="Times New Roman" w:hAnsi="Times New Roman" w:cs="Times New Roman"/>
@@ -1211,7 +1050,25 @@
           <w:sz w:val="28"/>
           <w:szCs w:val="28"/>
         </w:rPr>
-        <w:t xml:space="preserve">Very Short Question Answer </w:t>
+        <w:t>Very Short Question Answer</w:t>
+      </w:r>
+      <w:r>
+        <w:rPr>
+          <w:rFonts w:ascii="Times New Roman" w:hAnsi="Times New Roman" w:cs="Times New Roman"/>
+          <w:color w:val="000000" w:themeColor="text1"/>
+          <w:sz w:val="28"/>
+          <w:szCs w:val="28"/>
+        </w:rPr>
+        <w:t>.</w:t>
+      </w:r>
+      <w:r>
+        <w:rPr>
+          <w:rFonts w:ascii="Times New Roman" w:hAnsi="Times New Roman" w:cs="Times New Roman"/>
+          <w:color w:val="000000" w:themeColor="text1"/>
+          <w:sz w:val="28"/>
+          <w:szCs w:val="28"/>
+        </w:rPr>
+        <w:t xml:space="preserve"> </w:t>
       </w:r>
       <w:r>
         <w:rPr>
@@ -1348,6 +1205,15 @@
           <w:szCs w:val="28"/>
         </w:rPr>
         <w:t>e. Define shading</w:t>
+      </w:r>
+      <w:r>
+        <w:rPr>
+          <w:rFonts w:ascii="Times New Roman" w:hAnsi="Times New Roman" w:cs="Times New Roman"/>
+          <w:color w:val="000000" w:themeColor="text1"/>
+          <w:sz w:val="28"/>
+          <w:szCs w:val="28"/>
+        </w:rPr>
+        <w:t>.</w:t>
       </w:r>
     </w:p>
     <w:p>
@@ -1404,7 +1270,25 @@
           <w:sz w:val="28"/>
           <w:szCs w:val="28"/>
         </w:rPr>
-        <w:t xml:space="preserve">Short Question Answer </w:t>
+        <w:t>Short Question Answer</w:t>
+      </w:r>
+      <w:r>
+        <w:rPr>
+          <w:rFonts w:ascii="Times New Roman" w:hAnsi="Times New Roman" w:cs="Times New Roman"/>
+          <w:color w:val="000000" w:themeColor="text1"/>
+          <w:sz w:val="28"/>
+          <w:szCs w:val="28"/>
+        </w:rPr>
+        <w:t>.</w:t>
+      </w:r>
+      <w:r>
+        <w:rPr>
+          <w:rFonts w:ascii="Times New Roman" w:hAnsi="Times New Roman" w:cs="Times New Roman"/>
+          <w:color w:val="000000" w:themeColor="text1"/>
+          <w:sz w:val="28"/>
+          <w:szCs w:val="28"/>
+        </w:rPr>
+        <w:t xml:space="preserve"> </w:t>
       </w:r>
       <w:r>
         <w:rPr>
@@ -1566,7 +1450,25 @@
           <w:sz w:val="28"/>
           <w:szCs w:val="28"/>
         </w:rPr>
-        <w:t xml:space="preserve">Long Question Answer </w:t>
+        <w:t>Long Question Answer</w:t>
+      </w:r>
+      <w:r>
+        <w:rPr>
+          <w:rFonts w:ascii="Times New Roman" w:hAnsi="Times New Roman" w:cs="Times New Roman"/>
+          <w:color w:val="000000" w:themeColor="text1"/>
+          <w:sz w:val="28"/>
+          <w:szCs w:val="28"/>
+        </w:rPr>
+        <w:t>.</w:t>
+      </w:r>
+      <w:r>
+        <w:rPr>
+          <w:rFonts w:ascii="Times New Roman" w:hAnsi="Times New Roman" w:cs="Times New Roman"/>
+          <w:color w:val="000000" w:themeColor="text1"/>
+          <w:sz w:val="28"/>
+          <w:szCs w:val="28"/>
+        </w:rPr>
+        <w:t xml:space="preserve"> </w:t>
       </w:r>
       <w:r>
         <w:rPr>
@@ -1884,27 +1786,7 @@
           <w:bCs/>
           <w:sz w:val="20"/>
         </w:rPr>
-        <w:t xml:space="preserve">Ratnanagar-7, </w:t>
-      </w:r>
-      <w:proofErr w:type="spellStart"/>
-      <w:r>
-        <w:rPr>
-          <w:rFonts w:ascii="Times New Roman" w:hAnsi="Times New Roman"/>
-          <w:b/>
-          <w:bCs/>
-          <w:sz w:val="20"/>
-        </w:rPr>
-        <w:t>Sauraha</w:t>
-      </w:r>
-      <w:proofErr w:type="spellEnd"/>
-      <w:r>
-        <w:rPr>
-          <w:rFonts w:ascii="Times New Roman" w:hAnsi="Times New Roman"/>
-          <w:b/>
-          <w:bCs/>
-          <w:sz w:val="20"/>
-        </w:rPr>
-        <w:t>, Chitwan</w:t>
+        <w:t>Ratnanagar-7, Sauraha, Chitwan</w:t>
       </w:r>
     </w:p>
     <w:p>
@@ -2102,7 +1984,25 @@
           <w:sz w:val="28"/>
           <w:szCs w:val="28"/>
         </w:rPr>
-        <w:t xml:space="preserve">Tick the correct answer </w:t>
+        <w:t>Tick the correct answer</w:t>
+      </w:r>
+      <w:r>
+        <w:rPr>
+          <w:rFonts w:ascii="Times New Roman" w:hAnsi="Times New Roman" w:cs="Times New Roman"/>
+          <w:color w:val="000000" w:themeColor="text1"/>
+          <w:sz w:val="28"/>
+          <w:szCs w:val="28"/>
+        </w:rPr>
+        <w:t>.</w:t>
+      </w:r>
+      <w:r>
+        <w:rPr>
+          <w:rFonts w:ascii="Times New Roman" w:hAnsi="Times New Roman" w:cs="Times New Roman"/>
+          <w:color w:val="000000" w:themeColor="text1"/>
+          <w:sz w:val="28"/>
+          <w:szCs w:val="28"/>
+        </w:rPr>
+        <w:t xml:space="preserve"> </w:t>
       </w:r>
       <w:r>
         <w:rPr>
@@ -2178,7 +2078,27 @@
           <w:szCs w:val="28"/>
           <w:lang w:val="en-CA"/>
         </w:rPr>
-        <w:t>a. What is the solid waste which decays called?</w:t>
+        <w:t xml:space="preserve">a. What is the solid waste </w:t>
+      </w:r>
+      <w:r>
+        <w:rPr>
+          <w:rFonts w:ascii="Times New Roman" w:hAnsi="Times New Roman" w:cs="Times New Roman"/>
+          <w:color w:val="000000" w:themeColor="text1"/>
+          <w:sz w:val="28"/>
+          <w:szCs w:val="28"/>
+          <w:lang w:val="en-CA"/>
+        </w:rPr>
+        <w:t>that</w:t>
+      </w:r>
+      <w:r>
+        <w:rPr>
+          <w:rFonts w:ascii="Times New Roman" w:hAnsi="Times New Roman" w:cs="Times New Roman"/>
+          <w:color w:val="000000" w:themeColor="text1"/>
+          <w:sz w:val="28"/>
+          <w:szCs w:val="28"/>
+          <w:lang w:val="en-CA"/>
+        </w:rPr>
+        <w:t xml:space="preserve"> decays called?</w:t>
       </w:r>
     </w:p>
     <w:p>
@@ -2201,9 +2121,8 @@
           <w:szCs w:val="28"/>
           <w:lang w:val="fr-FR"/>
         </w:rPr>
-        <w:t>i. Non-</w:t>
-      </w:r>
-      <w:proofErr w:type="spellStart"/>
+        <w:t>i. Non-biodegradable</w:t>
+      </w:r>
       <w:r>
         <w:rPr>
           <w:rFonts w:ascii="Times New Roman" w:hAnsi="Times New Roman" w:cs="Times New Roman"/>
@@ -2212,9 +2131,8 @@
           <w:szCs w:val="28"/>
           <w:lang w:val="fr-FR"/>
         </w:rPr>
-        <w:t>biodegradable</w:t>
-      </w:r>
-      <w:proofErr w:type="spellEnd"/>
+        <w:tab/>
+      </w:r>
       <w:r>
         <w:rPr>
           <w:rFonts w:ascii="Times New Roman" w:hAnsi="Times New Roman" w:cs="Times New Roman"/>
@@ -2223,6 +2141,16 @@
           <w:szCs w:val="28"/>
           <w:lang w:val="fr-FR"/>
         </w:rPr>
+        <w:t>ii. Manure</w:t>
+      </w:r>
+      <w:r>
+        <w:rPr>
+          <w:rFonts w:ascii="Times New Roman" w:hAnsi="Times New Roman" w:cs="Times New Roman"/>
+          <w:color w:val="000000" w:themeColor="text1"/>
+          <w:sz w:val="28"/>
+          <w:szCs w:val="28"/>
+          <w:lang w:val="fr-FR"/>
+        </w:rPr>
         <w:tab/>
       </w:r>
       <w:r>
@@ -2233,52 +2161,8 @@
           <w:szCs w:val="28"/>
           <w:lang w:val="fr-FR"/>
         </w:rPr>
-        <w:t xml:space="preserve">ii. </w:t>
-      </w:r>
-      <w:proofErr w:type="spellStart"/>
-      <w:r>
-        <w:rPr>
-          <w:rFonts w:ascii="Times New Roman" w:hAnsi="Times New Roman" w:cs="Times New Roman"/>
-          <w:color w:val="000000" w:themeColor="text1"/>
-          <w:sz w:val="28"/>
-          <w:szCs w:val="28"/>
-          <w:lang w:val="fr-FR"/>
-        </w:rPr>
-        <w:t>Manure</w:t>
-      </w:r>
-      <w:proofErr w:type="spellEnd"/>
-      <w:r>
-        <w:rPr>
-          <w:rFonts w:ascii="Times New Roman" w:hAnsi="Times New Roman" w:cs="Times New Roman"/>
-          <w:color w:val="000000" w:themeColor="text1"/>
-          <w:sz w:val="28"/>
-          <w:szCs w:val="28"/>
-          <w:lang w:val="fr-FR"/>
-        </w:rPr>
-        <w:tab/>
-      </w:r>
-      <w:r>
-        <w:rPr>
-          <w:rFonts w:ascii="Times New Roman" w:hAnsi="Times New Roman" w:cs="Times New Roman"/>
-          <w:color w:val="000000" w:themeColor="text1"/>
-          <w:sz w:val="28"/>
-          <w:szCs w:val="28"/>
-          <w:lang w:val="fr-FR"/>
-        </w:rPr>
-        <w:t xml:space="preserve">iii. </w:t>
-      </w:r>
-      <w:proofErr w:type="spellStart"/>
-      <w:r>
-        <w:rPr>
-          <w:rFonts w:ascii="Times New Roman" w:hAnsi="Times New Roman" w:cs="Times New Roman"/>
-          <w:color w:val="000000" w:themeColor="text1"/>
-          <w:sz w:val="28"/>
-          <w:szCs w:val="28"/>
-          <w:lang w:val="fr-FR"/>
-        </w:rPr>
-        <w:t>Biodegradable</w:t>
-      </w:r>
-      <w:proofErr w:type="spellEnd"/>
+        <w:t>iii. Biodegradable</w:t>
+      </w:r>
     </w:p>
     <w:p>
       <w:pPr>
@@ -2322,9 +2206,8 @@
           <w:szCs w:val="28"/>
           <w:lang w:val="fr-FR"/>
         </w:rPr>
-        <w:t xml:space="preserve">i. </w:t>
-      </w:r>
-      <w:proofErr w:type="spellStart"/>
+        <w:t>i. Noodles</w:t>
+      </w:r>
       <w:r>
         <w:rPr>
           <w:rFonts w:ascii="Times New Roman" w:hAnsi="Times New Roman" w:cs="Times New Roman"/>
@@ -2333,9 +2216,8 @@
           <w:szCs w:val="28"/>
           <w:lang w:val="fr-FR"/>
         </w:rPr>
-        <w:t>Noodles</w:t>
-      </w:r>
-      <w:proofErr w:type="spellEnd"/>
+        <w:tab/>
+      </w:r>
       <w:r>
         <w:rPr>
           <w:rFonts w:ascii="Times New Roman" w:hAnsi="Times New Roman" w:cs="Times New Roman"/>
@@ -2354,6 +2236,16 @@
           <w:szCs w:val="28"/>
           <w:lang w:val="fr-FR"/>
         </w:rPr>
+        <w:t>ii. Biscuit</w:t>
+      </w:r>
+      <w:r>
+        <w:rPr>
+          <w:rFonts w:ascii="Times New Roman" w:hAnsi="Times New Roman" w:cs="Times New Roman"/>
+          <w:color w:val="000000" w:themeColor="text1"/>
+          <w:sz w:val="28"/>
+          <w:szCs w:val="28"/>
+          <w:lang w:val="fr-FR"/>
+        </w:rPr>
         <w:tab/>
       </w:r>
       <w:r>
@@ -2364,9 +2256,8 @@
           <w:szCs w:val="28"/>
           <w:lang w:val="fr-FR"/>
         </w:rPr>
-        <w:t xml:space="preserve">ii. </w:t>
-      </w:r>
-      <w:proofErr w:type="gramStart"/>
+        <w:tab/>
+      </w:r>
       <w:r>
         <w:rPr>
           <w:rFonts w:ascii="Times New Roman" w:hAnsi="Times New Roman" w:cs="Times New Roman"/>
@@ -2375,48 +2266,7 @@
           <w:szCs w:val="28"/>
           <w:lang w:val="fr-FR"/>
         </w:rPr>
-        <w:t>Biscuit</w:t>
-      </w:r>
-      <w:r>
-        <w:rPr>
-          <w:rFonts w:ascii="Times New Roman" w:hAnsi="Times New Roman" w:cs="Times New Roman"/>
-          <w:color w:val="000000" w:themeColor="text1"/>
-          <w:sz w:val="28"/>
-          <w:szCs w:val="28"/>
-          <w:lang w:val="fr-FR"/>
-        </w:rPr>
-        <w:tab/>
-      </w:r>
-      <w:r>
-        <w:rPr>
-          <w:rFonts w:ascii="Times New Roman" w:hAnsi="Times New Roman" w:cs="Times New Roman"/>
-          <w:color w:val="000000" w:themeColor="text1"/>
-          <w:sz w:val="28"/>
-          <w:szCs w:val="28"/>
-          <w:lang w:val="fr-FR"/>
-        </w:rPr>
-        <w:tab/>
-      </w:r>
-      <w:r>
-        <w:rPr>
-          <w:rFonts w:ascii="Times New Roman" w:hAnsi="Times New Roman" w:cs="Times New Roman"/>
-          <w:color w:val="000000" w:themeColor="text1"/>
-          <w:sz w:val="28"/>
-          <w:szCs w:val="28"/>
-          <w:lang w:val="fr-FR"/>
-        </w:rPr>
-        <w:t>iii</w:t>
-      </w:r>
-      <w:proofErr w:type="gramEnd"/>
-      <w:r>
-        <w:rPr>
-          <w:rFonts w:ascii="Times New Roman" w:hAnsi="Times New Roman" w:cs="Times New Roman"/>
-          <w:color w:val="000000" w:themeColor="text1"/>
-          <w:sz w:val="28"/>
-          <w:szCs w:val="28"/>
-          <w:lang w:val="fr-FR"/>
-        </w:rPr>
-        <w:t>. Rice</w:t>
+        <w:t>iii. Rice</w:t>
       </w:r>
     </w:p>
     <w:p>
@@ -2482,9 +2332,8 @@
           <w:szCs w:val="28"/>
           <w:lang w:val="fr-FR"/>
         </w:rPr>
-        <w:t xml:space="preserve">ii. </w:t>
-      </w:r>
-      <w:proofErr w:type="spellStart"/>
+        <w:t>ii. Bidi</w:t>
+      </w:r>
       <w:r>
         <w:rPr>
           <w:rFonts w:ascii="Times New Roman" w:hAnsi="Times New Roman" w:cs="Times New Roman"/>
@@ -2493,9 +2342,8 @@
           <w:szCs w:val="28"/>
           <w:lang w:val="fr-FR"/>
         </w:rPr>
-        <w:t>Bidi</w:t>
-      </w:r>
-      <w:proofErr w:type="spellEnd"/>
+        <w:tab/>
+      </w:r>
       <w:r>
         <w:rPr>
           <w:rFonts w:ascii="Times New Roman" w:hAnsi="Times New Roman" w:cs="Times New Roman"/>
@@ -2514,30 +2362,8 @@
           <w:szCs w:val="28"/>
           <w:lang w:val="fr-FR"/>
         </w:rPr>
-        <w:tab/>
-      </w:r>
-      <w:r>
-        <w:rPr>
-          <w:rFonts w:ascii="Times New Roman" w:hAnsi="Times New Roman" w:cs="Times New Roman"/>
-          <w:color w:val="000000" w:themeColor="text1"/>
-          <w:sz w:val="28"/>
-          <w:szCs w:val="28"/>
-          <w:lang w:val="fr-FR"/>
-        </w:rPr>
-        <w:t xml:space="preserve">iii. </w:t>
-      </w:r>
-      <w:proofErr w:type="spellStart"/>
-      <w:r>
-        <w:rPr>
-          <w:rFonts w:ascii="Times New Roman" w:hAnsi="Times New Roman" w:cs="Times New Roman"/>
-          <w:color w:val="000000" w:themeColor="text1"/>
-          <w:sz w:val="28"/>
-          <w:szCs w:val="28"/>
-          <w:lang w:val="fr-FR"/>
-        </w:rPr>
-        <w:t>Alcohol</w:t>
-      </w:r>
-      <w:proofErr w:type="spellEnd"/>
+        <w:t>iii. Alcohol</w:t>
+      </w:r>
     </w:p>
     <w:p>
       <w:pPr>
@@ -2581,20 +2407,8 @@
           <w:szCs w:val="28"/>
           <w:lang w:val="fr-FR"/>
         </w:rPr>
-        <w:t xml:space="preserve">i. </w:t>
-      </w:r>
-      <w:proofErr w:type="spellStart"/>
-      <w:r>
-        <w:rPr>
-          <w:rFonts w:ascii="Times New Roman" w:hAnsi="Times New Roman" w:cs="Times New Roman"/>
-          <w:color w:val="000000" w:themeColor="text1"/>
-          <w:sz w:val="28"/>
-          <w:szCs w:val="28"/>
-          <w:lang w:val="fr-FR"/>
-        </w:rPr>
-        <w:t>Approach</w:t>
-      </w:r>
-      <w:proofErr w:type="spellEnd"/>
+        <w:t>i. Approach</w:t>
+      </w:r>
       <w:r>
         <w:rPr>
           <w:rFonts w:ascii="Times New Roman" w:hAnsi="Times New Roman" w:cs="Times New Roman"/>
@@ -2688,9 +2502,8 @@
           <w:szCs w:val="28"/>
           <w:lang w:val="fr-FR"/>
         </w:rPr>
-        <w:t xml:space="preserve">i. </w:t>
-      </w:r>
-      <w:proofErr w:type="spellStart"/>
+        <w:t>i. Movement</w:t>
+      </w:r>
       <w:r>
         <w:rPr>
           <w:rFonts w:ascii="Times New Roman" w:hAnsi="Times New Roman" w:cs="Times New Roman"/>
@@ -2699,9 +2512,8 @@
           <w:szCs w:val="28"/>
           <w:lang w:val="fr-FR"/>
         </w:rPr>
-        <w:t>Movement</w:t>
-      </w:r>
-      <w:proofErr w:type="spellEnd"/>
+        <w:tab/>
+      </w:r>
       <w:r>
         <w:rPr>
           <w:rFonts w:ascii="Times New Roman" w:hAnsi="Times New Roman" w:cs="Times New Roman"/>
@@ -2710,6 +2522,16 @@
           <w:szCs w:val="28"/>
           <w:lang w:val="fr-FR"/>
         </w:rPr>
+        <w:t>ii. Ornament</w:t>
+      </w:r>
+      <w:r>
+        <w:rPr>
+          <w:rFonts w:ascii="Times New Roman" w:hAnsi="Times New Roman" w:cs="Times New Roman"/>
+          <w:color w:val="000000" w:themeColor="text1"/>
+          <w:sz w:val="28"/>
+          <w:szCs w:val="28"/>
+          <w:lang w:val="fr-FR"/>
+        </w:rPr>
         <w:tab/>
       </w:r>
       <w:r>
@@ -2720,9 +2542,8 @@
           <w:szCs w:val="28"/>
           <w:lang w:val="fr-FR"/>
         </w:rPr>
-        <w:t xml:space="preserve">ii. </w:t>
-      </w:r>
-      <w:proofErr w:type="spellStart"/>
+        <w:tab/>
+      </w:r>
       <w:r>
         <w:rPr>
           <w:rFonts w:ascii="Times New Roman" w:hAnsi="Times New Roman" w:cs="Times New Roman"/>
@@ -2731,60 +2552,7 @@
           <w:szCs w:val="28"/>
           <w:lang w:val="fr-FR"/>
         </w:rPr>
-        <w:t>Ornament</w:t>
-      </w:r>
-      <w:proofErr w:type="spellEnd"/>
-      <w:r>
-        <w:rPr>
-          <w:rFonts w:ascii="Times New Roman" w:hAnsi="Times New Roman" w:cs="Times New Roman"/>
-          <w:color w:val="000000" w:themeColor="text1"/>
-          <w:sz w:val="28"/>
-          <w:szCs w:val="28"/>
-          <w:lang w:val="fr-FR"/>
-        </w:rPr>
-        <w:tab/>
-      </w:r>
-      <w:r>
-        <w:rPr>
-          <w:rFonts w:ascii="Times New Roman" w:hAnsi="Times New Roman" w:cs="Times New Roman"/>
-          <w:color w:val="000000" w:themeColor="text1"/>
-          <w:sz w:val="28"/>
-          <w:szCs w:val="28"/>
-          <w:lang w:val="fr-FR"/>
-        </w:rPr>
-        <w:tab/>
-      </w:r>
-      <w:r>
-        <w:rPr>
-          <w:rFonts w:ascii="Times New Roman" w:hAnsi="Times New Roman" w:cs="Times New Roman"/>
-          <w:color w:val="000000" w:themeColor="text1"/>
-          <w:sz w:val="28"/>
-          <w:szCs w:val="28"/>
-          <w:lang w:val="fr-FR"/>
-        </w:rPr>
-        <w:t xml:space="preserve">iii. </w:t>
-      </w:r>
-      <w:proofErr w:type="spellStart"/>
-      <w:r>
-        <w:rPr>
-          <w:rFonts w:ascii="Times New Roman" w:hAnsi="Times New Roman" w:cs="Times New Roman"/>
-          <w:color w:val="000000" w:themeColor="text1"/>
-          <w:sz w:val="28"/>
-          <w:szCs w:val="28"/>
-          <w:lang w:val="fr-FR"/>
-        </w:rPr>
-        <w:t>Rhythm</w:t>
-      </w:r>
-      <w:proofErr w:type="spellEnd"/>
-      <w:r>
-        <w:rPr>
-          <w:rFonts w:ascii="Times New Roman" w:hAnsi="Times New Roman" w:cs="Times New Roman"/>
-          <w:color w:val="000000" w:themeColor="text1"/>
-          <w:sz w:val="28"/>
-          <w:szCs w:val="28"/>
-          <w:lang w:val="fr-FR"/>
-        </w:rPr>
-        <w:t xml:space="preserve"> and Taal</w:t>
+        <w:t>iii. Rhythm and Taal</w:t>
       </w:r>
     </w:p>
     <w:p>
@@ -2825,7 +2593,25 @@
           <w:sz w:val="28"/>
           <w:szCs w:val="28"/>
         </w:rPr>
-        <w:t xml:space="preserve">Very Short Question Answer </w:t>
+        <w:t>Very Short Question Answer</w:t>
+      </w:r>
+      <w:r>
+        <w:rPr>
+          <w:rFonts w:ascii="Times New Roman" w:hAnsi="Times New Roman" w:cs="Times New Roman"/>
+          <w:color w:val="000000" w:themeColor="text1"/>
+          <w:sz w:val="28"/>
+          <w:szCs w:val="28"/>
+        </w:rPr>
+        <w:t>.</w:t>
+      </w:r>
+      <w:r>
+        <w:rPr>
+          <w:rFonts w:ascii="Times New Roman" w:hAnsi="Times New Roman" w:cs="Times New Roman"/>
+          <w:color w:val="000000" w:themeColor="text1"/>
+          <w:sz w:val="28"/>
+          <w:szCs w:val="28"/>
+        </w:rPr>
+        <w:t xml:space="preserve"> </w:t>
       </w:r>
       <w:r>
         <w:rPr>
@@ -2954,6 +2740,15 @@
           <w:szCs w:val="28"/>
         </w:rPr>
         <w:t>e. Define shading</w:t>
+      </w:r>
+      <w:r>
+        <w:rPr>
+          <w:rFonts w:ascii="Times New Roman" w:hAnsi="Times New Roman" w:cs="Times New Roman"/>
+          <w:color w:val="000000" w:themeColor="text1"/>
+          <w:sz w:val="28"/>
+          <w:szCs w:val="28"/>
+        </w:rPr>
+        <w:t>.</w:t>
       </w:r>
     </w:p>
     <w:p>
@@ -3013,7 +2808,25 @@
           <w:sz w:val="28"/>
           <w:szCs w:val="28"/>
         </w:rPr>
-        <w:t xml:space="preserve">Short Question Answer </w:t>
+        <w:t>Short Question Answer</w:t>
+      </w:r>
+      <w:r>
+        <w:rPr>
+          <w:rFonts w:ascii="Times New Roman" w:hAnsi="Times New Roman" w:cs="Times New Roman"/>
+          <w:color w:val="000000" w:themeColor="text1"/>
+          <w:sz w:val="28"/>
+          <w:szCs w:val="28"/>
+        </w:rPr>
+        <w:t>.</w:t>
+      </w:r>
+      <w:r>
+        <w:rPr>
+          <w:rFonts w:ascii="Times New Roman" w:hAnsi="Times New Roman" w:cs="Times New Roman"/>
+          <w:color w:val="000000" w:themeColor="text1"/>
+          <w:sz w:val="28"/>
+          <w:szCs w:val="28"/>
+        </w:rPr>
+        <w:t xml:space="preserve"> </w:t>
       </w:r>
       <w:r>
         <w:rPr>
@@ -3170,7 +2983,25 @@
           <w:sz w:val="28"/>
           <w:szCs w:val="28"/>
         </w:rPr>
-        <w:t xml:space="preserve">Long Question Answer </w:t>
+        <w:t>Long Question Answer</w:t>
+      </w:r>
+      <w:r>
+        <w:rPr>
+          <w:rFonts w:ascii="Times New Roman" w:hAnsi="Times New Roman" w:cs="Times New Roman"/>
+          <w:color w:val="000000" w:themeColor="text1"/>
+          <w:sz w:val="28"/>
+          <w:szCs w:val="28"/>
+        </w:rPr>
+        <w:t>.</w:t>
+      </w:r>
+      <w:r>
+        <w:rPr>
+          <w:rFonts w:ascii="Times New Roman" w:hAnsi="Times New Roman" w:cs="Times New Roman"/>
+          <w:color w:val="000000" w:themeColor="text1"/>
+          <w:sz w:val="28"/>
+          <w:szCs w:val="28"/>
+        </w:rPr>
+        <w:t xml:space="preserve"> </w:t>
       </w:r>
       <w:r>
         <w:rPr>
@@ -3235,27 +3066,7 @@
           <w:sz w:val="28"/>
           <w:szCs w:val="28"/>
         </w:rPr>
-        <w:t xml:space="preserve">a. Draw a picture of the national flag and </w:t>
-      </w:r>
-      <w:proofErr w:type="spellStart"/>
-      <w:r>
-        <w:rPr>
-          <w:rFonts w:ascii="Times New Roman" w:hAnsi="Times New Roman" w:cs="Times New Roman"/>
-          <w:color w:val="000000" w:themeColor="text1"/>
-          <w:sz w:val="28"/>
-          <w:szCs w:val="28"/>
-        </w:rPr>
-        <w:t>colour</w:t>
-      </w:r>
-      <w:proofErr w:type="spellEnd"/>
-      <w:r>
-        <w:rPr>
-          <w:rFonts w:ascii="Times New Roman" w:hAnsi="Times New Roman" w:cs="Times New Roman"/>
-          <w:color w:val="000000" w:themeColor="text1"/>
-          <w:sz w:val="28"/>
-          <w:szCs w:val="28"/>
-        </w:rPr>
-        <w:t xml:space="preserve"> it.</w:t>
+        <w:t>a. Draw a picture of the national flag and colour it.</w:t>
       </w:r>
     </w:p>
     <w:p>
